--- a/DOCUMENT/7_Chapter4_SystemDesignAndDevelopment.docx
+++ b/DOCUMENT/7_Chapter4_SystemDesignAndDevelopment.docx
@@ -1,6 +1,6 @@
 
 <file path=word/document.xml><?xml version="1.0" encoding="utf-8"?>
-<w:document xmlns:wpc="http://schemas.microsoft.com/office/word/2010/wordprocessingCanvas" xmlns:cx="http://schemas.microsoft.com/office/drawing/2014/chartex" xmlns:cx1="http://schemas.microsoft.com/office/drawing/2015/9/8/chartex" xmlns:cx2="http://schemas.microsoft.com/office/drawing/2015/10/21/chartex" xmlns:cx3="http://schemas.microsoft.com/office/drawing/2016/5/9/chartex" xmlns:cx4="http://schemas.microsoft.com/office/drawing/2016/5/10/chartex" xmlns:cx5="http://schemas.microsoft.com/office/drawing/2016/5/11/chartex" xmlns:cx6="http://schemas.microsoft.com/office/drawing/2016/5/12/chartex" xmlns:cx7="http://schemas.microsoft.com/office/drawing/2016/5/13/chartex" xmlns:cx8="http://schemas.microsoft.com/office/drawing/2016/5/14/chartex" xmlns:mc="http://schemas.openxmlformats.org/markup-compatibility/2006" xmlns:aink="http://schemas.microsoft.com/office/drawing/2016/ink" xmlns:am3d="http://schemas.microsoft.com/office/drawing/2017/model3d" xmlns:o="urn:schemas-microsoft-com:office:office" xmlns:oel="http://schemas.microsoft.com/office/2019/extlst" xmlns:r="http://schemas.openxmlformats.org/officeDocument/2006/relationships" xmlns:m="http://schemas.openxmlformats.org/officeDocument/2006/math" xmlns:v="urn:schemas-microsoft-com:vml" xmlns:wp14="http://schemas.microsoft.com/office/word/2010/wordprocessingDrawing" xmlns:wp="http://schemas.openxmlformats.org/drawingml/2006/wordprocessingDrawing" xmlns:w10="urn:schemas-microsoft-com:office:word" xmlns:w="http://schemas.openxmlformats.org/wordprocessingml/2006/main" xmlns:w14="http://schemas.microsoft.com/office/word/2010/wordml" xmlns:w15="http://schemas.microsoft.com/office/word/2012/wordml" xmlns:w16cei="http://schemas.microsoft.com/office/word/2026/wordml/cei" xmlns:w16cex="http://schemas.microsoft.com/office/word/2018/wordml/cex" xmlns:w16cid="http://schemas.microsoft.com/office/word/2016/wordml/cid" xmlns:w16="http://schemas.microsoft.com/office/word/2018/wordml" xmlns:w16du="http://schemas.microsoft.com/office/word/2023/wordml/word16du" xmlns:w16sdtdh="http://schemas.microsoft.com/office/word/2020/wordml/sdtdatahash" xmlns:w16sdtfl="http://schemas.microsoft.com/office/word/2024/wordml/sdtformatlock" xmlns:w16se="http://schemas.microsoft.com/office/word/2015/wordml/symex" xmlns:wpg="http://schemas.microsoft.com/office/word/2010/wordprocessingGroup" xmlns:wpi="http://schemas.microsoft.com/office/word/2010/wordprocessingInk" xmlns:wne="http://schemas.microsoft.com/office/word/2006/wordml" xmlns:wps="http://schemas.microsoft.com/office/word/2010/wordprocessingShape" mc:Ignorable="w14 w15 w16se w16cid w16 w16cex w16sdtdh w16sdtfl w16du wp14">
+<w:document xmlns:wpc="http://schemas.microsoft.com/office/word/2010/wordprocessingCanvas" xmlns:cx="http://schemas.microsoft.com/office/drawing/2014/chartex" xmlns:cx1="http://schemas.microsoft.com/office/drawing/2015/9/8/chartex" xmlns:cx2="http://schemas.microsoft.com/office/drawing/2015/10/21/chartex" xmlns:cx3="http://schemas.microsoft.com/office/drawing/2016/5/9/chartex" xmlns:cx4="http://schemas.microsoft.com/office/drawing/2016/5/10/chartex" xmlns:cx5="http://schemas.microsoft.com/office/drawing/2016/5/11/chartex" xmlns:cx6="http://schemas.microsoft.com/office/drawing/2016/5/12/chartex" xmlns:cx7="http://schemas.microsoft.com/office/drawing/2016/5/13/chartex" xmlns:cx8="http://schemas.microsoft.com/office/drawing/2016/5/14/chartex" xmlns:mc="http://schemas.openxmlformats.org/markup-compatibility/2006" xmlns:aink="http://schemas.microsoft.com/office/drawing/2016/ink" xmlns:am3d="http://schemas.microsoft.com/office/drawing/2017/model3d" xmlns:o="urn:schemas-microsoft-com:office:office" xmlns:oel="http://schemas.microsoft.com/office/2019/extlst" xmlns:r="http://schemas.openxmlformats.org/officeDocument/2006/relationships" xmlns:m="http://schemas.openxmlformats.org/officeDocument/2006/math" xmlns:v="urn:schemas-microsoft-com:vml" xmlns:wp14="http://schemas.microsoft.com/office/word/2010/wordprocessingDrawing" xmlns:wp="http://schemas.openxmlformats.org/drawingml/2006/wordprocessingDrawing" xmlns:w10="urn:schemas-microsoft-com:office:word" xmlns:w="http://schemas.openxmlformats.org/wordprocessingml/2006/main" xmlns:w14="http://schemas.microsoft.com/office/word/2010/wordml" xmlns:w15="http://schemas.microsoft.com/office/word/2012/wordml" xmlns:w16cex="http://schemas.microsoft.com/office/word/2018/wordml/cex" xmlns:w16cid="http://schemas.microsoft.com/office/word/2016/wordml/cid" xmlns:w16="http://schemas.microsoft.com/office/word/2018/wordml" xmlns:w16du="http://schemas.microsoft.com/office/word/2023/wordml/word16du" xmlns:w16sdtdh="http://schemas.microsoft.com/office/word/2020/wordml/sdtdatahash" xmlns:w16sdtfl="http://schemas.microsoft.com/office/word/2024/wordml/sdtformatlock" xmlns:w16se="http://schemas.microsoft.com/office/word/2015/wordml/symex" xmlns:wpg="http://schemas.microsoft.com/office/word/2010/wordprocessingGroup" xmlns:wpi="http://schemas.microsoft.com/office/word/2010/wordprocessingInk" xmlns:wne="http://schemas.microsoft.com/office/word/2006/wordml" xmlns:wps="http://schemas.microsoft.com/office/word/2010/wordprocessingShape" mc:Ignorable="w14 w15 w16se w16cid w16 w16cex w16sdtdh w16sdtfl w16du wp14">
   <w:body>
     <w:p>
       <w:pPr>
@@ -51,27 +51,7 @@
           <w:color w:val="B91C1C"/>
           <w:sz w:val="28"/>
         </w:rPr>
-        <w:t xml:space="preserve">4.1 </w:t>
-      </w:r>
-      <w:proofErr w:type="gramStart"/>
-      <w:r>
-        <w:rPr>
-          <w:rFonts w:asciiTheme="majorHAnsi" w:hAnsiTheme="majorHAnsi" w:cstheme="majorHAnsi"/>
-          <w:b/>
-          <w:color w:val="B91C1C"/>
-          <w:sz w:val="28"/>
-        </w:rPr>
-        <w:t>Time Line</w:t>
-      </w:r>
-      <w:proofErr w:type="gramEnd"/>
-      <w:r>
-        <w:rPr>
-          <w:rFonts w:asciiTheme="majorHAnsi" w:hAnsiTheme="majorHAnsi" w:cstheme="majorHAnsi"/>
-          <w:b/>
-          <w:color w:val="B91C1C"/>
-          <w:sz w:val="28"/>
-        </w:rPr>
-        <w:t xml:space="preserve"> Chart (Gantt Chart)</w:t>
+        <w:t>4.1 Time Line Chart (Gantt Chart)</w:t>
       </w:r>
     </w:p>
     <w:tbl>
@@ -394,7 +374,7 @@
       <w:tr>
         <w:trPr>
           <w:cantSplit/>
-          <w:trHeight w:val="815"/>
+          <w:trHeight w:val="908"/>
           <w:jc w:val="center"/>
         </w:trPr>
         <w:tc>
@@ -3433,19 +3413,19 @@
         <w:tblLook w:val="04A0" w:firstRow="1" w:lastRow="0" w:firstColumn="1" w:lastColumn="0" w:noHBand="0" w:noVBand="1"/>
       </w:tblPr>
       <w:tblGrid>
-        <w:gridCol w:w="1156"/>
-        <w:gridCol w:w="1724"/>
-        <w:gridCol w:w="2326"/>
-        <w:gridCol w:w="2970"/>
+        <w:gridCol w:w="1165"/>
+        <w:gridCol w:w="1737"/>
+        <w:gridCol w:w="2344"/>
+        <w:gridCol w:w="2993"/>
       </w:tblGrid>
       <w:tr>
         <w:trPr>
-          <w:trHeight w:val="467"/>
+          <w:trHeight w:val="451"/>
           <w:jc w:val="center"/>
         </w:trPr>
         <w:tc>
           <w:tcPr>
-            <w:tcW w:w="1156" w:type="dxa"/>
+            <w:tcW w:w="1165" w:type="dxa"/>
             <w:tcBorders>
               <w:top w:val="single" w:sz="4" w:space="0" w:color="999999"/>
               <w:left w:val="single" w:sz="4" w:space="0" w:color="999999"/>
@@ -3482,7 +3462,7 @@
         </w:tc>
         <w:tc>
           <w:tcPr>
-            <w:tcW w:w="1724" w:type="dxa"/>
+            <w:tcW w:w="1737" w:type="dxa"/>
             <w:tcBorders>
               <w:top w:val="single" w:sz="4" w:space="0" w:color="999999"/>
               <w:left w:val="single" w:sz="4" w:space="0" w:color="999999"/>
@@ -3519,7 +3499,7 @@
         </w:tc>
         <w:tc>
           <w:tcPr>
-            <w:tcW w:w="2326" w:type="dxa"/>
+            <w:tcW w:w="2344" w:type="dxa"/>
             <w:tcBorders>
               <w:top w:val="single" w:sz="4" w:space="0" w:color="999999"/>
               <w:left w:val="single" w:sz="4" w:space="0" w:color="999999"/>
@@ -3556,7 +3536,7 @@
         </w:tc>
         <w:tc>
           <w:tcPr>
-            <w:tcW w:w="2970" w:type="dxa"/>
+            <w:tcW w:w="2993" w:type="dxa"/>
             <w:tcBorders>
               <w:top w:val="single" w:sz="4" w:space="0" w:color="999999"/>
               <w:left w:val="single" w:sz="4" w:space="0" w:color="999999"/>
@@ -3594,11 +3574,12 @@
       </w:tr>
       <w:tr>
         <w:trPr>
+          <w:trHeight w:val="247"/>
           <w:jc w:val="center"/>
         </w:trPr>
         <w:tc>
           <w:tcPr>
-            <w:tcW w:w="1156" w:type="dxa"/>
+            <w:tcW w:w="1165" w:type="dxa"/>
             <w:tcBorders>
               <w:top w:val="single" w:sz="4" w:space="0" w:color="999999"/>
               <w:left w:val="single" w:sz="4" w:space="0" w:color="999999"/>
@@ -3624,7 +3605,6 @@
                 <w:szCs w:val="21"/>
               </w:rPr>
             </w:pPr>
-            <w:proofErr w:type="spellStart"/>
             <w:r>
               <w:rPr>
                 <w:rFonts w:asciiTheme="majorHAnsi" w:hAnsiTheme="majorHAnsi" w:cstheme="majorHAnsi"/>
@@ -3633,12 +3613,11 @@
               </w:rPr>
               <w:t>user_id</w:t>
             </w:r>
-            <w:proofErr w:type="spellEnd"/>
-          </w:p>
-        </w:tc>
-        <w:tc>
-          <w:tcPr>
-            <w:tcW w:w="1724" w:type="dxa"/>
+          </w:p>
+        </w:tc>
+        <w:tc>
+          <w:tcPr>
+            <w:tcW w:w="1737" w:type="dxa"/>
             <w:tcBorders>
               <w:top w:val="single" w:sz="4" w:space="0" w:color="999999"/>
               <w:left w:val="single" w:sz="4" w:space="0" w:color="999999"/>
@@ -3676,7 +3655,7 @@
         </w:tc>
         <w:tc>
           <w:tcPr>
-            <w:tcW w:w="2326" w:type="dxa"/>
+            <w:tcW w:w="2344" w:type="dxa"/>
             <w:tcBorders>
               <w:top w:val="single" w:sz="4" w:space="0" w:color="999999"/>
               <w:left w:val="single" w:sz="4" w:space="0" w:color="999999"/>
@@ -3714,7 +3693,7 @@
         </w:tc>
         <w:tc>
           <w:tcPr>
-            <w:tcW w:w="2970" w:type="dxa"/>
+            <w:tcW w:w="2993" w:type="dxa"/>
             <w:tcBorders>
               <w:top w:val="single" w:sz="4" w:space="0" w:color="999999"/>
               <w:left w:val="single" w:sz="4" w:space="0" w:color="999999"/>
@@ -3753,11 +3732,12 @@
       </w:tr>
       <w:tr>
         <w:trPr>
+          <w:trHeight w:val="247"/>
           <w:jc w:val="center"/>
         </w:trPr>
         <w:tc>
           <w:tcPr>
-            <w:tcW w:w="1156" w:type="dxa"/>
+            <w:tcW w:w="1165" w:type="dxa"/>
             <w:tcBorders>
               <w:top w:val="single" w:sz="4" w:space="0" w:color="999999"/>
               <w:left w:val="single" w:sz="4" w:space="0" w:color="999999"/>
@@ -3783,7 +3763,6 @@
                 <w:szCs w:val="21"/>
               </w:rPr>
             </w:pPr>
-            <w:proofErr w:type="spellStart"/>
             <w:r>
               <w:rPr>
                 <w:rFonts w:asciiTheme="majorHAnsi" w:hAnsiTheme="majorHAnsi" w:cstheme="majorHAnsi"/>
@@ -3792,12 +3771,11 @@
               </w:rPr>
               <w:t>user_email</w:t>
             </w:r>
-            <w:proofErr w:type="spellEnd"/>
-          </w:p>
-        </w:tc>
-        <w:tc>
-          <w:tcPr>
-            <w:tcW w:w="1724" w:type="dxa"/>
+          </w:p>
+        </w:tc>
+        <w:tc>
+          <w:tcPr>
+            <w:tcW w:w="1737" w:type="dxa"/>
             <w:tcBorders>
               <w:top w:val="single" w:sz="4" w:space="0" w:color="999999"/>
               <w:left w:val="single" w:sz="4" w:space="0" w:color="999999"/>
@@ -3843,7 +3821,7 @@
         </w:tc>
         <w:tc>
           <w:tcPr>
-            <w:tcW w:w="2326" w:type="dxa"/>
+            <w:tcW w:w="2344" w:type="dxa"/>
             <w:tcBorders>
               <w:top w:val="single" w:sz="4" w:space="0" w:color="999999"/>
               <w:left w:val="single" w:sz="4" w:space="0" w:color="999999"/>
@@ -3881,7 +3859,7 @@
         </w:tc>
         <w:tc>
           <w:tcPr>
-            <w:tcW w:w="2970" w:type="dxa"/>
+            <w:tcW w:w="2993" w:type="dxa"/>
             <w:tcBorders>
               <w:top w:val="single" w:sz="4" w:space="0" w:color="999999"/>
               <w:left w:val="single" w:sz="4" w:space="0" w:color="999999"/>
@@ -3920,11 +3898,12 @@
       </w:tr>
       <w:tr>
         <w:trPr>
+          <w:trHeight w:val="247"/>
           <w:jc w:val="center"/>
         </w:trPr>
         <w:tc>
           <w:tcPr>
-            <w:tcW w:w="1156" w:type="dxa"/>
+            <w:tcW w:w="1165" w:type="dxa"/>
             <w:tcBorders>
               <w:top w:val="single" w:sz="4" w:space="0" w:color="999999"/>
               <w:left w:val="single" w:sz="4" w:space="0" w:color="999999"/>
@@ -3962,7 +3941,7 @@
         </w:tc>
         <w:tc>
           <w:tcPr>
-            <w:tcW w:w="1724" w:type="dxa"/>
+            <w:tcW w:w="1737" w:type="dxa"/>
             <w:tcBorders>
               <w:top w:val="single" w:sz="4" w:space="0" w:color="999999"/>
               <w:left w:val="single" w:sz="4" w:space="0" w:color="999999"/>
@@ -4008,7 +3987,7 @@
         </w:tc>
         <w:tc>
           <w:tcPr>
-            <w:tcW w:w="2326" w:type="dxa"/>
+            <w:tcW w:w="2344" w:type="dxa"/>
             <w:tcBorders>
               <w:top w:val="single" w:sz="4" w:space="0" w:color="999999"/>
               <w:left w:val="single" w:sz="4" w:space="0" w:color="999999"/>
@@ -4046,7 +4025,7 @@
         </w:tc>
         <w:tc>
           <w:tcPr>
-            <w:tcW w:w="2970" w:type="dxa"/>
+            <w:tcW w:w="2993" w:type="dxa"/>
             <w:tcBorders>
               <w:top w:val="single" w:sz="4" w:space="0" w:color="999999"/>
               <w:left w:val="single" w:sz="4" w:space="0" w:color="999999"/>
@@ -4085,11 +4064,12 @@
       </w:tr>
       <w:tr>
         <w:trPr>
+          <w:trHeight w:val="247"/>
           <w:jc w:val="center"/>
         </w:trPr>
         <w:tc>
           <w:tcPr>
-            <w:tcW w:w="1156" w:type="dxa"/>
+            <w:tcW w:w="1165" w:type="dxa"/>
             <w:tcBorders>
               <w:top w:val="single" w:sz="4" w:space="0" w:color="999999"/>
               <w:left w:val="single" w:sz="4" w:space="0" w:color="999999"/>
@@ -4128,7 +4108,7 @@
         </w:tc>
         <w:tc>
           <w:tcPr>
-            <w:tcW w:w="1724" w:type="dxa"/>
+            <w:tcW w:w="1737" w:type="dxa"/>
             <w:tcBorders>
               <w:top w:val="single" w:sz="4" w:space="0" w:color="999999"/>
               <w:left w:val="single" w:sz="4" w:space="0" w:color="999999"/>
@@ -4174,7 +4154,7 @@
         </w:tc>
         <w:tc>
           <w:tcPr>
-            <w:tcW w:w="2326" w:type="dxa"/>
+            <w:tcW w:w="2344" w:type="dxa"/>
             <w:tcBorders>
               <w:top w:val="single" w:sz="4" w:space="0" w:color="999999"/>
               <w:left w:val="single" w:sz="4" w:space="0" w:color="999999"/>
@@ -4212,7 +4192,7 @@
         </w:tc>
         <w:tc>
           <w:tcPr>
-            <w:tcW w:w="2970" w:type="dxa"/>
+            <w:tcW w:w="2993" w:type="dxa"/>
             <w:tcBorders>
               <w:top w:val="single" w:sz="4" w:space="0" w:color="999999"/>
               <w:left w:val="single" w:sz="4" w:space="0" w:color="999999"/>
@@ -4251,11 +4231,12 @@
       </w:tr>
       <w:tr>
         <w:trPr>
+          <w:trHeight w:val="494"/>
           <w:jc w:val="center"/>
         </w:trPr>
         <w:tc>
           <w:tcPr>
-            <w:tcW w:w="1156" w:type="dxa"/>
+            <w:tcW w:w="1165" w:type="dxa"/>
             <w:tcBorders>
               <w:top w:val="single" w:sz="4" w:space="0" w:color="999999"/>
               <w:left w:val="single" w:sz="4" w:space="0" w:color="999999"/>
@@ -4293,7 +4274,7 @@
         </w:tc>
         <w:tc>
           <w:tcPr>
-            <w:tcW w:w="1724" w:type="dxa"/>
+            <w:tcW w:w="1737" w:type="dxa"/>
             <w:tcBorders>
               <w:top w:val="single" w:sz="4" w:space="0" w:color="999999"/>
               <w:left w:val="single" w:sz="4" w:space="0" w:color="999999"/>
@@ -4331,7 +4312,7 @@
         </w:tc>
         <w:tc>
           <w:tcPr>
-            <w:tcW w:w="2326" w:type="dxa"/>
+            <w:tcW w:w="2344" w:type="dxa"/>
             <w:tcBorders>
               <w:top w:val="single" w:sz="4" w:space="0" w:color="999999"/>
               <w:left w:val="single" w:sz="4" w:space="0" w:color="999999"/>
@@ -4369,7 +4350,7 @@
         </w:tc>
         <w:tc>
           <w:tcPr>
-            <w:tcW w:w="2970" w:type="dxa"/>
+            <w:tcW w:w="2993" w:type="dxa"/>
             <w:tcBorders>
               <w:top w:val="single" w:sz="4" w:space="0" w:color="999999"/>
               <w:left w:val="single" w:sz="4" w:space="0" w:color="999999"/>
@@ -4408,11 +4389,12 @@
       </w:tr>
       <w:tr>
         <w:trPr>
+          <w:trHeight w:val="494"/>
           <w:jc w:val="center"/>
         </w:trPr>
         <w:tc>
           <w:tcPr>
-            <w:tcW w:w="1156" w:type="dxa"/>
+            <w:tcW w:w="1165" w:type="dxa"/>
             <w:tcBorders>
               <w:top w:val="single" w:sz="4" w:space="0" w:color="999999"/>
               <w:left w:val="single" w:sz="4" w:space="0" w:color="999999"/>
@@ -4450,7 +4432,7 @@
         </w:tc>
         <w:tc>
           <w:tcPr>
-            <w:tcW w:w="1724" w:type="dxa"/>
+            <w:tcW w:w="1737" w:type="dxa"/>
             <w:tcBorders>
               <w:top w:val="single" w:sz="4" w:space="0" w:color="999999"/>
               <w:left w:val="single" w:sz="4" w:space="0" w:color="999999"/>
@@ -4488,7 +4470,7 @@
         </w:tc>
         <w:tc>
           <w:tcPr>
-            <w:tcW w:w="2326" w:type="dxa"/>
+            <w:tcW w:w="2344" w:type="dxa"/>
             <w:tcBorders>
               <w:top w:val="single" w:sz="4" w:space="0" w:color="999999"/>
               <w:left w:val="single" w:sz="4" w:space="0" w:color="999999"/>
@@ -4526,7 +4508,7 @@
         </w:tc>
         <w:tc>
           <w:tcPr>
-            <w:tcW w:w="2970" w:type="dxa"/>
+            <w:tcW w:w="2993" w:type="dxa"/>
             <w:tcBorders>
               <w:top w:val="single" w:sz="4" w:space="0" w:color="999999"/>
               <w:left w:val="single" w:sz="4" w:space="0" w:color="999999"/>
@@ -4565,11 +4547,12 @@
       </w:tr>
       <w:tr>
         <w:trPr>
+          <w:trHeight w:val="494"/>
           <w:jc w:val="center"/>
         </w:trPr>
         <w:tc>
           <w:tcPr>
-            <w:tcW w:w="1156" w:type="dxa"/>
+            <w:tcW w:w="1165" w:type="dxa"/>
             <w:tcBorders>
               <w:top w:val="single" w:sz="4" w:space="0" w:color="999999"/>
               <w:left w:val="single" w:sz="4" w:space="0" w:color="999999"/>
@@ -4595,7 +4578,6 @@
                 <w:szCs w:val="21"/>
               </w:rPr>
             </w:pPr>
-            <w:proofErr w:type="spellStart"/>
             <w:r>
               <w:rPr>
                 <w:rFonts w:asciiTheme="majorHAnsi" w:hAnsiTheme="majorHAnsi" w:cstheme="majorHAnsi"/>
@@ -4604,12 +4586,11 @@
               </w:rPr>
               <w:t>providerId</w:t>
             </w:r>
-            <w:proofErr w:type="spellEnd"/>
-          </w:p>
-        </w:tc>
-        <w:tc>
-          <w:tcPr>
-            <w:tcW w:w="1724" w:type="dxa"/>
+          </w:p>
+        </w:tc>
+        <w:tc>
+          <w:tcPr>
+            <w:tcW w:w="1737" w:type="dxa"/>
             <w:tcBorders>
               <w:top w:val="single" w:sz="4" w:space="0" w:color="999999"/>
               <w:left w:val="single" w:sz="4" w:space="0" w:color="999999"/>
@@ -4655,7 +4636,7 @@
         </w:tc>
         <w:tc>
           <w:tcPr>
-            <w:tcW w:w="2326" w:type="dxa"/>
+            <w:tcW w:w="2344" w:type="dxa"/>
             <w:tcBorders>
               <w:top w:val="single" w:sz="4" w:space="0" w:color="999999"/>
               <w:left w:val="single" w:sz="4" w:space="0" w:color="999999"/>
@@ -4693,7 +4674,7 @@
         </w:tc>
         <w:tc>
           <w:tcPr>
-            <w:tcW w:w="2970" w:type="dxa"/>
+            <w:tcW w:w="2993" w:type="dxa"/>
             <w:tcBorders>
               <w:top w:val="single" w:sz="4" w:space="0" w:color="999999"/>
               <w:left w:val="single" w:sz="4" w:space="0" w:color="999999"/>
@@ -4732,11 +4713,12 @@
       </w:tr>
       <w:tr>
         <w:trPr>
+          <w:trHeight w:val="494"/>
           <w:jc w:val="center"/>
         </w:trPr>
         <w:tc>
           <w:tcPr>
-            <w:tcW w:w="1156" w:type="dxa"/>
+            <w:tcW w:w="1165" w:type="dxa"/>
             <w:tcBorders>
               <w:top w:val="single" w:sz="4" w:space="0" w:color="999999"/>
               <w:left w:val="single" w:sz="4" w:space="0" w:color="999999"/>
@@ -4762,7 +4744,6 @@
                 <w:szCs w:val="21"/>
               </w:rPr>
             </w:pPr>
-            <w:proofErr w:type="spellStart"/>
             <w:r>
               <w:rPr>
                 <w:rFonts w:asciiTheme="majorHAnsi" w:hAnsiTheme="majorHAnsi" w:cstheme="majorHAnsi"/>
@@ -4771,12 +4752,11 @@
               </w:rPr>
               <w:t>createdAt</w:t>
             </w:r>
-            <w:proofErr w:type="spellEnd"/>
-          </w:p>
-        </w:tc>
-        <w:tc>
-          <w:tcPr>
-            <w:tcW w:w="1724" w:type="dxa"/>
+          </w:p>
+        </w:tc>
+        <w:tc>
+          <w:tcPr>
+            <w:tcW w:w="1737" w:type="dxa"/>
             <w:tcBorders>
               <w:top w:val="single" w:sz="4" w:space="0" w:color="999999"/>
               <w:left w:val="single" w:sz="4" w:space="0" w:color="999999"/>
@@ -4814,7 +4794,7 @@
         </w:tc>
         <w:tc>
           <w:tcPr>
-            <w:tcW w:w="2326" w:type="dxa"/>
+            <w:tcW w:w="2344" w:type="dxa"/>
             <w:tcBorders>
               <w:top w:val="single" w:sz="4" w:space="0" w:color="999999"/>
               <w:left w:val="single" w:sz="4" w:space="0" w:color="999999"/>
@@ -4852,7 +4832,7 @@
         </w:tc>
         <w:tc>
           <w:tcPr>
-            <w:tcW w:w="2970" w:type="dxa"/>
+            <w:tcW w:w="2993" w:type="dxa"/>
             <w:tcBorders>
               <w:top w:val="single" w:sz="4" w:space="0" w:color="999999"/>
               <w:left w:val="single" w:sz="4" w:space="0" w:color="999999"/>
@@ -4891,11 +4871,12 @@
       </w:tr>
       <w:tr>
         <w:trPr>
+          <w:trHeight w:val="505"/>
           <w:jc w:val="center"/>
         </w:trPr>
         <w:tc>
           <w:tcPr>
-            <w:tcW w:w="1156" w:type="dxa"/>
+            <w:tcW w:w="1165" w:type="dxa"/>
             <w:tcBorders>
               <w:top w:val="single" w:sz="4" w:space="0" w:color="999999"/>
               <w:left w:val="single" w:sz="4" w:space="0" w:color="999999"/>
@@ -4921,7 +4902,6 @@
                 <w:szCs w:val="21"/>
               </w:rPr>
             </w:pPr>
-            <w:proofErr w:type="spellStart"/>
             <w:r>
               <w:rPr>
                 <w:rFonts w:asciiTheme="majorHAnsi" w:hAnsiTheme="majorHAnsi" w:cstheme="majorHAnsi"/>
@@ -4930,12 +4910,11 @@
               </w:rPr>
               <w:t>updatedAt</w:t>
             </w:r>
-            <w:proofErr w:type="spellEnd"/>
-          </w:p>
-        </w:tc>
-        <w:tc>
-          <w:tcPr>
-            <w:tcW w:w="1724" w:type="dxa"/>
+          </w:p>
+        </w:tc>
+        <w:tc>
+          <w:tcPr>
+            <w:tcW w:w="1737" w:type="dxa"/>
             <w:tcBorders>
               <w:top w:val="single" w:sz="4" w:space="0" w:color="999999"/>
               <w:left w:val="single" w:sz="4" w:space="0" w:color="999999"/>
@@ -4973,7 +4952,7 @@
         </w:tc>
         <w:tc>
           <w:tcPr>
-            <w:tcW w:w="2326" w:type="dxa"/>
+            <w:tcW w:w="2344" w:type="dxa"/>
             <w:tcBorders>
               <w:top w:val="single" w:sz="4" w:space="0" w:color="999999"/>
               <w:left w:val="single" w:sz="4" w:space="0" w:color="999999"/>
@@ -5011,7 +4990,7 @@
         </w:tc>
         <w:tc>
           <w:tcPr>
-            <w:tcW w:w="2970" w:type="dxa"/>
+            <w:tcW w:w="2993" w:type="dxa"/>
             <w:tcBorders>
               <w:top w:val="single" w:sz="4" w:space="0" w:color="999999"/>
               <w:left w:val="single" w:sz="4" w:space="0" w:color="999999"/>
@@ -5084,19 +5063,19 @@
         <w:tblLook w:val="04A0" w:firstRow="1" w:lastRow="0" w:firstColumn="1" w:lastColumn="0" w:noHBand="0" w:noVBand="1"/>
       </w:tblPr>
       <w:tblGrid>
-        <w:gridCol w:w="886"/>
-        <w:gridCol w:w="1710"/>
-        <w:gridCol w:w="1980"/>
-        <w:gridCol w:w="3344"/>
+        <w:gridCol w:w="900"/>
+        <w:gridCol w:w="1737"/>
+        <w:gridCol w:w="2012"/>
+        <w:gridCol w:w="3398"/>
       </w:tblGrid>
       <w:tr>
         <w:trPr>
-          <w:trHeight w:val="404"/>
+          <w:trHeight w:val="396"/>
           <w:jc w:val="center"/>
         </w:trPr>
         <w:tc>
           <w:tcPr>
-            <w:tcW w:w="886" w:type="dxa"/>
+            <w:tcW w:w="900" w:type="dxa"/>
             <w:tcBorders>
               <w:top w:val="single" w:sz="4" w:space="0" w:color="999999"/>
               <w:left w:val="single" w:sz="4" w:space="0" w:color="999999"/>
@@ -5133,7 +5112,7 @@
         </w:tc>
         <w:tc>
           <w:tcPr>
-            <w:tcW w:w="1710" w:type="dxa"/>
+            <w:tcW w:w="1737" w:type="dxa"/>
             <w:tcBorders>
               <w:top w:val="single" w:sz="4" w:space="0" w:color="999999"/>
               <w:left w:val="single" w:sz="4" w:space="0" w:color="999999"/>
@@ -5170,7 +5149,7 @@
         </w:tc>
         <w:tc>
           <w:tcPr>
-            <w:tcW w:w="1980" w:type="dxa"/>
+            <w:tcW w:w="2012" w:type="dxa"/>
             <w:tcBorders>
               <w:top w:val="single" w:sz="4" w:space="0" w:color="999999"/>
               <w:left w:val="single" w:sz="4" w:space="0" w:color="999999"/>
@@ -5207,7 +5186,7 @@
         </w:tc>
         <w:tc>
           <w:tcPr>
-            <w:tcW w:w="3344" w:type="dxa"/>
+            <w:tcW w:w="3398" w:type="dxa"/>
             <w:tcBorders>
               <w:top w:val="single" w:sz="4" w:space="0" w:color="999999"/>
               <w:left w:val="single" w:sz="4" w:space="0" w:color="999999"/>
@@ -5245,11 +5224,12 @@
       </w:tr>
       <w:tr>
         <w:trPr>
+          <w:trHeight w:val="251"/>
           <w:jc w:val="center"/>
         </w:trPr>
         <w:tc>
           <w:tcPr>
-            <w:tcW w:w="886" w:type="dxa"/>
+            <w:tcW w:w="900" w:type="dxa"/>
             <w:tcBorders>
               <w:top w:val="single" w:sz="4" w:space="0" w:color="999999"/>
               <w:left w:val="single" w:sz="4" w:space="0" w:color="999999"/>
@@ -5284,7 +5264,7 @@
         </w:tc>
         <w:tc>
           <w:tcPr>
-            <w:tcW w:w="1710" w:type="dxa"/>
+            <w:tcW w:w="1737" w:type="dxa"/>
             <w:tcBorders>
               <w:top w:val="single" w:sz="4" w:space="0" w:color="999999"/>
               <w:left w:val="single" w:sz="4" w:space="0" w:color="999999"/>
@@ -5319,7 +5299,7 @@
         </w:tc>
         <w:tc>
           <w:tcPr>
-            <w:tcW w:w="1980" w:type="dxa"/>
+            <w:tcW w:w="2012" w:type="dxa"/>
             <w:tcBorders>
               <w:top w:val="single" w:sz="4" w:space="0" w:color="999999"/>
               <w:left w:val="single" w:sz="4" w:space="0" w:color="999999"/>
@@ -5354,7 +5334,7 @@
         </w:tc>
         <w:tc>
           <w:tcPr>
-            <w:tcW w:w="3344" w:type="dxa"/>
+            <w:tcW w:w="3398" w:type="dxa"/>
             <w:tcBorders>
               <w:top w:val="single" w:sz="4" w:space="0" w:color="999999"/>
               <w:left w:val="single" w:sz="4" w:space="0" w:color="999999"/>
@@ -5390,11 +5370,12 @@
       </w:tr>
       <w:tr>
         <w:trPr>
+          <w:trHeight w:val="513"/>
           <w:jc w:val="center"/>
         </w:trPr>
         <w:tc>
           <w:tcPr>
-            <w:tcW w:w="886" w:type="dxa"/>
+            <w:tcW w:w="900" w:type="dxa"/>
             <w:tcBorders>
               <w:top w:val="single" w:sz="4" w:space="0" w:color="999999"/>
               <w:left w:val="single" w:sz="4" w:space="0" w:color="999999"/>
@@ -5429,7 +5410,7 @@
         </w:tc>
         <w:tc>
           <w:tcPr>
-            <w:tcW w:w="1710" w:type="dxa"/>
+            <w:tcW w:w="1737" w:type="dxa"/>
             <w:tcBorders>
               <w:top w:val="single" w:sz="4" w:space="0" w:color="999999"/>
               <w:left w:val="single" w:sz="4" w:space="0" w:color="999999"/>
@@ -5471,7 +5452,7 @@
         </w:tc>
         <w:tc>
           <w:tcPr>
-            <w:tcW w:w="1980" w:type="dxa"/>
+            <w:tcW w:w="2012" w:type="dxa"/>
             <w:tcBorders>
               <w:top w:val="single" w:sz="4" w:space="0" w:color="999999"/>
               <w:left w:val="single" w:sz="4" w:space="0" w:color="999999"/>
@@ -5505,7 +5486,7 @@
         </w:tc>
         <w:tc>
           <w:tcPr>
-            <w:tcW w:w="3344" w:type="dxa"/>
+            <w:tcW w:w="3398" w:type="dxa"/>
             <w:tcBorders>
               <w:top w:val="single" w:sz="4" w:space="0" w:color="999999"/>
               <w:left w:val="single" w:sz="4" w:space="0" w:color="999999"/>
@@ -5557,7 +5538,6 @@
         </w:rPr>
         <w:t xml:space="preserve">Table: </w:t>
       </w:r>
-      <w:proofErr w:type="spellStart"/>
       <w:r>
         <w:rPr>
           <w:rFonts w:asciiTheme="majorHAnsi" w:hAnsiTheme="majorHAnsi" w:cstheme="majorHAnsi"/>
@@ -5567,7 +5547,6 @@
         </w:rPr>
         <w:t>user_roles</w:t>
       </w:r>
-      <w:proofErr w:type="spellEnd"/>
     </w:p>
     <w:tbl>
       <w:tblPr>
@@ -5766,7 +5745,6 @@
                 <w:rFonts w:asciiTheme="majorHAnsi" w:hAnsiTheme="majorHAnsi" w:cstheme="majorHAnsi"/>
               </w:rPr>
             </w:pPr>
-            <w:proofErr w:type="spellStart"/>
             <w:r>
               <w:rPr>
                 <w:rFonts w:asciiTheme="majorHAnsi" w:hAnsiTheme="majorHAnsi" w:cstheme="majorHAnsi"/>
@@ -5774,7 +5752,6 @@
               </w:rPr>
               <w:t>user_id</w:t>
             </w:r>
-            <w:proofErr w:type="spellEnd"/>
           </w:p>
         </w:tc>
         <w:tc>
@@ -5803,7 +5780,6 @@
                 <w:rFonts w:asciiTheme="majorHAnsi" w:hAnsiTheme="majorHAnsi" w:cstheme="majorHAnsi"/>
               </w:rPr>
             </w:pPr>
-            <w:proofErr w:type="gramStart"/>
             <w:r>
               <w:rPr>
                 <w:rFonts w:asciiTheme="majorHAnsi" w:hAnsiTheme="majorHAnsi" w:cstheme="majorHAnsi"/>
@@ -5811,7 +5787,6 @@
               </w:rPr>
               <w:t>CHAR(</w:t>
             </w:r>
-            <w:proofErr w:type="gramEnd"/>
             <w:r>
               <w:rPr>
                 <w:rFonts w:asciiTheme="majorHAnsi" w:hAnsiTheme="majorHAnsi" w:cstheme="majorHAnsi"/>
@@ -5858,21 +5833,7 @@
               <w:rPr>
                 <w:rFonts w:asciiTheme="majorHAnsi" w:hAnsiTheme="majorHAnsi" w:cstheme="majorHAnsi"/>
               </w:rPr>
-              <w:t>PK, FK → users(</w:t>
-            </w:r>
-            <w:proofErr w:type="spellStart"/>
-            <w:r>
-              <w:rPr>
-                <w:rFonts w:asciiTheme="majorHAnsi" w:hAnsiTheme="majorHAnsi" w:cstheme="majorHAnsi"/>
-              </w:rPr>
-              <w:t>user_id</w:t>
-            </w:r>
-            <w:proofErr w:type="spellEnd"/>
-            <w:r>
-              <w:rPr>
-                <w:rFonts w:asciiTheme="majorHAnsi" w:hAnsiTheme="majorHAnsi" w:cstheme="majorHAnsi"/>
-              </w:rPr>
-              <w:t>)</w:t>
+              <w:t>PK, FK → users(user_id)</w:t>
             </w:r>
           </w:p>
         </w:tc>
@@ -5942,7 +5903,6 @@
                 <w:rFonts w:asciiTheme="majorHAnsi" w:hAnsiTheme="majorHAnsi" w:cstheme="majorHAnsi"/>
               </w:rPr>
             </w:pPr>
-            <w:proofErr w:type="spellStart"/>
             <w:r>
               <w:rPr>
                 <w:rFonts w:asciiTheme="majorHAnsi" w:hAnsiTheme="majorHAnsi" w:cstheme="majorHAnsi"/>
@@ -5950,7 +5910,6 @@
               </w:rPr>
               <w:t>role_id</w:t>
             </w:r>
-            <w:proofErr w:type="spellEnd"/>
           </w:p>
         </w:tc>
         <w:tc>
@@ -5979,21 +5938,12 @@
                 <w:rFonts w:asciiTheme="majorHAnsi" w:hAnsiTheme="majorHAnsi" w:cstheme="majorHAnsi"/>
               </w:rPr>
             </w:pPr>
-            <w:proofErr w:type="gramStart"/>
-            <w:r>
-              <w:rPr>
-                <w:rFonts w:asciiTheme="majorHAnsi" w:hAnsiTheme="majorHAnsi" w:cstheme="majorHAnsi"/>
-                <w:sz w:val="21"/>
-              </w:rPr>
-              <w:t>CHAR(</w:t>
-            </w:r>
-            <w:proofErr w:type="gramEnd"/>
-            <w:r>
-              <w:rPr>
-                <w:rFonts w:asciiTheme="majorHAnsi" w:hAnsiTheme="majorHAnsi" w:cstheme="majorHAnsi"/>
-                <w:sz w:val="21"/>
-              </w:rPr>
-              <w:t>36)</w:t>
+            <w:r>
+              <w:rPr>
+                <w:rFonts w:asciiTheme="majorHAnsi" w:hAnsiTheme="majorHAnsi" w:cstheme="majorHAnsi"/>
+                <w:sz w:val="21"/>
+              </w:rPr>
+              <w:t>CHAR(36)</w:t>
             </w:r>
           </w:p>
         </w:tc>
@@ -6088,7 +6038,6 @@
         </w:rPr>
         <w:t xml:space="preserve">Table: </w:t>
       </w:r>
-      <w:proofErr w:type="spellStart"/>
       <w:r>
         <w:rPr>
           <w:rFonts w:asciiTheme="majorHAnsi" w:hAnsiTheme="majorHAnsi" w:cstheme="majorHAnsi"/>
@@ -6098,7 +6047,6 @@
         </w:rPr>
         <w:t>yt_video</w:t>
       </w:r>
-      <w:proofErr w:type="spellEnd"/>
     </w:p>
     <w:tbl>
       <w:tblPr>
@@ -6108,19 +6056,19 @@
         <w:tblLook w:val="04A0" w:firstRow="1" w:lastRow="0" w:firstColumn="1" w:lastColumn="0" w:noHBand="0" w:noVBand="1"/>
       </w:tblPr>
       <w:tblGrid>
-        <w:gridCol w:w="1284"/>
-        <w:gridCol w:w="1530"/>
-        <w:gridCol w:w="1980"/>
-        <w:gridCol w:w="3382"/>
+        <w:gridCol w:w="1310"/>
+        <w:gridCol w:w="1561"/>
+        <w:gridCol w:w="2021"/>
+        <w:gridCol w:w="3452"/>
       </w:tblGrid>
       <w:tr>
         <w:trPr>
-          <w:trHeight w:val="395"/>
+          <w:trHeight w:val="388"/>
           <w:jc w:val="center"/>
         </w:trPr>
         <w:tc>
           <w:tcPr>
-            <w:tcW w:w="1284" w:type="dxa"/>
+            <w:tcW w:w="1310" w:type="dxa"/>
             <w:tcBorders>
               <w:top w:val="single" w:sz="4" w:space="0" w:color="999999"/>
               <w:left w:val="single" w:sz="4" w:space="0" w:color="999999"/>
@@ -6157,7 +6105,7 @@
         </w:tc>
         <w:tc>
           <w:tcPr>
-            <w:tcW w:w="1530" w:type="dxa"/>
+            <w:tcW w:w="1561" w:type="dxa"/>
             <w:tcBorders>
               <w:top w:val="single" w:sz="4" w:space="0" w:color="999999"/>
               <w:left w:val="single" w:sz="4" w:space="0" w:color="999999"/>
@@ -6194,7 +6142,7 @@
         </w:tc>
         <w:tc>
           <w:tcPr>
-            <w:tcW w:w="1980" w:type="dxa"/>
+            <w:tcW w:w="2021" w:type="dxa"/>
             <w:tcBorders>
               <w:top w:val="single" w:sz="4" w:space="0" w:color="999999"/>
               <w:left w:val="single" w:sz="4" w:space="0" w:color="999999"/>
@@ -6231,7 +6179,7 @@
         </w:tc>
         <w:tc>
           <w:tcPr>
-            <w:tcW w:w="3382" w:type="dxa"/>
+            <w:tcW w:w="3452" w:type="dxa"/>
             <w:tcBorders>
               <w:top w:val="single" w:sz="4" w:space="0" w:color="999999"/>
               <w:left w:val="single" w:sz="4" w:space="0" w:color="999999"/>
@@ -6269,11 +6217,12 @@
       </w:tr>
       <w:tr>
         <w:trPr>
+          <w:trHeight w:val="262"/>
           <w:jc w:val="center"/>
         </w:trPr>
         <w:tc>
           <w:tcPr>
-            <w:tcW w:w="1284" w:type="dxa"/>
+            <w:tcW w:w="1310" w:type="dxa"/>
             <w:tcBorders>
               <w:top w:val="single" w:sz="4" w:space="0" w:color="999999"/>
               <w:left w:val="single" w:sz="4" w:space="0" w:color="999999"/>
@@ -6297,7 +6246,6 @@
                 <w:rFonts w:asciiTheme="majorHAnsi" w:hAnsiTheme="majorHAnsi" w:cstheme="majorHAnsi"/>
               </w:rPr>
             </w:pPr>
-            <w:proofErr w:type="spellStart"/>
             <w:r>
               <w:rPr>
                 <w:rFonts w:asciiTheme="majorHAnsi" w:hAnsiTheme="majorHAnsi" w:cstheme="majorHAnsi"/>
@@ -6305,12 +6253,11 @@
               </w:rPr>
               <w:t>video_id</w:t>
             </w:r>
-            <w:proofErr w:type="spellEnd"/>
-          </w:p>
-        </w:tc>
-        <w:tc>
-          <w:tcPr>
-            <w:tcW w:w="1530" w:type="dxa"/>
+          </w:p>
+        </w:tc>
+        <w:tc>
+          <w:tcPr>
+            <w:tcW w:w="1561" w:type="dxa"/>
             <w:tcBorders>
               <w:top w:val="single" w:sz="4" w:space="0" w:color="999999"/>
               <w:left w:val="single" w:sz="4" w:space="0" w:color="999999"/>
@@ -6334,25 +6281,17 @@
                 <w:rFonts w:asciiTheme="majorHAnsi" w:hAnsiTheme="majorHAnsi" w:cstheme="majorHAnsi"/>
               </w:rPr>
             </w:pPr>
-            <w:proofErr w:type="gramStart"/>
-            <w:r>
-              <w:rPr>
-                <w:rFonts w:asciiTheme="majorHAnsi" w:hAnsiTheme="majorHAnsi" w:cstheme="majorHAnsi"/>
-              </w:rPr>
-              <w:t>CHAR(</w:t>
-            </w:r>
-            <w:proofErr w:type="gramEnd"/>
-            <w:r>
-              <w:rPr>
-                <w:rFonts w:asciiTheme="majorHAnsi" w:hAnsiTheme="majorHAnsi" w:cstheme="majorHAnsi"/>
-              </w:rPr>
-              <w:t>36)</w:t>
-            </w:r>
-          </w:p>
-        </w:tc>
-        <w:tc>
-          <w:tcPr>
-            <w:tcW w:w="1980" w:type="dxa"/>
+            <w:r>
+              <w:rPr>
+                <w:rFonts w:asciiTheme="majorHAnsi" w:hAnsiTheme="majorHAnsi" w:cstheme="majorHAnsi"/>
+              </w:rPr>
+              <w:t>CHAR(36)</w:t>
+            </w:r>
+          </w:p>
+        </w:tc>
+        <w:tc>
+          <w:tcPr>
+            <w:tcW w:w="2021" w:type="dxa"/>
             <w:tcBorders>
               <w:top w:val="single" w:sz="4" w:space="0" w:color="999999"/>
               <w:left w:val="single" w:sz="4" w:space="0" w:color="999999"/>
@@ -6387,7 +6326,7 @@
         </w:tc>
         <w:tc>
           <w:tcPr>
-            <w:tcW w:w="3382" w:type="dxa"/>
+            <w:tcW w:w="3452" w:type="dxa"/>
             <w:tcBorders>
               <w:top w:val="single" w:sz="4" w:space="0" w:color="999999"/>
               <w:left w:val="single" w:sz="4" w:space="0" w:color="999999"/>
@@ -6423,11 +6362,12 @@
       </w:tr>
       <w:tr>
         <w:trPr>
+          <w:trHeight w:val="251"/>
           <w:jc w:val="center"/>
         </w:trPr>
         <w:tc>
           <w:tcPr>
-            <w:tcW w:w="1284" w:type="dxa"/>
+            <w:tcW w:w="1310" w:type="dxa"/>
             <w:tcBorders>
               <w:top w:val="single" w:sz="4" w:space="0" w:color="999999"/>
               <w:left w:val="single" w:sz="4" w:space="0" w:color="999999"/>
@@ -6462,7 +6402,7 @@
         </w:tc>
         <w:tc>
           <w:tcPr>
-            <w:tcW w:w="1530" w:type="dxa"/>
+            <w:tcW w:w="1561" w:type="dxa"/>
             <w:tcBorders>
               <w:top w:val="single" w:sz="4" w:space="0" w:color="999999"/>
               <w:left w:val="single" w:sz="4" w:space="0" w:color="999999"/>
@@ -6486,27 +6426,18 @@
                 <w:rFonts w:asciiTheme="majorHAnsi" w:hAnsiTheme="majorHAnsi" w:cstheme="majorHAnsi"/>
               </w:rPr>
             </w:pPr>
-            <w:proofErr w:type="gramStart"/>
-            <w:r>
-              <w:rPr>
-                <w:rFonts w:asciiTheme="majorHAnsi" w:hAnsiTheme="majorHAnsi" w:cstheme="majorHAnsi"/>
-                <w:sz w:val="21"/>
-              </w:rPr>
-              <w:t>VARCHAR(</w:t>
-            </w:r>
-            <w:proofErr w:type="gramEnd"/>
-            <w:r>
-              <w:rPr>
-                <w:rFonts w:asciiTheme="majorHAnsi" w:hAnsiTheme="majorHAnsi" w:cstheme="majorHAnsi"/>
-                <w:sz w:val="21"/>
-              </w:rPr>
-              <w:t>255)</w:t>
-            </w:r>
-          </w:p>
-        </w:tc>
-        <w:tc>
-          <w:tcPr>
-            <w:tcW w:w="1980" w:type="dxa"/>
+            <w:r>
+              <w:rPr>
+                <w:rFonts w:asciiTheme="majorHAnsi" w:hAnsiTheme="majorHAnsi" w:cstheme="majorHAnsi"/>
+                <w:sz w:val="21"/>
+              </w:rPr>
+              <w:t>VARCHAR(255)</w:t>
+            </w:r>
+          </w:p>
+        </w:tc>
+        <w:tc>
+          <w:tcPr>
+            <w:tcW w:w="2021" w:type="dxa"/>
             <w:tcBorders>
               <w:top w:val="single" w:sz="4" w:space="0" w:color="999999"/>
               <w:left w:val="single" w:sz="4" w:space="0" w:color="999999"/>
@@ -6541,7 +6472,7 @@
         </w:tc>
         <w:tc>
           <w:tcPr>
-            <w:tcW w:w="3382" w:type="dxa"/>
+            <w:tcW w:w="3452" w:type="dxa"/>
             <w:tcBorders>
               <w:top w:val="single" w:sz="4" w:space="0" w:color="999999"/>
               <w:left w:val="single" w:sz="4" w:space="0" w:color="999999"/>
@@ -6577,11 +6508,12 @@
       </w:tr>
       <w:tr>
         <w:trPr>
+          <w:trHeight w:val="251"/>
           <w:jc w:val="center"/>
         </w:trPr>
         <w:tc>
           <w:tcPr>
-            <w:tcW w:w="1284" w:type="dxa"/>
+            <w:tcW w:w="1310" w:type="dxa"/>
             <w:tcBorders>
               <w:top w:val="single" w:sz="4" w:space="0" w:color="999999"/>
               <w:left w:val="single" w:sz="4" w:space="0" w:color="999999"/>
@@ -6616,7 +6548,7 @@
         </w:tc>
         <w:tc>
           <w:tcPr>
-            <w:tcW w:w="1530" w:type="dxa"/>
+            <w:tcW w:w="1561" w:type="dxa"/>
             <w:tcBorders>
               <w:top w:val="single" w:sz="4" w:space="0" w:color="999999"/>
               <w:left w:val="single" w:sz="4" w:space="0" w:color="999999"/>
@@ -6651,7 +6583,7 @@
         </w:tc>
         <w:tc>
           <w:tcPr>
-            <w:tcW w:w="1980" w:type="dxa"/>
+            <w:tcW w:w="2021" w:type="dxa"/>
             <w:tcBorders>
               <w:top w:val="single" w:sz="4" w:space="0" w:color="999999"/>
               <w:left w:val="single" w:sz="4" w:space="0" w:color="999999"/>
@@ -6686,7 +6618,7 @@
         </w:tc>
         <w:tc>
           <w:tcPr>
-            <w:tcW w:w="3382" w:type="dxa"/>
+            <w:tcW w:w="3452" w:type="dxa"/>
             <w:tcBorders>
               <w:top w:val="single" w:sz="4" w:space="0" w:color="999999"/>
               <w:left w:val="single" w:sz="4" w:space="0" w:color="999999"/>
@@ -6722,11 +6654,12 @@
       </w:tr>
       <w:tr>
         <w:trPr>
+          <w:trHeight w:val="251"/>
           <w:jc w:val="center"/>
         </w:trPr>
         <w:tc>
           <w:tcPr>
-            <w:tcW w:w="1284" w:type="dxa"/>
+            <w:tcW w:w="1310" w:type="dxa"/>
             <w:tcBorders>
               <w:top w:val="single" w:sz="4" w:space="0" w:color="999999"/>
               <w:left w:val="single" w:sz="4" w:space="0" w:color="999999"/>
@@ -6750,7 +6683,6 @@
                 <w:rFonts w:asciiTheme="majorHAnsi" w:hAnsiTheme="majorHAnsi" w:cstheme="majorHAnsi"/>
               </w:rPr>
             </w:pPr>
-            <w:proofErr w:type="spellStart"/>
             <w:r>
               <w:rPr>
                 <w:rFonts w:asciiTheme="majorHAnsi" w:hAnsiTheme="majorHAnsi" w:cstheme="majorHAnsi"/>
@@ -6758,12 +6690,11 @@
               </w:rPr>
               <w:t>contentType</w:t>
             </w:r>
-            <w:proofErr w:type="spellEnd"/>
-          </w:p>
-        </w:tc>
-        <w:tc>
-          <w:tcPr>
-            <w:tcW w:w="1530" w:type="dxa"/>
+          </w:p>
+        </w:tc>
+        <w:tc>
+          <w:tcPr>
+            <w:tcW w:w="1561" w:type="dxa"/>
             <w:tcBorders>
               <w:top w:val="single" w:sz="4" w:space="0" w:color="999999"/>
               <w:left w:val="single" w:sz="4" w:space="0" w:color="999999"/>
@@ -6787,27 +6718,18 @@
                 <w:rFonts w:asciiTheme="majorHAnsi" w:hAnsiTheme="majorHAnsi" w:cstheme="majorHAnsi"/>
               </w:rPr>
             </w:pPr>
-            <w:proofErr w:type="gramStart"/>
-            <w:r>
-              <w:rPr>
-                <w:rFonts w:asciiTheme="majorHAnsi" w:hAnsiTheme="majorHAnsi" w:cstheme="majorHAnsi"/>
-                <w:sz w:val="21"/>
-              </w:rPr>
-              <w:t>VARCHAR(</w:t>
-            </w:r>
-            <w:proofErr w:type="gramEnd"/>
-            <w:r>
-              <w:rPr>
-                <w:rFonts w:asciiTheme="majorHAnsi" w:hAnsiTheme="majorHAnsi" w:cstheme="majorHAnsi"/>
-                <w:sz w:val="21"/>
-              </w:rPr>
-              <w:t>255)</w:t>
-            </w:r>
-          </w:p>
-        </w:tc>
-        <w:tc>
-          <w:tcPr>
-            <w:tcW w:w="1980" w:type="dxa"/>
+            <w:r>
+              <w:rPr>
+                <w:rFonts w:asciiTheme="majorHAnsi" w:hAnsiTheme="majorHAnsi" w:cstheme="majorHAnsi"/>
+                <w:sz w:val="21"/>
+              </w:rPr>
+              <w:t>VARCHAR(255)</w:t>
+            </w:r>
+          </w:p>
+        </w:tc>
+        <w:tc>
+          <w:tcPr>
+            <w:tcW w:w="2021" w:type="dxa"/>
             <w:tcBorders>
               <w:top w:val="single" w:sz="4" w:space="0" w:color="999999"/>
               <w:left w:val="single" w:sz="4" w:space="0" w:color="999999"/>
@@ -6842,7 +6764,7 @@
         </w:tc>
         <w:tc>
           <w:tcPr>
-            <w:tcW w:w="3382" w:type="dxa"/>
+            <w:tcW w:w="3452" w:type="dxa"/>
             <w:tcBorders>
               <w:top w:val="single" w:sz="4" w:space="0" w:color="999999"/>
               <w:left w:val="single" w:sz="4" w:space="0" w:color="999999"/>
@@ -6878,11 +6800,12 @@
       </w:tr>
       <w:tr>
         <w:trPr>
+          <w:trHeight w:val="503"/>
           <w:jc w:val="center"/>
         </w:trPr>
         <w:tc>
           <w:tcPr>
-            <w:tcW w:w="1284" w:type="dxa"/>
+            <w:tcW w:w="1310" w:type="dxa"/>
             <w:tcBorders>
               <w:top w:val="single" w:sz="4" w:space="0" w:color="999999"/>
               <w:left w:val="single" w:sz="4" w:space="0" w:color="999999"/>
@@ -6918,7 +6841,7 @@
         </w:tc>
         <w:tc>
           <w:tcPr>
-            <w:tcW w:w="1530" w:type="dxa"/>
+            <w:tcW w:w="1561" w:type="dxa"/>
             <w:tcBorders>
               <w:top w:val="single" w:sz="4" w:space="0" w:color="999999"/>
               <w:left w:val="single" w:sz="4" w:space="0" w:color="999999"/>
@@ -6943,27 +6866,18 @@
                 <w:sz w:val="21"/>
               </w:rPr>
             </w:pPr>
-            <w:proofErr w:type="gramStart"/>
-            <w:r>
-              <w:rPr>
-                <w:rFonts w:asciiTheme="majorHAnsi" w:hAnsiTheme="majorHAnsi" w:cstheme="majorHAnsi"/>
-                <w:sz w:val="21"/>
-              </w:rPr>
-              <w:t>VARCHAR(</w:t>
-            </w:r>
-            <w:proofErr w:type="gramEnd"/>
-            <w:r>
-              <w:rPr>
-                <w:rFonts w:asciiTheme="majorHAnsi" w:hAnsiTheme="majorHAnsi" w:cstheme="majorHAnsi"/>
-                <w:sz w:val="21"/>
-              </w:rPr>
-              <w:t>50)</w:t>
-            </w:r>
-          </w:p>
-        </w:tc>
-        <w:tc>
-          <w:tcPr>
-            <w:tcW w:w="1980" w:type="dxa"/>
+            <w:r>
+              <w:rPr>
+                <w:rFonts w:asciiTheme="majorHAnsi" w:hAnsiTheme="majorHAnsi" w:cstheme="majorHAnsi"/>
+                <w:sz w:val="21"/>
+              </w:rPr>
+              <w:t>VARCHAR(50)</w:t>
+            </w:r>
+          </w:p>
+        </w:tc>
+        <w:tc>
+          <w:tcPr>
+            <w:tcW w:w="2021" w:type="dxa"/>
             <w:tcBorders>
               <w:top w:val="single" w:sz="4" w:space="0" w:color="999999"/>
               <w:left w:val="single" w:sz="4" w:space="0" w:color="999999"/>
@@ -6999,7 +6913,7 @@
         </w:tc>
         <w:tc>
           <w:tcPr>
-            <w:tcW w:w="3382" w:type="dxa"/>
+            <w:tcW w:w="3452" w:type="dxa"/>
             <w:tcBorders>
               <w:top w:val="single" w:sz="4" w:space="0" w:color="999999"/>
               <w:left w:val="single" w:sz="4" w:space="0" w:color="999999"/>
@@ -7036,11 +6950,12 @@
       </w:tr>
       <w:tr>
         <w:trPr>
+          <w:trHeight w:val="503"/>
           <w:jc w:val="center"/>
         </w:trPr>
         <w:tc>
           <w:tcPr>
-            <w:tcW w:w="1284" w:type="dxa"/>
+            <w:tcW w:w="1310" w:type="dxa"/>
             <w:tcBorders>
               <w:top w:val="single" w:sz="4" w:space="0" w:color="999999"/>
               <w:left w:val="single" w:sz="4" w:space="0" w:color="999999"/>
@@ -7064,7 +6979,6 @@
                 <w:rFonts w:asciiTheme="majorHAnsi" w:hAnsiTheme="majorHAnsi" w:cstheme="majorHAnsi"/>
               </w:rPr>
             </w:pPr>
-            <w:proofErr w:type="spellStart"/>
             <w:r>
               <w:rPr>
                 <w:rFonts w:asciiTheme="majorHAnsi" w:hAnsiTheme="majorHAnsi" w:cstheme="majorHAnsi"/>
@@ -7072,12 +6986,11 @@
               </w:rPr>
               <w:t>filePath</w:t>
             </w:r>
-            <w:proofErr w:type="spellEnd"/>
-          </w:p>
-        </w:tc>
-        <w:tc>
-          <w:tcPr>
-            <w:tcW w:w="1530" w:type="dxa"/>
+          </w:p>
+        </w:tc>
+        <w:tc>
+          <w:tcPr>
+            <w:tcW w:w="1561" w:type="dxa"/>
             <w:tcBorders>
               <w:top w:val="single" w:sz="4" w:space="0" w:color="999999"/>
               <w:left w:val="single" w:sz="4" w:space="0" w:color="999999"/>
@@ -7101,7 +7014,6 @@
                 <w:rFonts w:asciiTheme="majorHAnsi" w:hAnsiTheme="majorHAnsi" w:cstheme="majorHAnsi"/>
               </w:rPr>
             </w:pPr>
-            <w:proofErr w:type="gramStart"/>
             <w:r>
               <w:rPr>
                 <w:rFonts w:asciiTheme="majorHAnsi" w:hAnsiTheme="majorHAnsi" w:cstheme="majorHAnsi"/>
@@ -7109,7 +7021,6 @@
               </w:rPr>
               <w:t>VARCHAR(</w:t>
             </w:r>
-            <w:proofErr w:type="gramEnd"/>
             <w:r>
               <w:rPr>
                 <w:rFonts w:asciiTheme="majorHAnsi" w:hAnsiTheme="majorHAnsi" w:cstheme="majorHAnsi"/>
@@ -7128,7 +7039,7 @@
         </w:tc>
         <w:tc>
           <w:tcPr>
-            <w:tcW w:w="1980" w:type="dxa"/>
+            <w:tcW w:w="2021" w:type="dxa"/>
             <w:tcBorders>
               <w:top w:val="single" w:sz="4" w:space="0" w:color="999999"/>
               <w:left w:val="single" w:sz="4" w:space="0" w:color="999999"/>
@@ -7162,7 +7073,7 @@
         </w:tc>
         <w:tc>
           <w:tcPr>
-            <w:tcW w:w="3382" w:type="dxa"/>
+            <w:tcW w:w="3452" w:type="dxa"/>
             <w:tcBorders>
               <w:top w:val="single" w:sz="4" w:space="0" w:color="999999"/>
               <w:left w:val="single" w:sz="4" w:space="0" w:color="999999"/>
@@ -7198,11 +7109,12 @@
       </w:tr>
       <w:tr>
         <w:trPr>
+          <w:trHeight w:val="503"/>
           <w:jc w:val="center"/>
         </w:trPr>
         <w:tc>
           <w:tcPr>
-            <w:tcW w:w="1284" w:type="dxa"/>
+            <w:tcW w:w="1310" w:type="dxa"/>
             <w:tcBorders>
               <w:top w:val="single" w:sz="4" w:space="0" w:color="999999"/>
               <w:left w:val="single" w:sz="4" w:space="0" w:color="999999"/>
@@ -7227,7 +7139,6 @@
                 <w:sz w:val="21"/>
               </w:rPr>
             </w:pPr>
-            <w:proofErr w:type="spellStart"/>
             <w:r>
               <w:rPr>
                 <w:rFonts w:asciiTheme="majorHAnsi" w:hAnsiTheme="majorHAnsi" w:cstheme="majorHAnsi"/>
@@ -7235,12 +7146,11 @@
               </w:rPr>
               <w:t>view_count</w:t>
             </w:r>
-            <w:proofErr w:type="spellEnd"/>
-          </w:p>
-        </w:tc>
-        <w:tc>
-          <w:tcPr>
-            <w:tcW w:w="1530" w:type="dxa"/>
+          </w:p>
+        </w:tc>
+        <w:tc>
+          <w:tcPr>
+            <w:tcW w:w="1561" w:type="dxa"/>
             <w:tcBorders>
               <w:top w:val="single" w:sz="4" w:space="0" w:color="999999"/>
               <w:left w:val="single" w:sz="4" w:space="0" w:color="999999"/>
@@ -7276,7 +7186,7 @@
         </w:tc>
         <w:tc>
           <w:tcPr>
-            <w:tcW w:w="1980" w:type="dxa"/>
+            <w:tcW w:w="2021" w:type="dxa"/>
             <w:tcBorders>
               <w:top w:val="single" w:sz="4" w:space="0" w:color="999999"/>
               <w:left w:val="single" w:sz="4" w:space="0" w:color="999999"/>
@@ -7312,7 +7222,7 @@
         </w:tc>
         <w:tc>
           <w:tcPr>
-            <w:tcW w:w="3382" w:type="dxa"/>
+            <w:tcW w:w="3452" w:type="dxa"/>
             <w:tcBorders>
               <w:top w:val="single" w:sz="4" w:space="0" w:color="999999"/>
               <w:left w:val="single" w:sz="4" w:space="0" w:color="999999"/>
@@ -7349,11 +7259,12 @@
       </w:tr>
       <w:tr>
         <w:trPr>
+          <w:trHeight w:val="262"/>
           <w:jc w:val="center"/>
         </w:trPr>
         <w:tc>
           <w:tcPr>
-            <w:tcW w:w="1284" w:type="dxa"/>
+            <w:tcW w:w="1310" w:type="dxa"/>
             <w:tcBorders>
               <w:top w:val="single" w:sz="4" w:space="0" w:color="999999"/>
               <w:left w:val="single" w:sz="4" w:space="0" w:color="999999"/>
@@ -7378,7 +7289,6 @@
                 <w:sz w:val="21"/>
               </w:rPr>
             </w:pPr>
-            <w:proofErr w:type="spellStart"/>
             <w:r>
               <w:rPr>
                 <w:rFonts w:asciiTheme="majorHAnsi" w:hAnsiTheme="majorHAnsi" w:cstheme="majorHAnsi"/>
@@ -7386,12 +7296,11 @@
               </w:rPr>
               <w:t>user_id</w:t>
             </w:r>
-            <w:proofErr w:type="spellEnd"/>
-          </w:p>
-        </w:tc>
-        <w:tc>
-          <w:tcPr>
-            <w:tcW w:w="1530" w:type="dxa"/>
+          </w:p>
+        </w:tc>
+        <w:tc>
+          <w:tcPr>
+            <w:tcW w:w="1561" w:type="dxa"/>
             <w:tcBorders>
               <w:top w:val="single" w:sz="4" w:space="0" w:color="999999"/>
               <w:left w:val="single" w:sz="4" w:space="0" w:color="999999"/>
@@ -7416,27 +7325,18 @@
                 <w:sz w:val="21"/>
               </w:rPr>
             </w:pPr>
-            <w:proofErr w:type="gramStart"/>
-            <w:r>
-              <w:rPr>
-                <w:rFonts w:asciiTheme="majorHAnsi" w:hAnsiTheme="majorHAnsi" w:cstheme="majorHAnsi"/>
-                <w:sz w:val="21"/>
-              </w:rPr>
-              <w:t>CHAR(</w:t>
-            </w:r>
-            <w:proofErr w:type="gramEnd"/>
-            <w:r>
-              <w:rPr>
-                <w:rFonts w:asciiTheme="majorHAnsi" w:hAnsiTheme="majorHAnsi" w:cstheme="majorHAnsi"/>
-                <w:sz w:val="21"/>
-              </w:rPr>
-              <w:t>36)</w:t>
-            </w:r>
-          </w:p>
-        </w:tc>
-        <w:tc>
-          <w:tcPr>
-            <w:tcW w:w="1980" w:type="dxa"/>
+            <w:r>
+              <w:rPr>
+                <w:rFonts w:asciiTheme="majorHAnsi" w:hAnsiTheme="majorHAnsi" w:cstheme="majorHAnsi"/>
+                <w:sz w:val="21"/>
+              </w:rPr>
+              <w:t>CHAR(36)</w:t>
+            </w:r>
+          </w:p>
+        </w:tc>
+        <w:tc>
+          <w:tcPr>
+            <w:tcW w:w="2021" w:type="dxa"/>
             <w:tcBorders>
               <w:top w:val="single" w:sz="4" w:space="0" w:color="999999"/>
               <w:left w:val="single" w:sz="4" w:space="0" w:color="999999"/>
@@ -7474,29 +7374,13 @@
                 <w:sz w:val="21"/>
               </w:rPr>
               <w:lastRenderedPageBreak/>
-              <w:t>users(</w:t>
-            </w:r>
-            <w:proofErr w:type="spellStart"/>
-            <w:r>
-              <w:rPr>
-                <w:rFonts w:asciiTheme="majorHAnsi" w:hAnsiTheme="majorHAnsi" w:cstheme="majorHAnsi"/>
-                <w:sz w:val="21"/>
-              </w:rPr>
-              <w:t>user_id</w:t>
-            </w:r>
-            <w:proofErr w:type="spellEnd"/>
-            <w:r>
-              <w:rPr>
-                <w:rFonts w:asciiTheme="majorHAnsi" w:hAnsiTheme="majorHAnsi" w:cstheme="majorHAnsi"/>
-                <w:sz w:val="21"/>
-              </w:rPr>
-              <w:t>)</w:t>
-            </w:r>
-          </w:p>
-        </w:tc>
-        <w:tc>
-          <w:tcPr>
-            <w:tcW w:w="3382" w:type="dxa"/>
+              <w:t>users(user_id)</w:t>
+            </w:r>
+          </w:p>
+        </w:tc>
+        <w:tc>
+          <w:tcPr>
+            <w:tcW w:w="3452" w:type="dxa"/>
             <w:tcBorders>
               <w:top w:val="single" w:sz="4" w:space="0" w:color="999999"/>
               <w:left w:val="single" w:sz="4" w:space="0" w:color="999999"/>
@@ -7534,11 +7418,12 @@
       </w:tr>
       <w:tr>
         <w:trPr>
+          <w:trHeight w:val="141"/>
           <w:jc w:val="center"/>
         </w:trPr>
         <w:tc>
           <w:tcPr>
-            <w:tcW w:w="1284" w:type="dxa"/>
+            <w:tcW w:w="1310" w:type="dxa"/>
             <w:tcBorders>
               <w:top w:val="single" w:sz="4" w:space="0" w:color="999999"/>
               <w:left w:val="single" w:sz="4" w:space="0" w:color="999999"/>
@@ -7562,7 +7447,6 @@
                 <w:rFonts w:asciiTheme="majorHAnsi" w:hAnsiTheme="majorHAnsi" w:cstheme="majorHAnsi"/>
               </w:rPr>
             </w:pPr>
-            <w:proofErr w:type="spellStart"/>
             <w:r>
               <w:rPr>
                 <w:rFonts w:asciiTheme="majorHAnsi" w:hAnsiTheme="majorHAnsi" w:cstheme="majorHAnsi"/>
@@ -7570,12 +7454,11 @@
               </w:rPr>
               <w:t>createdAt</w:t>
             </w:r>
-            <w:proofErr w:type="spellEnd"/>
-          </w:p>
-        </w:tc>
-        <w:tc>
-          <w:tcPr>
-            <w:tcW w:w="1530" w:type="dxa"/>
+          </w:p>
+        </w:tc>
+        <w:tc>
+          <w:tcPr>
+            <w:tcW w:w="1561" w:type="dxa"/>
             <w:tcBorders>
               <w:top w:val="single" w:sz="4" w:space="0" w:color="999999"/>
               <w:left w:val="single" w:sz="4" w:space="0" w:color="999999"/>
@@ -7610,7 +7493,7 @@
         </w:tc>
         <w:tc>
           <w:tcPr>
-            <w:tcW w:w="1980" w:type="dxa"/>
+            <w:tcW w:w="2021" w:type="dxa"/>
             <w:tcBorders>
               <w:top w:val="single" w:sz="4" w:space="0" w:color="999999"/>
               <w:left w:val="single" w:sz="4" w:space="0" w:color="999999"/>
@@ -7645,7 +7528,7 @@
         </w:tc>
         <w:tc>
           <w:tcPr>
-            <w:tcW w:w="3382" w:type="dxa"/>
+            <w:tcW w:w="3452" w:type="dxa"/>
             <w:tcBorders>
               <w:top w:val="single" w:sz="4" w:space="0" w:color="999999"/>
               <w:left w:val="single" w:sz="4" w:space="0" w:color="999999"/>
@@ -7681,11 +7564,12 @@
       </w:tr>
       <w:tr>
         <w:trPr>
+          <w:trHeight w:val="272"/>
           <w:jc w:val="center"/>
         </w:trPr>
         <w:tc>
           <w:tcPr>
-            <w:tcW w:w="1284" w:type="dxa"/>
+            <w:tcW w:w="1310" w:type="dxa"/>
             <w:tcBorders>
               <w:top w:val="single" w:sz="4" w:space="0" w:color="999999"/>
               <w:left w:val="single" w:sz="4" w:space="0" w:color="999999"/>
@@ -7709,19 +7593,17 @@
                 <w:rFonts w:asciiTheme="majorHAnsi" w:hAnsiTheme="majorHAnsi" w:cstheme="majorHAnsi"/>
               </w:rPr>
             </w:pPr>
-            <w:proofErr w:type="spellStart"/>
             <w:r>
               <w:rPr>
                 <w:rFonts w:asciiTheme="majorHAnsi" w:hAnsiTheme="majorHAnsi" w:cstheme="majorHAnsi"/>
               </w:rPr>
               <w:t>updated_at</w:t>
             </w:r>
-            <w:proofErr w:type="spellEnd"/>
-          </w:p>
-        </w:tc>
-        <w:tc>
-          <w:tcPr>
-            <w:tcW w:w="1530" w:type="dxa"/>
+          </w:p>
+        </w:tc>
+        <w:tc>
+          <w:tcPr>
+            <w:tcW w:w="1561" w:type="dxa"/>
             <w:tcBorders>
               <w:top w:val="single" w:sz="4" w:space="0" w:color="999999"/>
               <w:left w:val="single" w:sz="4" w:space="0" w:color="999999"/>
@@ -7756,7 +7638,7 @@
         </w:tc>
         <w:tc>
           <w:tcPr>
-            <w:tcW w:w="1980" w:type="dxa"/>
+            <w:tcW w:w="2021" w:type="dxa"/>
             <w:tcBorders>
               <w:top w:val="single" w:sz="4" w:space="0" w:color="999999"/>
               <w:left w:val="single" w:sz="4" w:space="0" w:color="999999"/>
@@ -7791,7 +7673,7 @@
         </w:tc>
         <w:tc>
           <w:tcPr>
-            <w:tcW w:w="3382" w:type="dxa"/>
+            <w:tcW w:w="3452" w:type="dxa"/>
             <w:tcBorders>
               <w:top w:val="single" w:sz="4" w:space="0" w:color="999999"/>
               <w:left w:val="single" w:sz="4" w:space="0" w:color="999999"/>
@@ -7868,7 +7750,7 @@
       </w:tblGrid>
       <w:tr>
         <w:trPr>
-          <w:trHeight w:val="719"/>
+          <w:trHeight w:val="710"/>
           <w:jc w:val="center"/>
         </w:trPr>
         <w:tc>
@@ -8086,21 +7968,12 @@
                 <w:rFonts w:asciiTheme="majorHAnsi" w:hAnsiTheme="majorHAnsi" w:cstheme="majorHAnsi"/>
               </w:rPr>
             </w:pPr>
-            <w:proofErr w:type="gramStart"/>
-            <w:r>
-              <w:rPr>
-                <w:rFonts w:asciiTheme="majorHAnsi" w:hAnsiTheme="majorHAnsi" w:cstheme="majorHAnsi"/>
-                <w:sz w:val="21"/>
-              </w:rPr>
-              <w:t>CHAR(</w:t>
-            </w:r>
-            <w:proofErr w:type="gramEnd"/>
-            <w:r>
-              <w:rPr>
-                <w:rFonts w:asciiTheme="majorHAnsi" w:hAnsiTheme="majorHAnsi" w:cstheme="majorHAnsi"/>
-                <w:sz w:val="21"/>
-              </w:rPr>
-              <w:t>36)</w:t>
+            <w:r>
+              <w:rPr>
+                <w:rFonts w:asciiTheme="majorHAnsi" w:hAnsiTheme="majorHAnsi" w:cstheme="majorHAnsi"/>
+                <w:sz w:val="21"/>
+              </w:rPr>
+              <w:t>CHAR(36)</w:t>
             </w:r>
           </w:p>
         </w:tc>
@@ -8240,21 +8113,12 @@
                 <w:rFonts w:asciiTheme="majorHAnsi" w:hAnsiTheme="majorHAnsi" w:cstheme="majorHAnsi"/>
               </w:rPr>
             </w:pPr>
-            <w:proofErr w:type="gramStart"/>
-            <w:r>
-              <w:rPr>
-                <w:rFonts w:asciiTheme="majorHAnsi" w:hAnsiTheme="majorHAnsi" w:cstheme="majorHAnsi"/>
-                <w:sz w:val="21"/>
-              </w:rPr>
-              <w:t>VARCHAR(</w:t>
-            </w:r>
-            <w:proofErr w:type="gramEnd"/>
-            <w:r>
-              <w:rPr>
-                <w:rFonts w:asciiTheme="majorHAnsi" w:hAnsiTheme="majorHAnsi" w:cstheme="majorHAnsi"/>
-                <w:sz w:val="21"/>
-              </w:rPr>
-              <w:t>100)</w:t>
+            <w:r>
+              <w:rPr>
+                <w:rFonts w:asciiTheme="majorHAnsi" w:hAnsiTheme="majorHAnsi" w:cstheme="majorHAnsi"/>
+                <w:sz w:val="21"/>
+              </w:rPr>
+              <w:t>VARCHAR(100)</w:t>
             </w:r>
           </w:p>
         </w:tc>
@@ -8289,15 +8153,7 @@
                 <w:rFonts w:asciiTheme="majorHAnsi" w:hAnsiTheme="majorHAnsi" w:cstheme="majorHAnsi"/>
                 <w:sz w:val="21"/>
               </w:rPr>
-              <w:t xml:space="preserve">NOT </w:t>
-            </w:r>
-            <w:proofErr w:type="gramStart"/>
-            <w:r>
-              <w:rPr>
-                <w:rFonts w:asciiTheme="majorHAnsi" w:hAnsiTheme="majorHAnsi" w:cstheme="majorHAnsi"/>
-                <w:sz w:val="21"/>
-              </w:rPr>
-              <w:t>NULL</w:t>
+              <w:t>NOT NULL</w:t>
             </w:r>
             <w:r>
               <w:rPr>
@@ -8313,7 +8169,6 @@
               </w:rPr>
               <w:t>UNIQUE</w:t>
             </w:r>
-            <w:proofErr w:type="gramEnd"/>
           </w:p>
         </w:tc>
         <w:tc>
@@ -8417,21 +8272,12 @@
                 <w:rFonts w:asciiTheme="majorHAnsi" w:hAnsiTheme="majorHAnsi" w:cstheme="majorHAnsi"/>
               </w:rPr>
             </w:pPr>
-            <w:proofErr w:type="gramStart"/>
-            <w:r>
-              <w:rPr>
-                <w:rFonts w:asciiTheme="majorHAnsi" w:hAnsiTheme="majorHAnsi" w:cstheme="majorHAnsi"/>
-                <w:sz w:val="21"/>
-              </w:rPr>
-              <w:t>VARCHAR(</w:t>
-            </w:r>
-            <w:proofErr w:type="gramEnd"/>
-            <w:r>
-              <w:rPr>
-                <w:rFonts w:asciiTheme="majorHAnsi" w:hAnsiTheme="majorHAnsi" w:cstheme="majorHAnsi"/>
-                <w:sz w:val="21"/>
-              </w:rPr>
-              <w:t>100)</w:t>
+            <w:r>
+              <w:rPr>
+                <w:rFonts w:asciiTheme="majorHAnsi" w:hAnsiTheme="majorHAnsi" w:cstheme="majorHAnsi"/>
+                <w:sz w:val="21"/>
+              </w:rPr>
+              <w:t>VARCHAR(100)</w:t>
             </w:r>
           </w:p>
         </w:tc>
@@ -8571,7 +8417,6 @@
                 <w:rFonts w:asciiTheme="majorHAnsi" w:hAnsiTheme="majorHAnsi" w:cstheme="majorHAnsi"/>
               </w:rPr>
             </w:pPr>
-            <w:proofErr w:type="gramStart"/>
             <w:r>
               <w:rPr>
                 <w:rFonts w:asciiTheme="majorHAnsi" w:hAnsiTheme="majorHAnsi" w:cstheme="majorHAnsi"/>
@@ -8579,7 +8424,6 @@
               </w:rPr>
               <w:t>VARCHAR(</w:t>
             </w:r>
-            <w:proofErr w:type="gramEnd"/>
             <w:r>
               <w:rPr>
                 <w:rFonts w:asciiTheme="majorHAnsi" w:hAnsiTheme="majorHAnsi" w:cstheme="majorHAnsi"/>
@@ -8698,7 +8542,6 @@
                 <w:sz w:val="21"/>
               </w:rPr>
             </w:pPr>
-            <w:proofErr w:type="spellStart"/>
             <w:r>
               <w:rPr>
                 <w:rFonts w:asciiTheme="majorHAnsi" w:hAnsiTheme="majorHAnsi" w:cstheme="majorHAnsi"/>
@@ -8706,7 +8549,6 @@
               </w:rPr>
               <w:t>created_at</w:t>
             </w:r>
-            <w:proofErr w:type="spellEnd"/>
           </w:p>
         </w:tc>
         <w:tc>
@@ -8856,7 +8698,6 @@
                 <w:sz w:val="21"/>
               </w:rPr>
             </w:pPr>
-            <w:proofErr w:type="spellStart"/>
             <w:r>
               <w:rPr>
                 <w:rFonts w:asciiTheme="majorHAnsi" w:hAnsiTheme="majorHAnsi" w:cstheme="majorHAnsi"/>
@@ -8864,7 +8705,6 @@
               </w:rPr>
               <w:t>updated_at</w:t>
             </w:r>
-            <w:proofErr w:type="spellEnd"/>
           </w:p>
         </w:tc>
         <w:tc>
@@ -9012,19 +8852,19 @@
         <w:tblLook w:val="04A0" w:firstRow="1" w:lastRow="0" w:firstColumn="1" w:lastColumn="0" w:noHBand="0" w:noVBand="1"/>
       </w:tblPr>
       <w:tblGrid>
-        <w:gridCol w:w="1246"/>
-        <w:gridCol w:w="1568"/>
-        <w:gridCol w:w="1980"/>
-        <w:gridCol w:w="3382"/>
+        <w:gridCol w:w="1235"/>
+        <w:gridCol w:w="1555"/>
+        <w:gridCol w:w="1963"/>
+        <w:gridCol w:w="3355"/>
       </w:tblGrid>
       <w:tr>
         <w:trPr>
-          <w:trHeight w:val="395"/>
+          <w:trHeight w:val="375"/>
           <w:jc w:val="center"/>
         </w:trPr>
         <w:tc>
           <w:tcPr>
-            <w:tcW w:w="1246" w:type="dxa"/>
+            <w:tcW w:w="1235" w:type="dxa"/>
             <w:tcBorders>
               <w:top w:val="single" w:sz="4" w:space="0" w:color="999999"/>
               <w:left w:val="single" w:sz="4" w:space="0" w:color="999999"/>
@@ -9061,7 +8901,7 @@
         </w:tc>
         <w:tc>
           <w:tcPr>
-            <w:tcW w:w="1568" w:type="dxa"/>
+            <w:tcW w:w="1555" w:type="dxa"/>
             <w:tcBorders>
               <w:top w:val="single" w:sz="4" w:space="0" w:color="999999"/>
               <w:left w:val="single" w:sz="4" w:space="0" w:color="999999"/>
@@ -9098,7 +8938,7 @@
         </w:tc>
         <w:tc>
           <w:tcPr>
-            <w:tcW w:w="1980" w:type="dxa"/>
+            <w:tcW w:w="1963" w:type="dxa"/>
             <w:tcBorders>
               <w:top w:val="single" w:sz="4" w:space="0" w:color="999999"/>
               <w:left w:val="single" w:sz="4" w:space="0" w:color="999999"/>
@@ -9135,7 +8975,7 @@
         </w:tc>
         <w:tc>
           <w:tcPr>
-            <w:tcW w:w="3382" w:type="dxa"/>
+            <w:tcW w:w="3355" w:type="dxa"/>
             <w:tcBorders>
               <w:top w:val="single" w:sz="4" w:space="0" w:color="999999"/>
               <w:left w:val="single" w:sz="4" w:space="0" w:color="999999"/>
@@ -9173,12 +9013,12 @@
       </w:tr>
       <w:tr>
         <w:trPr>
-          <w:trHeight w:val="477"/>
+          <w:trHeight w:val="453"/>
           <w:jc w:val="center"/>
         </w:trPr>
         <w:tc>
           <w:tcPr>
-            <w:tcW w:w="1246" w:type="dxa"/>
+            <w:tcW w:w="1235" w:type="dxa"/>
             <w:tcBorders>
               <w:top w:val="single" w:sz="4" w:space="0" w:color="999999"/>
               <w:left w:val="single" w:sz="4" w:space="0" w:color="999999"/>
@@ -9213,7 +9053,7 @@
         </w:tc>
         <w:tc>
           <w:tcPr>
-            <w:tcW w:w="1568" w:type="dxa"/>
+            <w:tcW w:w="1555" w:type="dxa"/>
             <w:tcBorders>
               <w:top w:val="single" w:sz="4" w:space="0" w:color="999999"/>
               <w:left w:val="single" w:sz="4" w:space="0" w:color="999999"/>
@@ -9237,27 +9077,18 @@
                 <w:rFonts w:asciiTheme="majorHAnsi" w:hAnsiTheme="majorHAnsi" w:cstheme="majorHAnsi"/>
               </w:rPr>
             </w:pPr>
-            <w:proofErr w:type="gramStart"/>
-            <w:r>
-              <w:rPr>
-                <w:rFonts w:asciiTheme="majorHAnsi" w:hAnsiTheme="majorHAnsi" w:cstheme="majorHAnsi"/>
-                <w:sz w:val="21"/>
-              </w:rPr>
-              <w:t>CHAR(</w:t>
-            </w:r>
-            <w:proofErr w:type="gramEnd"/>
-            <w:r>
-              <w:rPr>
-                <w:rFonts w:asciiTheme="majorHAnsi" w:hAnsiTheme="majorHAnsi" w:cstheme="majorHAnsi"/>
-                <w:sz w:val="21"/>
-              </w:rPr>
-              <w:t>36)</w:t>
-            </w:r>
-          </w:p>
-        </w:tc>
-        <w:tc>
-          <w:tcPr>
-            <w:tcW w:w="1980" w:type="dxa"/>
+            <w:r>
+              <w:rPr>
+                <w:rFonts w:asciiTheme="majorHAnsi" w:hAnsiTheme="majorHAnsi" w:cstheme="majorHAnsi"/>
+                <w:sz w:val="21"/>
+              </w:rPr>
+              <w:t>CHAR(36)</w:t>
+            </w:r>
+          </w:p>
+        </w:tc>
+        <w:tc>
+          <w:tcPr>
+            <w:tcW w:w="1963" w:type="dxa"/>
             <w:tcBorders>
               <w:top w:val="single" w:sz="4" w:space="0" w:color="999999"/>
               <w:left w:val="single" w:sz="4" w:space="0" w:color="999999"/>
@@ -9292,7 +9123,7 @@
         </w:tc>
         <w:tc>
           <w:tcPr>
-            <w:tcW w:w="3382" w:type="dxa"/>
+            <w:tcW w:w="3355" w:type="dxa"/>
             <w:tcBorders>
               <w:top w:val="single" w:sz="4" w:space="0" w:color="999999"/>
               <w:left w:val="single" w:sz="4" w:space="0" w:color="999999"/>
@@ -9328,11 +9159,12 @@
       </w:tr>
       <w:tr>
         <w:trPr>
+          <w:trHeight w:val="232"/>
           <w:jc w:val="center"/>
         </w:trPr>
         <w:tc>
           <w:tcPr>
-            <w:tcW w:w="1246" w:type="dxa"/>
+            <w:tcW w:w="1235" w:type="dxa"/>
             <w:tcBorders>
               <w:top w:val="single" w:sz="4" w:space="0" w:color="999999"/>
               <w:left w:val="single" w:sz="4" w:space="0" w:color="999999"/>
@@ -9367,7 +9199,7 @@
         </w:tc>
         <w:tc>
           <w:tcPr>
-            <w:tcW w:w="1568" w:type="dxa"/>
+            <w:tcW w:w="1555" w:type="dxa"/>
             <w:tcBorders>
               <w:top w:val="single" w:sz="4" w:space="0" w:color="999999"/>
               <w:left w:val="single" w:sz="4" w:space="0" w:color="999999"/>
@@ -9391,27 +9223,18 @@
                 <w:rFonts w:asciiTheme="majorHAnsi" w:hAnsiTheme="majorHAnsi" w:cstheme="majorHAnsi"/>
               </w:rPr>
             </w:pPr>
-            <w:proofErr w:type="gramStart"/>
-            <w:r>
-              <w:rPr>
-                <w:rFonts w:asciiTheme="majorHAnsi" w:hAnsiTheme="majorHAnsi" w:cstheme="majorHAnsi"/>
-                <w:sz w:val="21"/>
-              </w:rPr>
-              <w:t>VARCHAR(</w:t>
-            </w:r>
-            <w:proofErr w:type="gramEnd"/>
-            <w:r>
-              <w:rPr>
-                <w:rFonts w:asciiTheme="majorHAnsi" w:hAnsiTheme="majorHAnsi" w:cstheme="majorHAnsi"/>
-                <w:sz w:val="21"/>
-              </w:rPr>
-              <w:t>100)</w:t>
-            </w:r>
-          </w:p>
-        </w:tc>
-        <w:tc>
-          <w:tcPr>
-            <w:tcW w:w="1980" w:type="dxa"/>
+            <w:r>
+              <w:rPr>
+                <w:rFonts w:asciiTheme="majorHAnsi" w:hAnsiTheme="majorHAnsi" w:cstheme="majorHAnsi"/>
+                <w:sz w:val="21"/>
+              </w:rPr>
+              <w:t>VARCHAR(100)</w:t>
+            </w:r>
+          </w:p>
+        </w:tc>
+        <w:tc>
+          <w:tcPr>
+            <w:tcW w:w="1963" w:type="dxa"/>
             <w:tcBorders>
               <w:top w:val="single" w:sz="4" w:space="0" w:color="999999"/>
               <w:left w:val="single" w:sz="4" w:space="0" w:color="999999"/>
@@ -9446,7 +9269,7 @@
         </w:tc>
         <w:tc>
           <w:tcPr>
-            <w:tcW w:w="3382" w:type="dxa"/>
+            <w:tcW w:w="3355" w:type="dxa"/>
             <w:tcBorders>
               <w:top w:val="single" w:sz="4" w:space="0" w:color="999999"/>
               <w:left w:val="single" w:sz="4" w:space="0" w:color="999999"/>
@@ -9482,11 +9305,12 @@
       </w:tr>
       <w:tr>
         <w:trPr>
+          <w:trHeight w:val="506"/>
           <w:jc w:val="center"/>
         </w:trPr>
         <w:tc>
           <w:tcPr>
-            <w:tcW w:w="1246" w:type="dxa"/>
+            <w:tcW w:w="1235" w:type="dxa"/>
             <w:tcBorders>
               <w:top w:val="single" w:sz="4" w:space="0" w:color="999999"/>
               <w:left w:val="single" w:sz="4" w:space="0" w:color="999999"/>
@@ -9510,7 +9334,6 @@
                 <w:rFonts w:asciiTheme="majorHAnsi" w:hAnsiTheme="majorHAnsi" w:cstheme="majorHAnsi"/>
               </w:rPr>
             </w:pPr>
-            <w:proofErr w:type="spellStart"/>
             <w:r>
               <w:rPr>
                 <w:rFonts w:asciiTheme="majorHAnsi" w:hAnsiTheme="majorHAnsi" w:cstheme="majorHAnsi"/>
@@ -9518,12 +9341,11 @@
               </w:rPr>
               <w:t>user_id</w:t>
             </w:r>
-            <w:proofErr w:type="spellEnd"/>
-          </w:p>
-        </w:tc>
-        <w:tc>
-          <w:tcPr>
-            <w:tcW w:w="1568" w:type="dxa"/>
+          </w:p>
+        </w:tc>
+        <w:tc>
+          <w:tcPr>
+            <w:tcW w:w="1555" w:type="dxa"/>
             <w:tcBorders>
               <w:top w:val="single" w:sz="4" w:space="0" w:color="999999"/>
               <w:left w:val="single" w:sz="4" w:space="0" w:color="999999"/>
@@ -9547,21 +9369,12 @@
                 <w:rFonts w:asciiTheme="majorHAnsi" w:hAnsiTheme="majorHAnsi" w:cstheme="majorHAnsi"/>
               </w:rPr>
             </w:pPr>
-            <w:proofErr w:type="gramStart"/>
-            <w:r>
-              <w:rPr>
-                <w:rFonts w:asciiTheme="majorHAnsi" w:hAnsiTheme="majorHAnsi" w:cstheme="majorHAnsi"/>
-                <w:sz w:val="21"/>
-              </w:rPr>
-              <w:t>CHAR(</w:t>
-            </w:r>
-            <w:proofErr w:type="gramEnd"/>
-            <w:r>
-              <w:rPr>
-                <w:rFonts w:asciiTheme="majorHAnsi" w:hAnsiTheme="majorHAnsi" w:cstheme="majorHAnsi"/>
-                <w:sz w:val="21"/>
-              </w:rPr>
-              <w:t>36)</w:t>
+            <w:r>
+              <w:rPr>
+                <w:rFonts w:asciiTheme="majorHAnsi" w:hAnsiTheme="majorHAnsi" w:cstheme="majorHAnsi"/>
+                <w:sz w:val="21"/>
+              </w:rPr>
+              <w:t>CHAR(36)</w:t>
             </w:r>
             <w:r>
               <w:rPr>
@@ -9574,7 +9387,7 @@
         </w:tc>
         <w:tc>
           <w:tcPr>
-            <w:tcW w:w="1980" w:type="dxa"/>
+            <w:tcW w:w="1963" w:type="dxa"/>
             <w:tcBorders>
               <w:top w:val="single" w:sz="4" w:space="0" w:color="999999"/>
               <w:left w:val="single" w:sz="4" w:space="0" w:color="999999"/>
@@ -9617,29 +9430,13 @@
                 <w:rFonts w:asciiTheme="majorHAnsi" w:hAnsiTheme="majorHAnsi" w:cstheme="majorHAnsi" w:hint="eastAsia"/>
                 <w:sz w:val="21"/>
               </w:rPr>
-              <w:t xml:space="preserve"> users(</w:t>
-            </w:r>
-            <w:proofErr w:type="spellStart"/>
-            <w:r>
-              <w:rPr>
-                <w:rFonts w:asciiTheme="majorHAnsi" w:hAnsiTheme="majorHAnsi" w:cstheme="majorHAnsi" w:hint="eastAsia"/>
-                <w:sz w:val="21"/>
-              </w:rPr>
-              <w:t>user_id</w:t>
-            </w:r>
-            <w:proofErr w:type="spellEnd"/>
-            <w:r>
-              <w:rPr>
-                <w:rFonts w:asciiTheme="majorHAnsi" w:hAnsiTheme="majorHAnsi" w:cstheme="majorHAnsi" w:hint="eastAsia"/>
-                <w:sz w:val="21"/>
-              </w:rPr>
-              <w:t>)</w:t>
-            </w:r>
-          </w:p>
-        </w:tc>
-        <w:tc>
-          <w:tcPr>
-            <w:tcW w:w="3382" w:type="dxa"/>
+              <w:t xml:space="preserve"> users(user_id)</w:t>
+            </w:r>
+          </w:p>
+        </w:tc>
+        <w:tc>
+          <w:tcPr>
+            <w:tcW w:w="3355" w:type="dxa"/>
             <w:tcBorders>
               <w:top w:val="single" w:sz="4" w:space="0" w:color="999999"/>
               <w:left w:val="single" w:sz="4" w:space="0" w:color="999999"/>
@@ -9675,11 +9472,12 @@
       </w:tr>
       <w:tr>
         <w:trPr>
+          <w:trHeight w:val="486"/>
           <w:jc w:val="center"/>
         </w:trPr>
         <w:tc>
           <w:tcPr>
-            <w:tcW w:w="1246" w:type="dxa"/>
+            <w:tcW w:w="1235" w:type="dxa"/>
             <w:tcBorders>
               <w:top w:val="single" w:sz="4" w:space="0" w:color="999999"/>
               <w:left w:val="single" w:sz="4" w:space="0" w:color="999999"/>
@@ -9703,7 +9501,6 @@
                 <w:rFonts w:asciiTheme="majorHAnsi" w:hAnsiTheme="majorHAnsi" w:cstheme="majorHAnsi"/>
               </w:rPr>
             </w:pPr>
-            <w:proofErr w:type="spellStart"/>
             <w:r>
               <w:rPr>
                 <w:rFonts w:asciiTheme="majorHAnsi" w:hAnsiTheme="majorHAnsi" w:cstheme="majorHAnsi"/>
@@ -9711,12 +9508,11 @@
               </w:rPr>
               <w:t>video_id</w:t>
             </w:r>
-            <w:proofErr w:type="spellEnd"/>
-          </w:p>
-        </w:tc>
-        <w:tc>
-          <w:tcPr>
-            <w:tcW w:w="1568" w:type="dxa"/>
+          </w:p>
+        </w:tc>
+        <w:tc>
+          <w:tcPr>
+            <w:tcW w:w="1555" w:type="dxa"/>
             <w:tcBorders>
               <w:top w:val="single" w:sz="4" w:space="0" w:color="999999"/>
               <w:left w:val="single" w:sz="4" w:space="0" w:color="999999"/>
@@ -9740,27 +9536,18 @@
                 <w:rFonts w:asciiTheme="majorHAnsi" w:hAnsiTheme="majorHAnsi" w:cstheme="majorHAnsi"/>
               </w:rPr>
             </w:pPr>
-            <w:proofErr w:type="gramStart"/>
-            <w:r>
-              <w:rPr>
-                <w:rFonts w:asciiTheme="majorHAnsi" w:hAnsiTheme="majorHAnsi" w:cstheme="majorHAnsi"/>
-                <w:sz w:val="21"/>
-              </w:rPr>
-              <w:t>CHAR(</w:t>
-            </w:r>
-            <w:proofErr w:type="gramEnd"/>
-            <w:r>
-              <w:rPr>
-                <w:rFonts w:asciiTheme="majorHAnsi" w:hAnsiTheme="majorHAnsi" w:cstheme="majorHAnsi"/>
-                <w:sz w:val="21"/>
-              </w:rPr>
-              <w:t>36)</w:t>
-            </w:r>
-          </w:p>
-        </w:tc>
-        <w:tc>
-          <w:tcPr>
-            <w:tcW w:w="1980" w:type="dxa"/>
+            <w:r>
+              <w:rPr>
+                <w:rFonts w:asciiTheme="majorHAnsi" w:hAnsiTheme="majorHAnsi" w:cstheme="majorHAnsi"/>
+                <w:sz w:val="21"/>
+              </w:rPr>
+              <w:t>CHAR(36)</w:t>
+            </w:r>
+          </w:p>
+        </w:tc>
+        <w:tc>
+          <w:tcPr>
+            <w:tcW w:w="1963" w:type="dxa"/>
             <w:tcBorders>
               <w:top w:val="single" w:sz="4" w:space="0" w:color="999999"/>
               <w:left w:val="single" w:sz="4" w:space="0" w:color="999999"/>
@@ -9789,45 +9576,13 @@
                 <w:rFonts w:asciiTheme="majorHAnsi" w:hAnsiTheme="majorHAnsi" w:cstheme="majorHAnsi"/>
                 <w:sz w:val="21"/>
               </w:rPr>
-              <w:t xml:space="preserve">NOT NULL, FK → </w:t>
-            </w:r>
-            <w:proofErr w:type="spellStart"/>
-            <w:r>
-              <w:rPr>
-                <w:rFonts w:asciiTheme="majorHAnsi" w:hAnsiTheme="majorHAnsi" w:cstheme="majorHAnsi"/>
-                <w:sz w:val="21"/>
-              </w:rPr>
-              <w:t>yt_video</w:t>
-            </w:r>
-            <w:proofErr w:type="spellEnd"/>
-            <w:r>
-              <w:rPr>
-                <w:rFonts w:asciiTheme="majorHAnsi" w:hAnsiTheme="majorHAnsi" w:cstheme="majorHAnsi"/>
-                <w:sz w:val="21"/>
-              </w:rPr>
-              <w:t>(</w:t>
-            </w:r>
-            <w:proofErr w:type="spellStart"/>
-            <w:r>
-              <w:rPr>
-                <w:rFonts w:asciiTheme="majorHAnsi" w:hAnsiTheme="majorHAnsi" w:cstheme="majorHAnsi"/>
-                <w:sz w:val="21"/>
-              </w:rPr>
-              <w:t>video_id</w:t>
-            </w:r>
-            <w:proofErr w:type="spellEnd"/>
-            <w:r>
-              <w:rPr>
-                <w:rFonts w:asciiTheme="majorHAnsi" w:hAnsiTheme="majorHAnsi" w:cstheme="majorHAnsi"/>
-                <w:sz w:val="21"/>
-              </w:rPr>
-              <w:t>)</w:t>
-            </w:r>
-          </w:p>
-        </w:tc>
-        <w:tc>
-          <w:tcPr>
-            <w:tcW w:w="3382" w:type="dxa"/>
+              <w:t>NOT NULL, FK → yt_video(video_id)</w:t>
+            </w:r>
+          </w:p>
+        </w:tc>
+        <w:tc>
+          <w:tcPr>
+            <w:tcW w:w="3355" w:type="dxa"/>
             <w:tcBorders>
               <w:top w:val="single" w:sz="4" w:space="0" w:color="999999"/>
               <w:left w:val="single" w:sz="4" w:space="0" w:color="999999"/>
@@ -9863,11 +9618,12 @@
       </w:tr>
       <w:tr>
         <w:trPr>
+          <w:trHeight w:val="486"/>
           <w:jc w:val="center"/>
         </w:trPr>
         <w:tc>
           <w:tcPr>
-            <w:tcW w:w="1246" w:type="dxa"/>
+            <w:tcW w:w="1235" w:type="dxa"/>
             <w:tcBorders>
               <w:top w:val="single" w:sz="4" w:space="0" w:color="999999"/>
               <w:left w:val="single" w:sz="4" w:space="0" w:color="999999"/>
@@ -9892,7 +9648,6 @@
                 <w:sz w:val="21"/>
               </w:rPr>
             </w:pPr>
-            <w:proofErr w:type="spellStart"/>
             <w:r>
               <w:rPr>
                 <w:rFonts w:asciiTheme="majorHAnsi" w:hAnsiTheme="majorHAnsi" w:cstheme="majorHAnsi"/>
@@ -9900,12 +9655,11 @@
               </w:rPr>
               <w:t>parent_comment_id</w:t>
             </w:r>
-            <w:proofErr w:type="spellEnd"/>
-          </w:p>
-        </w:tc>
-        <w:tc>
-          <w:tcPr>
-            <w:tcW w:w="1568" w:type="dxa"/>
+          </w:p>
+        </w:tc>
+        <w:tc>
+          <w:tcPr>
+            <w:tcW w:w="1555" w:type="dxa"/>
             <w:tcBorders>
               <w:top w:val="single" w:sz="4" w:space="0" w:color="999999"/>
               <w:left w:val="single" w:sz="4" w:space="0" w:color="999999"/>
@@ -9930,27 +9684,18 @@
                 <w:sz w:val="21"/>
               </w:rPr>
             </w:pPr>
-            <w:proofErr w:type="gramStart"/>
-            <w:r>
-              <w:rPr>
-                <w:rFonts w:asciiTheme="majorHAnsi" w:hAnsiTheme="majorHAnsi" w:cstheme="majorHAnsi"/>
-                <w:sz w:val="21"/>
-              </w:rPr>
-              <w:t>CHAR(</w:t>
-            </w:r>
-            <w:proofErr w:type="gramEnd"/>
-            <w:r>
-              <w:rPr>
-                <w:rFonts w:asciiTheme="majorHAnsi" w:hAnsiTheme="majorHAnsi" w:cstheme="majorHAnsi"/>
-                <w:sz w:val="21"/>
-              </w:rPr>
-              <w:t>36)</w:t>
-            </w:r>
-          </w:p>
-        </w:tc>
-        <w:tc>
-          <w:tcPr>
-            <w:tcW w:w="1980" w:type="dxa"/>
+            <w:r>
+              <w:rPr>
+                <w:rFonts w:asciiTheme="majorHAnsi" w:hAnsiTheme="majorHAnsi" w:cstheme="majorHAnsi"/>
+                <w:sz w:val="21"/>
+              </w:rPr>
+              <w:t>CHAR(36)</w:t>
+            </w:r>
+          </w:p>
+        </w:tc>
+        <w:tc>
+          <w:tcPr>
+            <w:tcW w:w="1963" w:type="dxa"/>
             <w:tcBorders>
               <w:top w:val="single" w:sz="4" w:space="0" w:color="999999"/>
               <w:left w:val="single" w:sz="4" w:space="0" w:color="999999"/>
@@ -9986,7 +9731,7 @@
         </w:tc>
         <w:tc>
           <w:tcPr>
-            <w:tcW w:w="3382" w:type="dxa"/>
+            <w:tcW w:w="3355" w:type="dxa"/>
             <w:tcBorders>
               <w:top w:val="single" w:sz="4" w:space="0" w:color="999999"/>
               <w:left w:val="single" w:sz="4" w:space="0" w:color="999999"/>
@@ -10023,11 +9768,12 @@
       </w:tr>
       <w:tr>
         <w:trPr>
+          <w:trHeight w:val="243"/>
           <w:jc w:val="center"/>
         </w:trPr>
         <w:tc>
           <w:tcPr>
-            <w:tcW w:w="1246" w:type="dxa"/>
+            <w:tcW w:w="1235" w:type="dxa"/>
             <w:tcBorders>
               <w:top w:val="single" w:sz="4" w:space="0" w:color="999999"/>
               <w:left w:val="single" w:sz="4" w:space="0" w:color="999999"/>
@@ -10052,7 +9798,6 @@
                 <w:sz w:val="21"/>
               </w:rPr>
             </w:pPr>
-            <w:proofErr w:type="spellStart"/>
             <w:r>
               <w:rPr>
                 <w:rFonts w:asciiTheme="majorHAnsi" w:hAnsiTheme="majorHAnsi" w:cstheme="majorHAnsi"/>
@@ -10060,12 +9805,11 @@
               </w:rPr>
               <w:t>created_at</w:t>
             </w:r>
-            <w:proofErr w:type="spellEnd"/>
-          </w:p>
-        </w:tc>
-        <w:tc>
-          <w:tcPr>
-            <w:tcW w:w="1568" w:type="dxa"/>
+          </w:p>
+        </w:tc>
+        <w:tc>
+          <w:tcPr>
+            <w:tcW w:w="1555" w:type="dxa"/>
             <w:tcBorders>
               <w:top w:val="single" w:sz="4" w:space="0" w:color="999999"/>
               <w:left w:val="single" w:sz="4" w:space="0" w:color="999999"/>
@@ -10101,7 +9845,7 @@
         </w:tc>
         <w:tc>
           <w:tcPr>
-            <w:tcW w:w="1980" w:type="dxa"/>
+            <w:tcW w:w="1963" w:type="dxa"/>
             <w:tcBorders>
               <w:top w:val="single" w:sz="4" w:space="0" w:color="999999"/>
               <w:left w:val="single" w:sz="4" w:space="0" w:color="999999"/>
@@ -10137,7 +9881,7 @@
         </w:tc>
         <w:tc>
           <w:tcPr>
-            <w:tcW w:w="3382" w:type="dxa"/>
+            <w:tcW w:w="3355" w:type="dxa"/>
             <w:tcBorders>
               <w:top w:val="single" w:sz="4" w:space="0" w:color="999999"/>
               <w:left w:val="single" w:sz="4" w:space="0" w:color="999999"/>
@@ -10181,11 +9925,12 @@
       </w:tr>
       <w:tr>
         <w:trPr>
+          <w:trHeight w:val="253"/>
           <w:jc w:val="center"/>
         </w:trPr>
         <w:tc>
           <w:tcPr>
-            <w:tcW w:w="1246" w:type="dxa"/>
+            <w:tcW w:w="1235" w:type="dxa"/>
             <w:tcBorders>
               <w:top w:val="single" w:sz="4" w:space="0" w:color="999999"/>
               <w:left w:val="single" w:sz="4" w:space="0" w:color="999999"/>
@@ -10210,7 +9955,6 @@
                 <w:sz w:val="21"/>
               </w:rPr>
             </w:pPr>
-            <w:proofErr w:type="spellStart"/>
             <w:r>
               <w:rPr>
                 <w:rFonts w:asciiTheme="majorHAnsi" w:hAnsiTheme="majorHAnsi" w:cstheme="majorHAnsi"/>
@@ -10218,12 +9962,11 @@
               </w:rPr>
               <w:t>updated_at</w:t>
             </w:r>
-            <w:proofErr w:type="spellEnd"/>
-          </w:p>
-        </w:tc>
-        <w:tc>
-          <w:tcPr>
-            <w:tcW w:w="1568" w:type="dxa"/>
+          </w:p>
+        </w:tc>
+        <w:tc>
+          <w:tcPr>
+            <w:tcW w:w="1555" w:type="dxa"/>
             <w:tcBorders>
               <w:top w:val="single" w:sz="4" w:space="0" w:color="999999"/>
               <w:left w:val="single" w:sz="4" w:space="0" w:color="999999"/>
@@ -10259,7 +10002,7 @@
         </w:tc>
         <w:tc>
           <w:tcPr>
-            <w:tcW w:w="1980" w:type="dxa"/>
+            <w:tcW w:w="1963" w:type="dxa"/>
             <w:tcBorders>
               <w:top w:val="single" w:sz="4" w:space="0" w:color="999999"/>
               <w:left w:val="single" w:sz="4" w:space="0" w:color="999999"/>
@@ -10295,7 +10038,7 @@
         </w:tc>
         <w:tc>
           <w:tcPr>
-            <w:tcW w:w="3382" w:type="dxa"/>
+            <w:tcW w:w="3355" w:type="dxa"/>
             <w:tcBorders>
               <w:top w:val="single" w:sz="4" w:space="0" w:color="999999"/>
               <w:left w:val="single" w:sz="4" w:space="0" w:color="999999"/>
@@ -10348,7 +10091,6 @@
         </w:rPr>
         <w:t xml:space="preserve">Table: </w:t>
       </w:r>
-      <w:proofErr w:type="spellStart"/>
       <w:r>
         <w:rPr>
           <w:rFonts w:asciiTheme="majorHAnsi" w:hAnsiTheme="majorHAnsi" w:cstheme="majorHAnsi"/>
@@ -10358,7 +10100,6 @@
         </w:rPr>
         <w:t>refresh_tokens</w:t>
       </w:r>
-      <w:proofErr w:type="spellEnd"/>
     </w:p>
     <w:tbl>
       <w:tblPr>
@@ -10368,19 +10109,19 @@
         <w:tblLook w:val="04A0" w:firstRow="1" w:lastRow="0" w:firstColumn="1" w:lastColumn="0" w:noHBand="0" w:noVBand="1"/>
       </w:tblPr>
       <w:tblGrid>
-        <w:gridCol w:w="1246"/>
-        <w:gridCol w:w="1530"/>
-        <w:gridCol w:w="1980"/>
-        <w:gridCol w:w="3413"/>
+        <w:gridCol w:w="1262"/>
+        <w:gridCol w:w="1549"/>
+        <w:gridCol w:w="2005"/>
+        <w:gridCol w:w="3457"/>
       </w:tblGrid>
       <w:tr>
         <w:trPr>
-          <w:trHeight w:val="440"/>
+          <w:trHeight w:val="432"/>
           <w:jc w:val="center"/>
         </w:trPr>
         <w:tc>
           <w:tcPr>
-            <w:tcW w:w="1246" w:type="dxa"/>
+            <w:tcW w:w="1262" w:type="dxa"/>
             <w:tcBorders>
               <w:top w:val="single" w:sz="4" w:space="0" w:color="999999"/>
               <w:left w:val="single" w:sz="4" w:space="0" w:color="999999"/>
@@ -10417,7 +10158,7 @@
         </w:tc>
         <w:tc>
           <w:tcPr>
-            <w:tcW w:w="1530" w:type="dxa"/>
+            <w:tcW w:w="1549" w:type="dxa"/>
             <w:tcBorders>
               <w:top w:val="single" w:sz="4" w:space="0" w:color="999999"/>
               <w:left w:val="single" w:sz="4" w:space="0" w:color="999999"/>
@@ -10454,7 +10195,7 @@
         </w:tc>
         <w:tc>
           <w:tcPr>
-            <w:tcW w:w="1980" w:type="dxa"/>
+            <w:tcW w:w="2005" w:type="dxa"/>
             <w:tcBorders>
               <w:top w:val="single" w:sz="4" w:space="0" w:color="999999"/>
               <w:left w:val="single" w:sz="4" w:space="0" w:color="999999"/>
@@ -10491,7 +10232,7 @@
         </w:tc>
         <w:tc>
           <w:tcPr>
-            <w:tcW w:w="3413" w:type="dxa"/>
+            <w:tcW w:w="3457" w:type="dxa"/>
             <w:tcBorders>
               <w:top w:val="single" w:sz="4" w:space="0" w:color="999999"/>
               <w:left w:val="single" w:sz="4" w:space="0" w:color="999999"/>
@@ -10529,11 +10270,12 @@
       </w:tr>
       <w:tr>
         <w:trPr>
+          <w:trHeight w:val="251"/>
           <w:jc w:val="center"/>
         </w:trPr>
         <w:tc>
           <w:tcPr>
-            <w:tcW w:w="1246" w:type="dxa"/>
+            <w:tcW w:w="1262" w:type="dxa"/>
             <w:tcBorders>
               <w:top w:val="single" w:sz="4" w:space="0" w:color="999999"/>
               <w:left w:val="single" w:sz="4" w:space="0" w:color="999999"/>
@@ -10568,7 +10310,7 @@
         </w:tc>
         <w:tc>
           <w:tcPr>
-            <w:tcW w:w="1530" w:type="dxa"/>
+            <w:tcW w:w="1549" w:type="dxa"/>
             <w:tcBorders>
               <w:top w:val="single" w:sz="4" w:space="0" w:color="999999"/>
               <w:left w:val="single" w:sz="4" w:space="0" w:color="999999"/>
@@ -10592,27 +10334,18 @@
                 <w:rFonts w:asciiTheme="majorHAnsi" w:hAnsiTheme="majorHAnsi" w:cstheme="majorHAnsi"/>
               </w:rPr>
             </w:pPr>
-            <w:proofErr w:type="gramStart"/>
-            <w:r>
-              <w:rPr>
-                <w:rFonts w:asciiTheme="majorHAnsi" w:hAnsiTheme="majorHAnsi" w:cstheme="majorHAnsi"/>
-                <w:sz w:val="21"/>
-              </w:rPr>
-              <w:t>CHAR(</w:t>
-            </w:r>
-            <w:proofErr w:type="gramEnd"/>
-            <w:r>
-              <w:rPr>
-                <w:rFonts w:asciiTheme="majorHAnsi" w:hAnsiTheme="majorHAnsi" w:cstheme="majorHAnsi"/>
-                <w:sz w:val="21"/>
-              </w:rPr>
-              <w:t>36)</w:t>
-            </w:r>
-          </w:p>
-        </w:tc>
-        <w:tc>
-          <w:tcPr>
-            <w:tcW w:w="1980" w:type="dxa"/>
+            <w:r>
+              <w:rPr>
+                <w:rFonts w:asciiTheme="majorHAnsi" w:hAnsiTheme="majorHAnsi" w:cstheme="majorHAnsi"/>
+                <w:sz w:val="21"/>
+              </w:rPr>
+              <w:t>CHAR(36)</w:t>
+            </w:r>
+          </w:p>
+        </w:tc>
+        <w:tc>
+          <w:tcPr>
+            <w:tcW w:w="2005" w:type="dxa"/>
             <w:tcBorders>
               <w:top w:val="single" w:sz="4" w:space="0" w:color="999999"/>
               <w:left w:val="single" w:sz="4" w:space="0" w:color="999999"/>
@@ -10647,7 +10380,7 @@
         </w:tc>
         <w:tc>
           <w:tcPr>
-            <w:tcW w:w="3413" w:type="dxa"/>
+            <w:tcW w:w="3457" w:type="dxa"/>
             <w:tcBorders>
               <w:top w:val="single" w:sz="4" w:space="0" w:color="999999"/>
               <w:left w:val="single" w:sz="4" w:space="0" w:color="999999"/>
@@ -10683,11 +10416,12 @@
       </w:tr>
       <w:tr>
         <w:trPr>
+          <w:trHeight w:val="513"/>
           <w:jc w:val="center"/>
         </w:trPr>
         <w:tc>
           <w:tcPr>
-            <w:tcW w:w="1246" w:type="dxa"/>
+            <w:tcW w:w="1262" w:type="dxa"/>
             <w:tcBorders>
               <w:top w:val="single" w:sz="4" w:space="0" w:color="999999"/>
               <w:left w:val="single" w:sz="4" w:space="0" w:color="999999"/>
@@ -10711,7 +10445,6 @@
                 <w:rFonts w:asciiTheme="majorHAnsi" w:hAnsiTheme="majorHAnsi" w:cstheme="majorHAnsi"/>
               </w:rPr>
             </w:pPr>
-            <w:proofErr w:type="spellStart"/>
             <w:r>
               <w:rPr>
                 <w:rFonts w:asciiTheme="majorHAnsi" w:hAnsiTheme="majorHAnsi" w:cstheme="majorHAnsi"/>
@@ -10719,12 +10452,11 @@
               </w:rPr>
               <w:t>jti</w:t>
             </w:r>
-            <w:proofErr w:type="spellEnd"/>
-          </w:p>
-        </w:tc>
-        <w:tc>
-          <w:tcPr>
-            <w:tcW w:w="1530" w:type="dxa"/>
+          </w:p>
+        </w:tc>
+        <w:tc>
+          <w:tcPr>
+            <w:tcW w:w="1549" w:type="dxa"/>
             <w:tcBorders>
               <w:top w:val="single" w:sz="4" w:space="0" w:color="999999"/>
               <w:left w:val="single" w:sz="4" w:space="0" w:color="999999"/>
@@ -10748,7 +10480,6 @@
                 <w:rFonts w:asciiTheme="majorHAnsi" w:hAnsiTheme="majorHAnsi" w:cstheme="majorHAnsi"/>
               </w:rPr>
             </w:pPr>
-            <w:proofErr w:type="gramStart"/>
             <w:r>
               <w:rPr>
                 <w:rFonts w:asciiTheme="majorHAnsi" w:hAnsiTheme="majorHAnsi" w:cstheme="majorHAnsi"/>
@@ -10756,7 +10487,6 @@
               </w:rPr>
               <w:t>VARCHAR(</w:t>
             </w:r>
-            <w:proofErr w:type="gramEnd"/>
             <w:r>
               <w:rPr>
                 <w:rFonts w:asciiTheme="majorHAnsi" w:hAnsiTheme="majorHAnsi" w:cstheme="majorHAnsi"/>
@@ -10775,7 +10505,7 @@
         </w:tc>
         <w:tc>
           <w:tcPr>
-            <w:tcW w:w="1980" w:type="dxa"/>
+            <w:tcW w:w="2005" w:type="dxa"/>
             <w:tcBorders>
               <w:top w:val="single" w:sz="4" w:space="0" w:color="999999"/>
               <w:left w:val="single" w:sz="4" w:space="0" w:color="999999"/>
@@ -10810,7 +10540,7 @@
         </w:tc>
         <w:tc>
           <w:tcPr>
-            <w:tcW w:w="3413" w:type="dxa"/>
+            <w:tcW w:w="3457" w:type="dxa"/>
             <w:tcBorders>
               <w:top w:val="single" w:sz="4" w:space="0" w:color="999999"/>
               <w:left w:val="single" w:sz="4" w:space="0" w:color="999999"/>
@@ -10846,11 +10576,12 @@
       </w:tr>
       <w:tr>
         <w:trPr>
+          <w:trHeight w:val="502"/>
           <w:jc w:val="center"/>
         </w:trPr>
         <w:tc>
           <w:tcPr>
-            <w:tcW w:w="1246" w:type="dxa"/>
+            <w:tcW w:w="1262" w:type="dxa"/>
             <w:tcBorders>
               <w:top w:val="single" w:sz="4" w:space="0" w:color="999999"/>
               <w:left w:val="single" w:sz="4" w:space="0" w:color="999999"/>
@@ -10874,7 +10605,6 @@
                 <w:rFonts w:asciiTheme="majorHAnsi" w:hAnsiTheme="majorHAnsi" w:cstheme="majorHAnsi"/>
               </w:rPr>
             </w:pPr>
-            <w:proofErr w:type="spellStart"/>
             <w:r>
               <w:rPr>
                 <w:rFonts w:asciiTheme="majorHAnsi" w:hAnsiTheme="majorHAnsi" w:cstheme="majorHAnsi"/>
@@ -10883,12 +10613,11 @@
               <w:lastRenderedPageBreak/>
               <w:t>user_id</w:t>
             </w:r>
-            <w:proofErr w:type="spellEnd"/>
-          </w:p>
-        </w:tc>
-        <w:tc>
-          <w:tcPr>
-            <w:tcW w:w="1530" w:type="dxa"/>
+          </w:p>
+        </w:tc>
+        <w:tc>
+          <w:tcPr>
+            <w:tcW w:w="1549" w:type="dxa"/>
             <w:tcBorders>
               <w:top w:val="single" w:sz="4" w:space="0" w:color="999999"/>
               <w:left w:val="single" w:sz="4" w:space="0" w:color="999999"/>
@@ -10912,27 +10641,18 @@
                 <w:rFonts w:asciiTheme="majorHAnsi" w:hAnsiTheme="majorHAnsi" w:cstheme="majorHAnsi"/>
               </w:rPr>
             </w:pPr>
-            <w:proofErr w:type="gramStart"/>
-            <w:r>
-              <w:rPr>
-                <w:rFonts w:asciiTheme="majorHAnsi" w:hAnsiTheme="majorHAnsi" w:cstheme="majorHAnsi"/>
-                <w:sz w:val="21"/>
-              </w:rPr>
-              <w:t>CHAR(</w:t>
-            </w:r>
-            <w:proofErr w:type="gramEnd"/>
-            <w:r>
-              <w:rPr>
-                <w:rFonts w:asciiTheme="majorHAnsi" w:hAnsiTheme="majorHAnsi" w:cstheme="majorHAnsi"/>
-                <w:sz w:val="21"/>
-              </w:rPr>
-              <w:t>36)</w:t>
-            </w:r>
-          </w:p>
-        </w:tc>
-        <w:tc>
-          <w:tcPr>
-            <w:tcW w:w="1980" w:type="dxa"/>
+            <w:r>
+              <w:rPr>
+                <w:rFonts w:asciiTheme="majorHAnsi" w:hAnsiTheme="majorHAnsi" w:cstheme="majorHAnsi"/>
+                <w:sz w:val="21"/>
+              </w:rPr>
+              <w:t>CHAR(36)</w:t>
+            </w:r>
+          </w:p>
+        </w:tc>
+        <w:tc>
+          <w:tcPr>
+            <w:tcW w:w="2005" w:type="dxa"/>
             <w:tcBorders>
               <w:top w:val="single" w:sz="4" w:space="0" w:color="999999"/>
               <w:left w:val="single" w:sz="4" w:space="0" w:color="999999"/>
@@ -10961,31 +10681,13 @@
                 <w:rFonts w:asciiTheme="majorHAnsi" w:hAnsiTheme="majorHAnsi" w:cstheme="majorHAnsi"/>
                 <w:sz w:val="21"/>
               </w:rPr>
-              <w:t xml:space="preserve">NOT NULL, FK → </w:t>
-            </w:r>
-            <w:proofErr w:type="gramStart"/>
-            <w:r>
-              <w:rPr>
-                <w:rFonts w:asciiTheme="majorHAnsi" w:hAnsiTheme="majorHAnsi" w:cstheme="majorHAnsi"/>
-                <w:sz w:val="21"/>
-              </w:rPr>
-              <w:t>users(</w:t>
-            </w:r>
-            <w:proofErr w:type="spellStart"/>
-            <w:proofErr w:type="gramEnd"/>
-            <w:r>
-              <w:rPr>
-                <w:rFonts w:asciiTheme="majorHAnsi" w:hAnsiTheme="majorHAnsi" w:cstheme="majorHAnsi"/>
-                <w:sz w:val="21"/>
-              </w:rPr>
-              <w:t>user_id</w:t>
-            </w:r>
-            <w:proofErr w:type="spellEnd"/>
-          </w:p>
-        </w:tc>
-        <w:tc>
-          <w:tcPr>
-            <w:tcW w:w="3413" w:type="dxa"/>
+              <w:t>NOT NULL, FK → users(user_id</w:t>
+            </w:r>
+          </w:p>
+        </w:tc>
+        <w:tc>
+          <w:tcPr>
+            <w:tcW w:w="3457" w:type="dxa"/>
             <w:tcBorders>
               <w:top w:val="single" w:sz="4" w:space="0" w:color="999999"/>
               <w:left w:val="single" w:sz="4" w:space="0" w:color="999999"/>
@@ -11021,11 +10723,12 @@
       </w:tr>
       <w:tr>
         <w:trPr>
+          <w:trHeight w:val="251"/>
           <w:jc w:val="center"/>
         </w:trPr>
         <w:tc>
           <w:tcPr>
-            <w:tcW w:w="1246" w:type="dxa"/>
+            <w:tcW w:w="1262" w:type="dxa"/>
             <w:tcBorders>
               <w:top w:val="single" w:sz="4" w:space="0" w:color="999999"/>
               <w:left w:val="single" w:sz="4" w:space="0" w:color="999999"/>
@@ -11050,7 +10753,6 @@
                 <w:sz w:val="21"/>
               </w:rPr>
             </w:pPr>
-            <w:proofErr w:type="spellStart"/>
             <w:r>
               <w:rPr>
                 <w:rFonts w:asciiTheme="majorHAnsi" w:hAnsiTheme="majorHAnsi" w:cstheme="majorHAnsi"/>
@@ -11058,12 +10760,11 @@
               </w:rPr>
               <w:t>expires_at</w:t>
             </w:r>
-            <w:proofErr w:type="spellEnd"/>
-          </w:p>
-        </w:tc>
-        <w:tc>
-          <w:tcPr>
-            <w:tcW w:w="1530" w:type="dxa"/>
+          </w:p>
+        </w:tc>
+        <w:tc>
+          <w:tcPr>
+            <w:tcW w:w="1549" w:type="dxa"/>
             <w:tcBorders>
               <w:top w:val="single" w:sz="4" w:space="0" w:color="999999"/>
               <w:left w:val="single" w:sz="4" w:space="0" w:color="999999"/>
@@ -11099,7 +10800,7 @@
         </w:tc>
         <w:tc>
           <w:tcPr>
-            <w:tcW w:w="1980" w:type="dxa"/>
+            <w:tcW w:w="2005" w:type="dxa"/>
             <w:tcBorders>
               <w:top w:val="single" w:sz="4" w:space="0" w:color="999999"/>
               <w:left w:val="single" w:sz="4" w:space="0" w:color="999999"/>
@@ -11135,7 +10836,7 @@
         </w:tc>
         <w:tc>
           <w:tcPr>
-            <w:tcW w:w="3413" w:type="dxa"/>
+            <w:tcW w:w="3457" w:type="dxa"/>
             <w:tcBorders>
               <w:top w:val="single" w:sz="4" w:space="0" w:color="999999"/>
               <w:left w:val="single" w:sz="4" w:space="0" w:color="999999"/>
@@ -11172,11 +10873,12 @@
       </w:tr>
       <w:tr>
         <w:trPr>
+          <w:trHeight w:val="502"/>
           <w:jc w:val="center"/>
         </w:trPr>
         <w:tc>
           <w:tcPr>
-            <w:tcW w:w="1246" w:type="dxa"/>
+            <w:tcW w:w="1262" w:type="dxa"/>
             <w:tcBorders>
               <w:top w:val="single" w:sz="4" w:space="0" w:color="999999"/>
               <w:left w:val="single" w:sz="4" w:space="0" w:color="999999"/>
@@ -11212,7 +10914,7 @@
         </w:tc>
         <w:tc>
           <w:tcPr>
-            <w:tcW w:w="1530" w:type="dxa"/>
+            <w:tcW w:w="1549" w:type="dxa"/>
             <w:tcBorders>
               <w:top w:val="single" w:sz="4" w:space="0" w:color="999999"/>
               <w:left w:val="single" w:sz="4" w:space="0" w:color="999999"/>
@@ -11248,7 +10950,7 @@
         </w:tc>
         <w:tc>
           <w:tcPr>
-            <w:tcW w:w="1980" w:type="dxa"/>
+            <w:tcW w:w="2005" w:type="dxa"/>
             <w:tcBorders>
               <w:top w:val="single" w:sz="4" w:space="0" w:color="999999"/>
               <w:left w:val="single" w:sz="4" w:space="0" w:color="999999"/>
@@ -11284,7 +10986,7 @@
         </w:tc>
         <w:tc>
           <w:tcPr>
-            <w:tcW w:w="3413" w:type="dxa"/>
+            <w:tcW w:w="3457" w:type="dxa"/>
             <w:tcBorders>
               <w:top w:val="single" w:sz="4" w:space="0" w:color="999999"/>
               <w:left w:val="single" w:sz="4" w:space="0" w:color="999999"/>
@@ -11321,11 +11023,12 @@
       </w:tr>
       <w:tr>
         <w:trPr>
+          <w:trHeight w:val="502"/>
           <w:jc w:val="center"/>
         </w:trPr>
         <w:tc>
           <w:tcPr>
-            <w:tcW w:w="1246" w:type="dxa"/>
+            <w:tcW w:w="1262" w:type="dxa"/>
             <w:tcBorders>
               <w:top w:val="single" w:sz="4" w:space="0" w:color="999999"/>
               <w:left w:val="single" w:sz="4" w:space="0" w:color="999999"/>
@@ -11350,7 +11053,6 @@
                 <w:sz w:val="21"/>
               </w:rPr>
             </w:pPr>
-            <w:proofErr w:type="spellStart"/>
             <w:r>
               <w:rPr>
                 <w:rFonts w:asciiTheme="majorHAnsi" w:hAnsiTheme="majorHAnsi" w:cstheme="majorHAnsi"/>
@@ -11358,12 +11060,11 @@
               </w:rPr>
               <w:t>replaced_by_token</w:t>
             </w:r>
-            <w:proofErr w:type="spellEnd"/>
-          </w:p>
-        </w:tc>
-        <w:tc>
-          <w:tcPr>
-            <w:tcW w:w="1530" w:type="dxa"/>
+          </w:p>
+        </w:tc>
+        <w:tc>
+          <w:tcPr>
+            <w:tcW w:w="1549" w:type="dxa"/>
             <w:tcBorders>
               <w:top w:val="single" w:sz="4" w:space="0" w:color="999999"/>
               <w:left w:val="single" w:sz="4" w:space="0" w:color="999999"/>
@@ -11388,27 +11089,18 @@
                 <w:sz w:val="21"/>
               </w:rPr>
             </w:pPr>
-            <w:proofErr w:type="gramStart"/>
-            <w:r>
-              <w:rPr>
-                <w:rFonts w:asciiTheme="majorHAnsi" w:hAnsiTheme="majorHAnsi" w:cstheme="majorHAnsi"/>
-                <w:sz w:val="21"/>
-              </w:rPr>
-              <w:t>VARCHAR(</w:t>
-            </w:r>
-            <w:proofErr w:type="gramEnd"/>
-            <w:r>
-              <w:rPr>
-                <w:rFonts w:asciiTheme="majorHAnsi" w:hAnsiTheme="majorHAnsi" w:cstheme="majorHAnsi"/>
-                <w:sz w:val="21"/>
-              </w:rPr>
-              <w:t>255)</w:t>
-            </w:r>
-          </w:p>
-        </w:tc>
-        <w:tc>
-          <w:tcPr>
-            <w:tcW w:w="1980" w:type="dxa"/>
+            <w:r>
+              <w:rPr>
+                <w:rFonts w:asciiTheme="majorHAnsi" w:hAnsiTheme="majorHAnsi" w:cstheme="majorHAnsi"/>
+                <w:sz w:val="21"/>
+              </w:rPr>
+              <w:t>VARCHAR(255)</w:t>
+            </w:r>
+          </w:p>
+        </w:tc>
+        <w:tc>
+          <w:tcPr>
+            <w:tcW w:w="2005" w:type="dxa"/>
             <w:tcBorders>
               <w:top w:val="single" w:sz="4" w:space="0" w:color="999999"/>
               <w:left w:val="single" w:sz="4" w:space="0" w:color="999999"/>
@@ -11444,7 +11136,7 @@
         </w:tc>
         <w:tc>
           <w:tcPr>
-            <w:tcW w:w="3413" w:type="dxa"/>
+            <w:tcW w:w="3457" w:type="dxa"/>
             <w:tcBorders>
               <w:top w:val="single" w:sz="4" w:space="0" w:color="999999"/>
               <w:left w:val="single" w:sz="4" w:space="0" w:color="999999"/>
@@ -11481,11 +11173,12 @@
       </w:tr>
       <w:tr>
         <w:trPr>
+          <w:trHeight w:val="251"/>
           <w:jc w:val="center"/>
         </w:trPr>
         <w:tc>
           <w:tcPr>
-            <w:tcW w:w="1246" w:type="dxa"/>
+            <w:tcW w:w="1262" w:type="dxa"/>
             <w:tcBorders>
               <w:top w:val="single" w:sz="4" w:space="0" w:color="999999"/>
               <w:left w:val="single" w:sz="4" w:space="0" w:color="999999"/>
@@ -11510,7 +11203,6 @@
                 <w:sz w:val="21"/>
               </w:rPr>
             </w:pPr>
-            <w:proofErr w:type="spellStart"/>
             <w:r>
               <w:rPr>
                 <w:rFonts w:asciiTheme="majorHAnsi" w:hAnsiTheme="majorHAnsi" w:cstheme="majorHAnsi"/>
@@ -11518,12 +11210,11 @@
               </w:rPr>
               <w:t>created_at</w:t>
             </w:r>
-            <w:proofErr w:type="spellEnd"/>
-          </w:p>
-        </w:tc>
-        <w:tc>
-          <w:tcPr>
-            <w:tcW w:w="1530" w:type="dxa"/>
+          </w:p>
+        </w:tc>
+        <w:tc>
+          <w:tcPr>
+            <w:tcW w:w="1549" w:type="dxa"/>
             <w:tcBorders>
               <w:top w:val="single" w:sz="4" w:space="0" w:color="999999"/>
               <w:left w:val="single" w:sz="4" w:space="0" w:color="999999"/>
@@ -11559,7 +11250,7 @@
         </w:tc>
         <w:tc>
           <w:tcPr>
-            <w:tcW w:w="1980" w:type="dxa"/>
+            <w:tcW w:w="2005" w:type="dxa"/>
             <w:tcBorders>
               <w:top w:val="single" w:sz="4" w:space="0" w:color="999999"/>
               <w:left w:val="single" w:sz="4" w:space="0" w:color="999999"/>
@@ -11595,7 +11286,7 @@
         </w:tc>
         <w:tc>
           <w:tcPr>
-            <w:tcW w:w="3413" w:type="dxa"/>
+            <w:tcW w:w="3457" w:type="dxa"/>
             <w:tcBorders>
               <w:top w:val="single" w:sz="4" w:space="0" w:color="999999"/>
               <w:left w:val="single" w:sz="4" w:space="0" w:color="999999"/>
@@ -11632,11 +11323,12 @@
       </w:tr>
       <w:tr>
         <w:trPr>
+          <w:trHeight w:val="262"/>
           <w:jc w:val="center"/>
         </w:trPr>
         <w:tc>
           <w:tcPr>
-            <w:tcW w:w="1246" w:type="dxa"/>
+            <w:tcW w:w="1262" w:type="dxa"/>
             <w:tcBorders>
               <w:top w:val="single" w:sz="4" w:space="0" w:color="999999"/>
               <w:left w:val="single" w:sz="4" w:space="0" w:color="999999"/>
@@ -11661,7 +11353,6 @@
                 <w:sz w:val="21"/>
               </w:rPr>
             </w:pPr>
-            <w:proofErr w:type="spellStart"/>
             <w:r>
               <w:rPr>
                 <w:rFonts w:asciiTheme="majorHAnsi" w:hAnsiTheme="majorHAnsi" w:cstheme="majorHAnsi"/>
@@ -11669,12 +11360,11 @@
               </w:rPr>
               <w:t>updated_at</w:t>
             </w:r>
-            <w:proofErr w:type="spellEnd"/>
-          </w:p>
-        </w:tc>
-        <w:tc>
-          <w:tcPr>
-            <w:tcW w:w="1530" w:type="dxa"/>
+          </w:p>
+        </w:tc>
+        <w:tc>
+          <w:tcPr>
+            <w:tcW w:w="1549" w:type="dxa"/>
             <w:tcBorders>
               <w:top w:val="single" w:sz="4" w:space="0" w:color="999999"/>
               <w:left w:val="single" w:sz="4" w:space="0" w:color="999999"/>
@@ -11710,7 +11400,7 @@
         </w:tc>
         <w:tc>
           <w:tcPr>
-            <w:tcW w:w="1980" w:type="dxa"/>
+            <w:tcW w:w="2005" w:type="dxa"/>
             <w:tcBorders>
               <w:top w:val="single" w:sz="4" w:space="0" w:color="999999"/>
               <w:left w:val="single" w:sz="4" w:space="0" w:color="999999"/>
@@ -11746,7 +11436,7 @@
         </w:tc>
         <w:tc>
           <w:tcPr>
-            <w:tcW w:w="3413" w:type="dxa"/>
+            <w:tcW w:w="3457" w:type="dxa"/>
             <w:tcBorders>
               <w:top w:val="single" w:sz="4" w:space="0" w:color="999999"/>
               <w:left w:val="single" w:sz="4" w:space="0" w:color="999999"/>
@@ -12041,21 +11731,12 @@
                 <w:rFonts w:asciiTheme="majorHAnsi" w:hAnsiTheme="majorHAnsi" w:cstheme="majorHAnsi"/>
               </w:rPr>
             </w:pPr>
-            <w:proofErr w:type="gramStart"/>
-            <w:r>
-              <w:rPr>
-                <w:rFonts w:asciiTheme="majorHAnsi" w:hAnsiTheme="majorHAnsi" w:cstheme="majorHAnsi"/>
-                <w:sz w:val="21"/>
-              </w:rPr>
-              <w:t>CHAR(</w:t>
-            </w:r>
-            <w:proofErr w:type="gramEnd"/>
-            <w:r>
-              <w:rPr>
-                <w:rFonts w:asciiTheme="majorHAnsi" w:hAnsiTheme="majorHAnsi" w:cstheme="majorHAnsi"/>
-                <w:sz w:val="21"/>
-              </w:rPr>
-              <w:t>36)</w:t>
+            <w:r>
+              <w:rPr>
+                <w:rFonts w:asciiTheme="majorHAnsi" w:hAnsiTheme="majorHAnsi" w:cstheme="majorHAnsi"/>
+                <w:sz w:val="21"/>
+              </w:rPr>
+              <w:t>CHAR(36)</w:t>
             </w:r>
           </w:p>
         </w:tc>
@@ -12195,21 +11876,12 @@
                 <w:rFonts w:asciiTheme="majorHAnsi" w:hAnsiTheme="majorHAnsi" w:cstheme="majorHAnsi"/>
               </w:rPr>
             </w:pPr>
-            <w:proofErr w:type="gramStart"/>
-            <w:r>
-              <w:rPr>
-                <w:rFonts w:asciiTheme="majorHAnsi" w:hAnsiTheme="majorHAnsi" w:cstheme="majorHAnsi"/>
-                <w:sz w:val="21"/>
-              </w:rPr>
-              <w:t>VARCHAR(</w:t>
-            </w:r>
-            <w:proofErr w:type="gramEnd"/>
-            <w:r>
-              <w:rPr>
-                <w:rFonts w:asciiTheme="majorHAnsi" w:hAnsiTheme="majorHAnsi" w:cstheme="majorHAnsi"/>
-                <w:sz w:val="21"/>
-              </w:rPr>
-              <w:t>1000)</w:t>
+            <w:r>
+              <w:rPr>
+                <w:rFonts w:asciiTheme="majorHAnsi" w:hAnsiTheme="majorHAnsi" w:cstheme="majorHAnsi"/>
+                <w:sz w:val="21"/>
+              </w:rPr>
+              <w:t>VARCHAR(1000)</w:t>
             </w:r>
           </w:p>
         </w:tc>
@@ -12314,7 +11986,6 @@
                 <w:rFonts w:asciiTheme="majorHAnsi" w:hAnsiTheme="majorHAnsi" w:cstheme="majorHAnsi"/>
               </w:rPr>
             </w:pPr>
-            <w:proofErr w:type="spellStart"/>
             <w:r>
               <w:rPr>
                 <w:rFonts w:asciiTheme="majorHAnsi" w:hAnsiTheme="majorHAnsi" w:cstheme="majorHAnsi"/>
@@ -12322,7 +11993,6 @@
               </w:rPr>
               <w:t>user_id</w:t>
             </w:r>
-            <w:proofErr w:type="spellEnd"/>
           </w:p>
         </w:tc>
         <w:tc>
@@ -12351,21 +12021,12 @@
                 <w:rFonts w:asciiTheme="majorHAnsi" w:hAnsiTheme="majorHAnsi" w:cstheme="majorHAnsi"/>
               </w:rPr>
             </w:pPr>
-            <w:proofErr w:type="gramStart"/>
-            <w:r>
-              <w:rPr>
-                <w:rFonts w:asciiTheme="majorHAnsi" w:hAnsiTheme="majorHAnsi" w:cstheme="majorHAnsi"/>
-                <w:sz w:val="21"/>
-              </w:rPr>
-              <w:t>CHAR(</w:t>
-            </w:r>
-            <w:proofErr w:type="gramEnd"/>
-            <w:r>
-              <w:rPr>
-                <w:rFonts w:asciiTheme="majorHAnsi" w:hAnsiTheme="majorHAnsi" w:cstheme="majorHAnsi"/>
-                <w:sz w:val="21"/>
-              </w:rPr>
-              <w:t>36)</w:t>
+            <w:r>
+              <w:rPr>
+                <w:rFonts w:asciiTheme="majorHAnsi" w:hAnsiTheme="majorHAnsi" w:cstheme="majorHAnsi"/>
+                <w:sz w:val="21"/>
+              </w:rPr>
+              <w:t>CHAR(36)</w:t>
             </w:r>
           </w:p>
         </w:tc>
@@ -12400,23 +12061,7 @@
                 <w:rFonts w:asciiTheme="majorHAnsi" w:hAnsiTheme="majorHAnsi" w:cstheme="majorHAnsi"/>
                 <w:sz w:val="21"/>
               </w:rPr>
-              <w:t>NOT NULL, FK → users(</w:t>
-            </w:r>
-            <w:proofErr w:type="spellStart"/>
-            <w:r>
-              <w:rPr>
-                <w:rFonts w:asciiTheme="majorHAnsi" w:hAnsiTheme="majorHAnsi" w:cstheme="majorHAnsi"/>
-                <w:sz w:val="21"/>
-              </w:rPr>
-              <w:t>user_id</w:t>
-            </w:r>
-            <w:proofErr w:type="spellEnd"/>
-            <w:r>
-              <w:rPr>
-                <w:rFonts w:asciiTheme="majorHAnsi" w:hAnsiTheme="majorHAnsi" w:cstheme="majorHAnsi"/>
-                <w:sz w:val="21"/>
-              </w:rPr>
-              <w:t>)</w:t>
+              <w:t>NOT NULL, FK → users(user_id)</w:t>
             </w:r>
           </w:p>
         </w:tc>
@@ -12487,7 +12132,6 @@
                 <w:sz w:val="21"/>
               </w:rPr>
             </w:pPr>
-            <w:proofErr w:type="spellStart"/>
             <w:r>
               <w:rPr>
                 <w:rFonts w:asciiTheme="majorHAnsi" w:hAnsiTheme="majorHAnsi" w:cstheme="majorHAnsi"/>
@@ -12495,7 +12139,6 @@
               </w:rPr>
               <w:t>created_at</w:t>
             </w:r>
-            <w:proofErr w:type="spellEnd"/>
           </w:p>
         </w:tc>
         <w:tc>
@@ -12638,7 +12281,6 @@
                 <w:sz w:val="21"/>
               </w:rPr>
             </w:pPr>
-            <w:proofErr w:type="spellStart"/>
             <w:r>
               <w:rPr>
                 <w:rFonts w:asciiTheme="majorHAnsi" w:hAnsiTheme="majorHAnsi" w:cstheme="majorHAnsi"/>
@@ -12646,7 +12288,6 @@
               </w:rPr>
               <w:t>updated_at</w:t>
             </w:r>
-            <w:proofErr w:type="spellEnd"/>
           </w:p>
         </w:tc>
         <w:tc>
@@ -12776,7 +12417,6 @@
         </w:rPr>
         <w:t xml:space="preserve">Table: </w:t>
       </w:r>
-      <w:proofErr w:type="spellStart"/>
       <w:r>
         <w:rPr>
           <w:rFonts w:asciiTheme="majorHAnsi" w:hAnsiTheme="majorHAnsi" w:cstheme="majorHAnsi"/>
@@ -12786,7 +12426,6 @@
         </w:rPr>
         <w:t>video_views</w:t>
       </w:r>
-      <w:proofErr w:type="spellEnd"/>
     </w:p>
     <w:tbl>
       <w:tblPr>
@@ -12796,19 +12435,19 @@
         <w:tblLook w:val="04A0" w:firstRow="1" w:lastRow="0" w:firstColumn="1" w:lastColumn="0" w:noHBand="0" w:noVBand="1"/>
       </w:tblPr>
       <w:tblGrid>
-        <w:gridCol w:w="1156"/>
-        <w:gridCol w:w="1260"/>
-        <w:gridCol w:w="2250"/>
-        <w:gridCol w:w="3254"/>
+        <w:gridCol w:w="1168"/>
+        <w:gridCol w:w="1273"/>
+        <w:gridCol w:w="2274"/>
+        <w:gridCol w:w="3289"/>
       </w:tblGrid>
       <w:tr>
         <w:trPr>
-          <w:trHeight w:val="683"/>
+          <w:trHeight w:val="641"/>
           <w:jc w:val="center"/>
         </w:trPr>
         <w:tc>
           <w:tcPr>
-            <w:tcW w:w="1156" w:type="dxa"/>
+            <w:tcW w:w="1168" w:type="dxa"/>
             <w:tcBorders>
               <w:top w:val="single" w:sz="4" w:space="0" w:color="999999"/>
               <w:left w:val="single" w:sz="4" w:space="0" w:color="999999"/>
@@ -12845,7 +12484,7 @@
         </w:tc>
         <w:tc>
           <w:tcPr>
-            <w:tcW w:w="1260" w:type="dxa"/>
+            <w:tcW w:w="1273" w:type="dxa"/>
             <w:tcBorders>
               <w:top w:val="single" w:sz="4" w:space="0" w:color="999999"/>
               <w:left w:val="single" w:sz="4" w:space="0" w:color="999999"/>
@@ -12882,7 +12521,7 @@
         </w:tc>
         <w:tc>
           <w:tcPr>
-            <w:tcW w:w="2250" w:type="dxa"/>
+            <w:tcW w:w="2274" w:type="dxa"/>
             <w:tcBorders>
               <w:top w:val="single" w:sz="4" w:space="0" w:color="999999"/>
               <w:left w:val="single" w:sz="4" w:space="0" w:color="999999"/>
@@ -12919,7 +12558,7 @@
         </w:tc>
         <w:tc>
           <w:tcPr>
-            <w:tcW w:w="3254" w:type="dxa"/>
+            <w:tcW w:w="3289" w:type="dxa"/>
             <w:tcBorders>
               <w:top w:val="single" w:sz="4" w:space="0" w:color="999999"/>
               <w:left w:val="single" w:sz="4" w:space="0" w:color="999999"/>
@@ -12957,11 +12596,12 @@
       </w:tr>
       <w:tr>
         <w:trPr>
+          <w:trHeight w:val="481"/>
           <w:jc w:val="center"/>
         </w:trPr>
         <w:tc>
           <w:tcPr>
-            <w:tcW w:w="1156" w:type="dxa"/>
+            <w:tcW w:w="1168" w:type="dxa"/>
             <w:tcBorders>
               <w:top w:val="single" w:sz="4" w:space="0" w:color="999999"/>
               <w:left w:val="single" w:sz="4" w:space="0" w:color="999999"/>
@@ -12996,7 +12636,7 @@
         </w:tc>
         <w:tc>
           <w:tcPr>
-            <w:tcW w:w="1260" w:type="dxa"/>
+            <w:tcW w:w="1273" w:type="dxa"/>
             <w:tcBorders>
               <w:top w:val="single" w:sz="4" w:space="0" w:color="999999"/>
               <w:left w:val="single" w:sz="4" w:space="0" w:color="999999"/>
@@ -13031,7 +12671,7 @@
         </w:tc>
         <w:tc>
           <w:tcPr>
-            <w:tcW w:w="2250" w:type="dxa"/>
+            <w:tcW w:w="2274" w:type="dxa"/>
             <w:tcBorders>
               <w:top w:val="single" w:sz="4" w:space="0" w:color="999999"/>
               <w:left w:val="single" w:sz="4" w:space="0" w:color="999999"/>
@@ -13066,7 +12706,7 @@
         </w:tc>
         <w:tc>
           <w:tcPr>
-            <w:tcW w:w="3254" w:type="dxa"/>
+            <w:tcW w:w="3289" w:type="dxa"/>
             <w:tcBorders>
               <w:top w:val="single" w:sz="4" w:space="0" w:color="999999"/>
               <w:left w:val="single" w:sz="4" w:space="0" w:color="999999"/>
@@ -13102,11 +12742,12 @@
       </w:tr>
       <w:tr>
         <w:trPr>
+          <w:trHeight w:val="481"/>
           <w:jc w:val="center"/>
         </w:trPr>
         <w:tc>
           <w:tcPr>
-            <w:tcW w:w="1156" w:type="dxa"/>
+            <w:tcW w:w="1168" w:type="dxa"/>
             <w:tcBorders>
               <w:top w:val="single" w:sz="4" w:space="0" w:color="999999"/>
               <w:left w:val="single" w:sz="4" w:space="0" w:color="999999"/>
@@ -13130,7 +12771,6 @@
                 <w:rFonts w:asciiTheme="majorHAnsi" w:hAnsiTheme="majorHAnsi" w:cstheme="majorHAnsi"/>
               </w:rPr>
             </w:pPr>
-            <w:proofErr w:type="spellStart"/>
             <w:r>
               <w:rPr>
                 <w:rFonts w:asciiTheme="majorHAnsi" w:hAnsiTheme="majorHAnsi" w:cstheme="majorHAnsi"/>
@@ -13138,12 +12778,11 @@
               </w:rPr>
               <w:t>video_id</w:t>
             </w:r>
-            <w:proofErr w:type="spellEnd"/>
-          </w:p>
-        </w:tc>
-        <w:tc>
-          <w:tcPr>
-            <w:tcW w:w="1260" w:type="dxa"/>
+          </w:p>
+        </w:tc>
+        <w:tc>
+          <w:tcPr>
+            <w:tcW w:w="1273" w:type="dxa"/>
             <w:tcBorders>
               <w:top w:val="single" w:sz="4" w:space="0" w:color="999999"/>
               <w:left w:val="single" w:sz="4" w:space="0" w:color="999999"/>
@@ -13167,27 +12806,18 @@
                 <w:rFonts w:asciiTheme="majorHAnsi" w:hAnsiTheme="majorHAnsi" w:cstheme="majorHAnsi"/>
               </w:rPr>
             </w:pPr>
-            <w:proofErr w:type="gramStart"/>
-            <w:r>
-              <w:rPr>
-                <w:rFonts w:asciiTheme="majorHAnsi" w:hAnsiTheme="majorHAnsi" w:cstheme="majorHAnsi"/>
-                <w:sz w:val="21"/>
-              </w:rPr>
-              <w:t>CHAR(</w:t>
-            </w:r>
-            <w:proofErr w:type="gramEnd"/>
-            <w:r>
-              <w:rPr>
-                <w:rFonts w:asciiTheme="majorHAnsi" w:hAnsiTheme="majorHAnsi" w:cstheme="majorHAnsi"/>
-                <w:sz w:val="21"/>
-              </w:rPr>
-              <w:t>36)</w:t>
-            </w:r>
-          </w:p>
-        </w:tc>
-        <w:tc>
-          <w:tcPr>
-            <w:tcW w:w="2250" w:type="dxa"/>
+            <w:r>
+              <w:rPr>
+                <w:rFonts w:asciiTheme="majorHAnsi" w:hAnsiTheme="majorHAnsi" w:cstheme="majorHAnsi"/>
+                <w:sz w:val="21"/>
+              </w:rPr>
+              <w:t>CHAR(36)</w:t>
+            </w:r>
+          </w:p>
+        </w:tc>
+        <w:tc>
+          <w:tcPr>
+            <w:tcW w:w="2274" w:type="dxa"/>
             <w:tcBorders>
               <w:top w:val="single" w:sz="4" w:space="0" w:color="999999"/>
               <w:left w:val="single" w:sz="4" w:space="0" w:color="999999"/>
@@ -13216,45 +12846,13 @@
                 <w:rFonts w:asciiTheme="majorHAnsi" w:hAnsiTheme="majorHAnsi" w:cstheme="majorHAnsi"/>
                 <w:sz w:val="21"/>
               </w:rPr>
-              <w:t xml:space="preserve">NOT NULL, FK → </w:t>
-            </w:r>
-            <w:proofErr w:type="spellStart"/>
-            <w:r>
-              <w:rPr>
-                <w:rFonts w:asciiTheme="majorHAnsi" w:hAnsiTheme="majorHAnsi" w:cstheme="majorHAnsi"/>
-                <w:sz w:val="21"/>
-              </w:rPr>
-              <w:t>yt_video</w:t>
-            </w:r>
-            <w:proofErr w:type="spellEnd"/>
-            <w:r>
-              <w:rPr>
-                <w:rFonts w:asciiTheme="majorHAnsi" w:hAnsiTheme="majorHAnsi" w:cstheme="majorHAnsi"/>
-                <w:sz w:val="21"/>
-              </w:rPr>
-              <w:t>(</w:t>
-            </w:r>
-            <w:proofErr w:type="spellStart"/>
-            <w:r>
-              <w:rPr>
-                <w:rFonts w:asciiTheme="majorHAnsi" w:hAnsiTheme="majorHAnsi" w:cstheme="majorHAnsi"/>
-                <w:sz w:val="21"/>
-              </w:rPr>
-              <w:t>video_id</w:t>
-            </w:r>
-            <w:proofErr w:type="spellEnd"/>
-            <w:r>
-              <w:rPr>
-                <w:rFonts w:asciiTheme="majorHAnsi" w:hAnsiTheme="majorHAnsi" w:cstheme="majorHAnsi"/>
-                <w:sz w:val="21"/>
-              </w:rPr>
-              <w:t>)</w:t>
-            </w:r>
-          </w:p>
-        </w:tc>
-        <w:tc>
-          <w:tcPr>
-            <w:tcW w:w="3254" w:type="dxa"/>
+              <w:t>NOT NULL, FK → yt_video(video_id)</w:t>
+            </w:r>
+          </w:p>
+        </w:tc>
+        <w:tc>
+          <w:tcPr>
+            <w:tcW w:w="3289" w:type="dxa"/>
             <w:tcBorders>
               <w:top w:val="single" w:sz="4" w:space="0" w:color="999999"/>
               <w:left w:val="single" w:sz="4" w:space="0" w:color="999999"/>
@@ -13290,11 +12888,12 @@
       </w:tr>
       <w:tr>
         <w:trPr>
+          <w:trHeight w:val="481"/>
           <w:jc w:val="center"/>
         </w:trPr>
         <w:tc>
           <w:tcPr>
-            <w:tcW w:w="1156" w:type="dxa"/>
+            <w:tcW w:w="1168" w:type="dxa"/>
             <w:tcBorders>
               <w:top w:val="single" w:sz="4" w:space="0" w:color="999999"/>
               <w:left w:val="single" w:sz="4" w:space="0" w:color="999999"/>
@@ -13319,7 +12918,6 @@
                 <w:sz w:val="21"/>
               </w:rPr>
             </w:pPr>
-            <w:proofErr w:type="spellStart"/>
             <w:r>
               <w:rPr>
                 <w:rFonts w:asciiTheme="majorHAnsi" w:hAnsiTheme="majorHAnsi" w:cstheme="majorHAnsi"/>
@@ -13327,12 +12925,11 @@
               </w:rPr>
               <w:t>user_id</w:t>
             </w:r>
-            <w:proofErr w:type="spellEnd"/>
-          </w:p>
-        </w:tc>
-        <w:tc>
-          <w:tcPr>
-            <w:tcW w:w="1260" w:type="dxa"/>
+          </w:p>
+        </w:tc>
+        <w:tc>
+          <w:tcPr>
+            <w:tcW w:w="1273" w:type="dxa"/>
             <w:tcBorders>
               <w:top w:val="single" w:sz="4" w:space="0" w:color="999999"/>
               <w:left w:val="single" w:sz="4" w:space="0" w:color="999999"/>
@@ -13357,27 +12954,18 @@
                 <w:sz w:val="21"/>
               </w:rPr>
             </w:pPr>
-            <w:proofErr w:type="gramStart"/>
-            <w:r>
-              <w:rPr>
-                <w:rFonts w:asciiTheme="majorHAnsi" w:hAnsiTheme="majorHAnsi" w:cstheme="majorHAnsi"/>
-                <w:sz w:val="21"/>
-              </w:rPr>
-              <w:t>CHAR(</w:t>
-            </w:r>
-            <w:proofErr w:type="gramEnd"/>
-            <w:r>
-              <w:rPr>
-                <w:rFonts w:asciiTheme="majorHAnsi" w:hAnsiTheme="majorHAnsi" w:cstheme="majorHAnsi"/>
-                <w:sz w:val="21"/>
-              </w:rPr>
-              <w:t>36)</w:t>
-            </w:r>
-          </w:p>
-        </w:tc>
-        <w:tc>
-          <w:tcPr>
-            <w:tcW w:w="2250" w:type="dxa"/>
+            <w:r>
+              <w:rPr>
+                <w:rFonts w:asciiTheme="majorHAnsi" w:hAnsiTheme="majorHAnsi" w:cstheme="majorHAnsi"/>
+                <w:sz w:val="21"/>
+              </w:rPr>
+              <w:t>CHAR(36)</w:t>
+            </w:r>
+          </w:p>
+        </w:tc>
+        <w:tc>
+          <w:tcPr>
+            <w:tcW w:w="2274" w:type="dxa"/>
             <w:tcBorders>
               <w:top w:val="single" w:sz="4" w:space="0" w:color="999999"/>
               <w:left w:val="single" w:sz="4" w:space="0" w:color="999999"/>
@@ -13407,29 +12995,13 @@
                 <w:rFonts w:asciiTheme="majorHAnsi" w:hAnsiTheme="majorHAnsi" w:cstheme="majorHAnsi"/>
                 <w:sz w:val="21"/>
               </w:rPr>
-              <w:t>NULL, FK → users(</w:t>
-            </w:r>
-            <w:proofErr w:type="spellStart"/>
-            <w:r>
-              <w:rPr>
-                <w:rFonts w:asciiTheme="majorHAnsi" w:hAnsiTheme="majorHAnsi" w:cstheme="majorHAnsi"/>
-                <w:sz w:val="21"/>
-              </w:rPr>
-              <w:t>user_id</w:t>
-            </w:r>
-            <w:proofErr w:type="spellEnd"/>
-            <w:r>
-              <w:rPr>
-                <w:rFonts w:asciiTheme="majorHAnsi" w:hAnsiTheme="majorHAnsi" w:cstheme="majorHAnsi"/>
-                <w:sz w:val="21"/>
-              </w:rPr>
-              <w:t>)</w:t>
-            </w:r>
-          </w:p>
-        </w:tc>
-        <w:tc>
-          <w:tcPr>
-            <w:tcW w:w="3254" w:type="dxa"/>
+              <w:t>NULL, FK → users(user_id)</w:t>
+            </w:r>
+          </w:p>
+        </w:tc>
+        <w:tc>
+          <w:tcPr>
+            <w:tcW w:w="3289" w:type="dxa"/>
             <w:tcBorders>
               <w:top w:val="single" w:sz="4" w:space="0" w:color="999999"/>
               <w:left w:val="single" w:sz="4" w:space="0" w:color="999999"/>
@@ -13466,11 +13038,12 @@
       </w:tr>
       <w:tr>
         <w:trPr>
+          <w:trHeight w:val="481"/>
           <w:jc w:val="center"/>
         </w:trPr>
         <w:tc>
           <w:tcPr>
-            <w:tcW w:w="1156" w:type="dxa"/>
+            <w:tcW w:w="1168" w:type="dxa"/>
             <w:tcBorders>
               <w:top w:val="single" w:sz="4" w:space="0" w:color="999999"/>
               <w:left w:val="single" w:sz="4" w:space="0" w:color="999999"/>
@@ -13495,7 +13068,6 @@
                 <w:sz w:val="21"/>
               </w:rPr>
             </w:pPr>
-            <w:proofErr w:type="spellStart"/>
             <w:r>
               <w:rPr>
                 <w:rFonts w:asciiTheme="majorHAnsi" w:hAnsiTheme="majorHAnsi" w:cstheme="majorHAnsi"/>
@@ -13503,12 +13075,11 @@
               </w:rPr>
               <w:t>viewer_ip</w:t>
             </w:r>
-            <w:proofErr w:type="spellEnd"/>
-          </w:p>
-        </w:tc>
-        <w:tc>
-          <w:tcPr>
-            <w:tcW w:w="1260" w:type="dxa"/>
+          </w:p>
+        </w:tc>
+        <w:tc>
+          <w:tcPr>
+            <w:tcW w:w="1273" w:type="dxa"/>
             <w:tcBorders>
               <w:top w:val="single" w:sz="4" w:space="0" w:color="999999"/>
               <w:left w:val="single" w:sz="4" w:space="0" w:color="999999"/>
@@ -13533,27 +13104,18 @@
                 <w:sz w:val="21"/>
               </w:rPr>
             </w:pPr>
-            <w:proofErr w:type="gramStart"/>
-            <w:r>
-              <w:rPr>
-                <w:rFonts w:asciiTheme="majorHAnsi" w:hAnsiTheme="majorHAnsi" w:cstheme="majorHAnsi"/>
-                <w:sz w:val="21"/>
-              </w:rPr>
-              <w:t>VARCHAR(</w:t>
-            </w:r>
-            <w:proofErr w:type="gramEnd"/>
-            <w:r>
-              <w:rPr>
-                <w:rFonts w:asciiTheme="majorHAnsi" w:hAnsiTheme="majorHAnsi" w:cstheme="majorHAnsi"/>
-                <w:sz w:val="21"/>
-              </w:rPr>
-              <w:t>45)</w:t>
-            </w:r>
-          </w:p>
-        </w:tc>
-        <w:tc>
-          <w:tcPr>
-            <w:tcW w:w="2250" w:type="dxa"/>
+            <w:r>
+              <w:rPr>
+                <w:rFonts w:asciiTheme="majorHAnsi" w:hAnsiTheme="majorHAnsi" w:cstheme="majorHAnsi"/>
+                <w:sz w:val="21"/>
+              </w:rPr>
+              <w:t>VARCHAR(45)</w:t>
+            </w:r>
+          </w:p>
+        </w:tc>
+        <w:tc>
+          <w:tcPr>
+            <w:tcW w:w="2274" w:type="dxa"/>
             <w:tcBorders>
               <w:top w:val="single" w:sz="4" w:space="0" w:color="999999"/>
               <w:left w:val="single" w:sz="4" w:space="0" w:color="999999"/>
@@ -13589,7 +13151,7 @@
         </w:tc>
         <w:tc>
           <w:tcPr>
-            <w:tcW w:w="3254" w:type="dxa"/>
+            <w:tcW w:w="3289" w:type="dxa"/>
             <w:tcBorders>
               <w:top w:val="single" w:sz="4" w:space="0" w:color="999999"/>
               <w:left w:val="single" w:sz="4" w:space="0" w:color="999999"/>
@@ -13626,11 +13188,12 @@
       </w:tr>
       <w:tr>
         <w:trPr>
+          <w:trHeight w:val="490"/>
           <w:jc w:val="center"/>
         </w:trPr>
         <w:tc>
           <w:tcPr>
-            <w:tcW w:w="1156" w:type="dxa"/>
+            <w:tcW w:w="1168" w:type="dxa"/>
             <w:tcBorders>
               <w:top w:val="single" w:sz="4" w:space="0" w:color="999999"/>
               <w:left w:val="single" w:sz="4" w:space="0" w:color="999999"/>
@@ -13655,7 +13218,6 @@
                 <w:sz w:val="21"/>
               </w:rPr>
             </w:pPr>
-            <w:proofErr w:type="spellStart"/>
             <w:r>
               <w:rPr>
                 <w:rFonts w:asciiTheme="majorHAnsi" w:hAnsiTheme="majorHAnsi" w:cstheme="majorHAnsi"/>
@@ -13663,12 +13225,11 @@
               </w:rPr>
               <w:t>viewed_at</w:t>
             </w:r>
-            <w:proofErr w:type="spellEnd"/>
-          </w:p>
-        </w:tc>
-        <w:tc>
-          <w:tcPr>
-            <w:tcW w:w="1260" w:type="dxa"/>
+          </w:p>
+        </w:tc>
+        <w:tc>
+          <w:tcPr>
+            <w:tcW w:w="1273" w:type="dxa"/>
             <w:tcBorders>
               <w:top w:val="single" w:sz="4" w:space="0" w:color="999999"/>
               <w:left w:val="single" w:sz="4" w:space="0" w:color="999999"/>
@@ -13704,7 +13265,7 @@
         </w:tc>
         <w:tc>
           <w:tcPr>
-            <w:tcW w:w="2250" w:type="dxa"/>
+            <w:tcW w:w="2274" w:type="dxa"/>
             <w:tcBorders>
               <w:top w:val="single" w:sz="4" w:space="0" w:color="999999"/>
               <w:left w:val="single" w:sz="4" w:space="0" w:color="999999"/>
@@ -13740,7 +13301,7 @@
         </w:tc>
         <w:tc>
           <w:tcPr>
-            <w:tcW w:w="3254" w:type="dxa"/>
+            <w:tcW w:w="3289" w:type="dxa"/>
             <w:tcBorders>
               <w:top w:val="single" w:sz="4" w:space="0" w:color="999999"/>
               <w:left w:val="single" w:sz="4" w:space="0" w:color="999999"/>
@@ -13962,9 +13523,9 @@
         </w:rPr>
         <w:lastRenderedPageBreak/>
         <w:drawing>
-          <wp:inline distT="0" distB="0" distL="0" distR="0" wp14:anchorId="17014602" wp14:editId="0FD8D885">
-            <wp:extent cx="5733415" cy="2957830"/>
-            <wp:effectExtent l="0" t="0" r="635" b="0"/>
+          <wp:inline distT="0" distB="0" distL="0" distR="0" wp14:anchorId="17014602" wp14:editId="138DA2A6">
+            <wp:extent cx="5733415" cy="2835876"/>
+            <wp:effectExtent l="0" t="0" r="635" b="3175"/>
             <wp:docPr id="579485346" name="Picture 1"/>
             <wp:cNvGraphicFramePr>
               <a:graphicFrameLocks xmlns:a="http://schemas.openxmlformats.org/drawingml/2006/main" noChangeAspect="1"/>
@@ -13985,7 +13546,7 @@
                   <pic:spPr>
                     <a:xfrm>
                       <a:off x="0" y="0"/>
-                      <a:ext cx="5733415" cy="2957830"/>
+                      <a:ext cx="5741277" cy="2839765"/>
                     </a:xfrm>
                     <a:prstGeom prst="rect">
                       <a:avLst/>
@@ -14078,10 +13639,10 @@
           <w:noProof/>
         </w:rPr>
         <w:drawing>
-          <wp:inline distT="0" distB="0" distL="0" distR="0" wp14:anchorId="1C229401" wp14:editId="7725D8A3">
-            <wp:extent cx="5733415" cy="2904565"/>
-            <wp:effectExtent l="0" t="0" r="635" b="0"/>
-            <wp:docPr id="1314020368" name="Picture 2"/>
+          <wp:inline distT="0" distB="0" distL="0" distR="0" wp14:anchorId="47309825" wp14:editId="65B157C1">
+            <wp:extent cx="5733415" cy="2322830"/>
+            <wp:effectExtent l="0" t="0" r="635" b="1270"/>
+            <wp:docPr id="733565851" name="Picture 1"/>
             <wp:cNvGraphicFramePr>
               <a:graphicFrameLocks xmlns:a="http://schemas.openxmlformats.org/drawingml/2006/main" noChangeAspect="1"/>
             </wp:cNvGraphicFramePr>
@@ -14089,7 +13650,7 @@
               <a:graphicData uri="http://schemas.openxmlformats.org/drawingml/2006/picture">
                 <pic:pic xmlns:pic="http://schemas.openxmlformats.org/drawingml/2006/picture">
                   <pic:nvPicPr>
-                    <pic:cNvPr id="1314020368" name="Picture 1314020368"/>
+                    <pic:cNvPr id="733565851" name="Picture 733565851"/>
                     <pic:cNvPicPr/>
                   </pic:nvPicPr>
                   <pic:blipFill>
@@ -14101,7 +13662,7 @@
                   <pic:spPr>
                     <a:xfrm>
                       <a:off x="0" y="0"/>
-                      <a:ext cx="5742010" cy="2908919"/>
+                      <a:ext cx="5733415" cy="2322830"/>
                     </a:xfrm>
                     <a:prstGeom prst="rect">
                       <a:avLst/>
@@ -14152,10 +13713,10 @@
         </w:rPr>
         <w:lastRenderedPageBreak/>
         <w:drawing>
-          <wp:inline distT="0" distB="0" distL="0" distR="0" wp14:anchorId="4A130F95" wp14:editId="4E112322">
-            <wp:extent cx="5733415" cy="3442447"/>
-            <wp:effectExtent l="0" t="0" r="635" b="5715"/>
-            <wp:docPr id="2030364890" name="Picture 3"/>
+          <wp:inline distT="0" distB="0" distL="0" distR="0" wp14:anchorId="14C7A1C9" wp14:editId="10ACF74A">
+            <wp:extent cx="5732588" cy="2903838"/>
+            <wp:effectExtent l="0" t="0" r="1905" b="0"/>
+            <wp:docPr id="859216962" name="Picture 2"/>
             <wp:cNvGraphicFramePr>
               <a:graphicFrameLocks xmlns:a="http://schemas.openxmlformats.org/drawingml/2006/main" noChangeAspect="1"/>
             </wp:cNvGraphicFramePr>
@@ -14163,7 +13724,7 @@
               <a:graphicData uri="http://schemas.openxmlformats.org/drawingml/2006/picture">
                 <pic:pic xmlns:pic="http://schemas.openxmlformats.org/drawingml/2006/picture">
                   <pic:nvPicPr>
-                    <pic:cNvPr id="2030364890" name="Picture 2030364890"/>
+                    <pic:cNvPr id="859216962" name="Picture 859216962"/>
                     <pic:cNvPicPr/>
                   </pic:nvPicPr>
                   <pic:blipFill>
@@ -14175,7 +13736,7 @@
                   <pic:spPr>
                     <a:xfrm>
                       <a:off x="0" y="0"/>
-                      <a:ext cx="5735742" cy="3443844"/>
+                      <a:ext cx="5732588" cy="2903838"/>
                     </a:xfrm>
                     <a:prstGeom prst="rect">
                       <a:avLst/>
@@ -14227,10 +13788,10 @@
           <w:noProof/>
         </w:rPr>
         <w:drawing>
-          <wp:inline distT="0" distB="0" distL="0" distR="0" wp14:anchorId="1BF807E8" wp14:editId="09174C87">
+          <wp:inline distT="0" distB="0" distL="0" distR="0" wp14:anchorId="793D6F78" wp14:editId="388027F5">
             <wp:extent cx="5733415" cy="2584450"/>
             <wp:effectExtent l="0" t="0" r="635" b="6350"/>
-            <wp:docPr id="1457109784" name="Picture 4"/>
+            <wp:docPr id="1704328940" name="Picture 3"/>
             <wp:cNvGraphicFramePr>
               <a:graphicFrameLocks xmlns:a="http://schemas.openxmlformats.org/drawingml/2006/main" noChangeAspect="1"/>
             </wp:cNvGraphicFramePr>
@@ -14238,7 +13799,7 @@
               <a:graphicData uri="http://schemas.openxmlformats.org/drawingml/2006/picture">
                 <pic:pic xmlns:pic="http://schemas.openxmlformats.org/drawingml/2006/picture">
                   <pic:nvPicPr>
-                    <pic:cNvPr id="1457109784" name="Picture 1457109784"/>
+                    <pic:cNvPr id="1704328940" name="Picture 1704328940"/>
                     <pic:cNvPicPr/>
                   </pic:nvPicPr>
                   <pic:blipFill>
@@ -14344,10 +13905,10 @@
         </w:rPr>
         <w:lastRenderedPageBreak/>
         <w:drawing>
-          <wp:inline distT="0" distB="0" distL="0" distR="0" wp14:anchorId="150700A5" wp14:editId="1DD502EA">
+          <wp:inline distT="0" distB="0" distL="0" distR="0" wp14:anchorId="692DC522" wp14:editId="68C3FD12">
             <wp:extent cx="5733415" cy="8353425"/>
             <wp:effectExtent l="0" t="0" r="635" b="9525"/>
-            <wp:docPr id="1130654257" name="Picture 5"/>
+            <wp:docPr id="7607590" name="Picture 4"/>
             <wp:cNvGraphicFramePr>
               <a:graphicFrameLocks xmlns:a="http://schemas.openxmlformats.org/drawingml/2006/main" noChangeAspect="1"/>
             </wp:cNvGraphicFramePr>
@@ -14355,7 +13916,7 @@
               <a:graphicData uri="http://schemas.openxmlformats.org/drawingml/2006/picture">
                 <pic:pic xmlns:pic="http://schemas.openxmlformats.org/drawingml/2006/picture">
                   <pic:nvPicPr>
-                    <pic:cNvPr id="1130654257" name="Picture 1130654257"/>
+                    <pic:cNvPr id="7607590" name="Picture 7607590"/>
                     <pic:cNvPicPr/>
                   </pic:nvPicPr>
                   <pic:blipFill>
@@ -14368,100 +13929,6 @@
                     <a:xfrm>
                       <a:off x="0" y="0"/>
                       <a:ext cx="5733415" cy="8353425"/>
-                    </a:xfrm>
-                    <a:prstGeom prst="rect">
-                      <a:avLst/>
-                    </a:prstGeom>
-                  </pic:spPr>
-                </pic:pic>
-              </a:graphicData>
-            </a:graphic>
-          </wp:inline>
-        </w:drawing>
-      </w:r>
-    </w:p>
-    <w:p>
-      <w:pPr>
-        <w:spacing w:after="160" w:line="300" w:lineRule="auto"/>
-        <w:jc w:val="both"/>
-        <w:rPr>
-          <w:rFonts w:asciiTheme="majorHAnsi" w:hAnsiTheme="majorHAnsi" w:cstheme="majorHAnsi"/>
-          <w:b/>
-          <w:bCs/>
-          <w:sz w:val="24"/>
-          <w:szCs w:val="24"/>
-        </w:rPr>
-      </w:pPr>
-      <w:r>
-        <w:rPr>
-          <w:rFonts w:asciiTheme="majorHAnsi" w:hAnsiTheme="majorHAnsi" w:cstheme="majorHAnsi"/>
-          <w:b/>
-          <w:bCs/>
-          <w:sz w:val="24"/>
-          <w:szCs w:val="24"/>
-        </w:rPr>
-        <w:t>Sequence Diagram 2 — Video (Upload + HLS Processing + Streaming)</w:t>
-      </w:r>
-    </w:p>
-    <w:p>
-      <w:pPr>
-        <w:spacing w:after="160" w:line="300" w:lineRule="auto"/>
-        <w:jc w:val="both"/>
-        <w:rPr>
-          <w:rFonts w:asciiTheme="majorHAnsi" w:hAnsiTheme="majorHAnsi" w:cstheme="majorHAnsi"/>
-          <w:b/>
-          <w:bCs/>
-          <w:sz w:val="24"/>
-          <w:szCs w:val="24"/>
-        </w:rPr>
-      </w:pPr>
-    </w:p>
-    <w:p>
-      <w:pPr>
-        <w:spacing w:after="160" w:line="300" w:lineRule="auto"/>
-        <w:jc w:val="center"/>
-        <w:rPr>
-          <w:rFonts w:asciiTheme="majorHAnsi" w:hAnsiTheme="majorHAnsi" w:cstheme="majorHAnsi"/>
-          <w:b/>
-          <w:bCs/>
-          <w:sz w:val="24"/>
-          <w:szCs w:val="24"/>
-        </w:rPr>
-      </w:pPr>
-      <w:r>
-        <w:rPr>
-          <w:rFonts w:asciiTheme="majorHAnsi" w:hAnsiTheme="majorHAnsi" w:cstheme="majorHAnsi"/>
-          <w:b/>
-          <w:bCs/>
-          <w:noProof/>
-          <w:sz w:val="24"/>
-          <w:szCs w:val="24"/>
-        </w:rPr>
-        <w:drawing>
-          <wp:inline distT="0" distB="0" distL="0" distR="0" wp14:anchorId="0779D6DA" wp14:editId="461BBB25">
-            <wp:extent cx="5733415" cy="7018655"/>
-            <wp:effectExtent l="0" t="0" r="635" b="0"/>
-            <wp:docPr id="876179053" name="Picture 6"/>
-            <wp:cNvGraphicFramePr>
-              <a:graphicFrameLocks xmlns:a="http://schemas.openxmlformats.org/drawingml/2006/main" noChangeAspect="1"/>
-            </wp:cNvGraphicFramePr>
-            <a:graphic xmlns:a="http://schemas.openxmlformats.org/drawingml/2006/main">
-              <a:graphicData uri="http://schemas.openxmlformats.org/drawingml/2006/picture">
-                <pic:pic xmlns:pic="http://schemas.openxmlformats.org/drawingml/2006/picture">
-                  <pic:nvPicPr>
-                    <pic:cNvPr id="876179053" name="Picture 876179053"/>
-                    <pic:cNvPicPr/>
-                  </pic:nvPicPr>
-                  <pic:blipFill>
-                    <a:blip r:embed="rId14"/>
-                    <a:stretch>
-                      <a:fillRect/>
-                    </a:stretch>
-                  </pic:blipFill>
-                  <pic:spPr>
-                    <a:xfrm>
-                      <a:off x="0" y="0"/>
-                      <a:ext cx="5733415" cy="7018655"/>
                     </a:xfrm>
                     <a:prstGeom prst="rect">
                       <a:avLst/>
@@ -14490,7 +13957,89 @@
     <w:p>
       <w:pPr>
         <w:spacing w:after="160" w:line="300" w:lineRule="auto"/>
-        <w:jc w:val="center"/>
+        <w:jc w:val="both"/>
+        <w:rPr>
+          <w:rFonts w:asciiTheme="majorHAnsi" w:hAnsiTheme="majorHAnsi" w:cstheme="majorHAnsi"/>
+          <w:b/>
+          <w:bCs/>
+          <w:sz w:val="24"/>
+          <w:szCs w:val="24"/>
+        </w:rPr>
+      </w:pPr>
+      <w:r>
+        <w:rPr>
+          <w:rFonts w:asciiTheme="majorHAnsi" w:hAnsiTheme="majorHAnsi" w:cstheme="majorHAnsi"/>
+          <w:b/>
+          <w:bCs/>
+          <w:sz w:val="24"/>
+          <w:szCs w:val="24"/>
+        </w:rPr>
+        <w:lastRenderedPageBreak/>
+        <w:t>Sequence Diagram 2 — Video (Upload + HLS Processing + Streaming)</w:t>
+      </w:r>
+    </w:p>
+    <w:p>
+      <w:pPr>
+        <w:spacing w:after="160" w:line="300" w:lineRule="auto"/>
+        <w:jc w:val="both"/>
+        <w:rPr>
+          <w:rFonts w:asciiTheme="majorHAnsi" w:hAnsiTheme="majorHAnsi" w:cstheme="majorHAnsi"/>
+          <w:b/>
+          <w:bCs/>
+          <w:sz w:val="24"/>
+          <w:szCs w:val="24"/>
+        </w:rPr>
+      </w:pPr>
+      <w:r>
+        <w:rPr>
+          <w:rFonts w:asciiTheme="majorHAnsi" w:hAnsiTheme="majorHAnsi" w:cstheme="majorHAnsi"/>
+          <w:b/>
+          <w:bCs/>
+          <w:noProof/>
+          <w:sz w:val="24"/>
+          <w:szCs w:val="24"/>
+        </w:rPr>
+        <w:drawing>
+          <wp:inline distT="0" distB="0" distL="0" distR="0" wp14:anchorId="7438CC02" wp14:editId="49134760">
+            <wp:extent cx="5733415" cy="7018655"/>
+            <wp:effectExtent l="0" t="0" r="635" b="0"/>
+            <wp:docPr id="1891005074" name="Picture 5"/>
+            <wp:cNvGraphicFramePr>
+              <a:graphicFrameLocks xmlns:a="http://schemas.openxmlformats.org/drawingml/2006/main" noChangeAspect="1"/>
+            </wp:cNvGraphicFramePr>
+            <a:graphic xmlns:a="http://schemas.openxmlformats.org/drawingml/2006/main">
+              <a:graphicData uri="http://schemas.openxmlformats.org/drawingml/2006/picture">
+                <pic:pic xmlns:pic="http://schemas.openxmlformats.org/drawingml/2006/picture">
+                  <pic:nvPicPr>
+                    <pic:cNvPr id="1891005074" name="Picture 1891005074"/>
+                    <pic:cNvPicPr/>
+                  </pic:nvPicPr>
+                  <pic:blipFill>
+                    <a:blip r:embed="rId14"/>
+                    <a:stretch>
+                      <a:fillRect/>
+                    </a:stretch>
+                  </pic:blipFill>
+                  <pic:spPr>
+                    <a:xfrm>
+                      <a:off x="0" y="0"/>
+                      <a:ext cx="5733415" cy="7018655"/>
+                    </a:xfrm>
+                    <a:prstGeom prst="rect">
+                      <a:avLst/>
+                    </a:prstGeom>
+                  </pic:spPr>
+                </pic:pic>
+              </a:graphicData>
+            </a:graphic>
+          </wp:inline>
+        </w:drawing>
+      </w:r>
+    </w:p>
+    <w:p>
+      <w:pPr>
+        <w:spacing w:after="160" w:line="300" w:lineRule="auto"/>
+        <w:jc w:val="both"/>
         <w:rPr>
           <w:rFonts w:asciiTheme="majorHAnsi" w:hAnsiTheme="majorHAnsi" w:cstheme="majorHAnsi"/>
           <w:b/>
@@ -14503,7 +14052,7 @@
     <w:p>
       <w:pPr>
         <w:spacing w:after="160" w:line="300" w:lineRule="auto"/>
-        <w:jc w:val="center"/>
+        <w:jc w:val="both"/>
         <w:rPr>
           <w:rFonts w:asciiTheme="majorHAnsi" w:hAnsiTheme="majorHAnsi" w:cstheme="majorHAnsi"/>
           <w:b/>
@@ -14516,7 +14065,7 @@
     <w:p>
       <w:pPr>
         <w:spacing w:after="160" w:line="300" w:lineRule="auto"/>
-        <w:jc w:val="center"/>
+        <w:jc w:val="both"/>
         <w:rPr>
           <w:rFonts w:asciiTheme="majorHAnsi" w:hAnsiTheme="majorHAnsi" w:cstheme="majorHAnsi"/>
           <w:b/>
@@ -14529,7 +14078,7 @@
     <w:p>
       <w:pPr>
         <w:spacing w:after="160" w:line="300" w:lineRule="auto"/>
-        <w:jc w:val="center"/>
+        <w:jc w:val="both"/>
         <w:rPr>
           <w:rFonts w:asciiTheme="majorHAnsi" w:hAnsiTheme="majorHAnsi" w:cstheme="majorHAnsi"/>
           <w:b/>
@@ -14555,6 +14104,7 @@
           <w:sz w:val="24"/>
           <w:szCs w:val="24"/>
         </w:rPr>
+        <w:lastRenderedPageBreak/>
         <w:t>Sequence Diagram 3 — Admin (Dashboard + Users + Videos + Comments + Feedback</w:t>
       </w:r>
       <w:r>
@@ -14578,10 +14128,10 @@
           <w:noProof/>
         </w:rPr>
         <w:drawing>
-          <wp:inline distT="0" distB="0" distL="0" distR="0" wp14:anchorId="7E48EB82" wp14:editId="45B51F5B">
+          <wp:inline distT="0" distB="0" distL="0" distR="0" wp14:anchorId="789CD13B" wp14:editId="7CE832DF">
             <wp:extent cx="5733415" cy="7639685"/>
             <wp:effectExtent l="0" t="0" r="635" b="0"/>
-            <wp:docPr id="1224499668" name="Picture 7"/>
+            <wp:docPr id="1977380743" name="Picture 6"/>
             <wp:cNvGraphicFramePr>
               <a:graphicFrameLocks xmlns:a="http://schemas.openxmlformats.org/drawingml/2006/main" noChangeAspect="1"/>
             </wp:cNvGraphicFramePr>
@@ -14589,7 +14139,7 @@
               <a:graphicData uri="http://schemas.openxmlformats.org/drawingml/2006/picture">
                 <pic:pic xmlns:pic="http://schemas.openxmlformats.org/drawingml/2006/picture">
                   <pic:nvPicPr>
-                    <pic:cNvPr id="1224499668" name="Picture 1224499668"/>
+                    <pic:cNvPr id="1977380743" name="Picture 1977380743"/>
                     <pic:cNvPicPr/>
                   </pic:nvPicPr>
                   <pic:blipFill>
@@ -14616,6 +14166,24 @@
     </w:p>
     <w:p>
       <w:pPr>
+        <w:spacing w:after="160" w:line="300" w:lineRule="auto"/>
+        <w:jc w:val="center"/>
+        <w:rPr>
+          <w:rFonts w:asciiTheme="majorHAnsi" w:hAnsiTheme="majorHAnsi" w:cstheme="majorHAnsi"/>
+        </w:rPr>
+      </w:pPr>
+    </w:p>
+    <w:p>
+      <w:pPr>
+        <w:spacing w:after="160" w:line="300" w:lineRule="auto"/>
+        <w:jc w:val="center"/>
+        <w:rPr>
+          <w:rFonts w:asciiTheme="majorHAnsi" w:hAnsiTheme="majorHAnsi" w:cstheme="majorHAnsi"/>
+        </w:rPr>
+      </w:pPr>
+    </w:p>
+    <w:p>
+      <w:pPr>
         <w:spacing w:before="200" w:after="120"/>
         <w:ind w:left="288"/>
         <w:rPr>
@@ -14629,6 +14197,7 @@
           <w:color w:val="000000"/>
           <w:sz w:val="26"/>
         </w:rPr>
+        <w:lastRenderedPageBreak/>
         <w:t>4.4.4 Collaboration Diagrams</w:t>
       </w:r>
     </w:p>
@@ -14644,29 +14213,7 @@
           <w:rFonts w:asciiTheme="majorHAnsi" w:hAnsiTheme="majorHAnsi" w:cstheme="majorHAnsi"/>
           <w:sz w:val="24"/>
         </w:rPr>
-        <w:lastRenderedPageBreak/>
         <w:t>The collaboration diagram illustrates how system objects interact and exchange messages during video upload and processing.</w:t>
-      </w:r>
-    </w:p>
-    <w:p>
-      <w:pPr>
-        <w:rPr>
-          <w:rFonts w:asciiTheme="majorHAnsi" w:hAnsiTheme="majorHAnsi" w:cstheme="majorHAnsi"/>
-          <w:b/>
-          <w:bCs/>
-          <w:sz w:val="24"/>
-          <w:szCs w:val="24"/>
-        </w:rPr>
-      </w:pPr>
-      <w:r>
-        <w:rPr>
-          <w:rFonts w:asciiTheme="majorHAnsi" w:hAnsiTheme="majorHAnsi" w:cstheme="majorHAnsi"/>
-          <w:b/>
-          <w:bCs/>
-          <w:sz w:val="24"/>
-          <w:szCs w:val="24"/>
-        </w:rPr>
-        <w:t>Collaboration Diagram 1 — Authentication (Register + OTP + Login + Social + Logout)</w:t>
       </w:r>
     </w:p>
     <w:p>
@@ -14689,10 +14236,10 @@
           <w:szCs w:val="24"/>
         </w:rPr>
         <w:drawing>
-          <wp:inline distT="0" distB="0" distL="0" distR="0" wp14:anchorId="73A01EB1" wp14:editId="7923674E">
-            <wp:extent cx="6217920" cy="1468755"/>
-            <wp:effectExtent l="0" t="0" r="0" b="0"/>
-            <wp:docPr id="548475038" name="Picture 11"/>
+          <wp:inline distT="0" distB="0" distL="0" distR="0" wp14:anchorId="76AE526D" wp14:editId="7762E493">
+            <wp:extent cx="5733415" cy="3211195"/>
+            <wp:effectExtent l="0" t="0" r="635" b="8255"/>
+            <wp:docPr id="1436594081" name="Picture 8"/>
             <wp:cNvGraphicFramePr>
               <a:graphicFrameLocks xmlns:a="http://schemas.openxmlformats.org/drawingml/2006/main" noChangeAspect="1"/>
             </wp:cNvGraphicFramePr>
@@ -14700,7 +14247,7 @@
               <a:graphicData uri="http://schemas.openxmlformats.org/drawingml/2006/picture">
                 <pic:pic xmlns:pic="http://schemas.openxmlformats.org/drawingml/2006/picture">
                   <pic:nvPicPr>
-                    <pic:cNvPr id="548475038" name="Picture 548475038"/>
+                    <pic:cNvPr id="1436594081" name="Picture 1436594081"/>
                     <pic:cNvPicPr/>
                   </pic:nvPicPr>
                   <pic:blipFill>
@@ -14712,155 +14259,7 @@
                   <pic:spPr>
                     <a:xfrm>
                       <a:off x="0" y="0"/>
-                      <a:ext cx="6241738" cy="1474381"/>
-                    </a:xfrm>
-                    <a:prstGeom prst="rect">
-                      <a:avLst/>
-                    </a:prstGeom>
-                  </pic:spPr>
-                </pic:pic>
-              </a:graphicData>
-            </a:graphic>
-          </wp:inline>
-        </w:drawing>
-      </w:r>
-    </w:p>
-    <w:p>
-      <w:pPr>
-        <w:rPr>
-          <w:rFonts w:asciiTheme="majorHAnsi" w:hAnsiTheme="majorHAnsi" w:cstheme="majorHAnsi"/>
-          <w:b/>
-          <w:bCs/>
-          <w:sz w:val="24"/>
-          <w:szCs w:val="24"/>
-        </w:rPr>
-      </w:pPr>
-      <w:r>
-        <w:rPr>
-          <w:rFonts w:asciiTheme="majorHAnsi" w:hAnsiTheme="majorHAnsi" w:cstheme="majorHAnsi"/>
-          <w:b/>
-          <w:bCs/>
-          <w:sz w:val="24"/>
-          <w:szCs w:val="24"/>
-        </w:rPr>
-        <w:t>Collaboration Diagram 2 — Video (Upload + HLS + Streaming)</w:t>
-      </w:r>
-    </w:p>
-    <w:p>
-      <w:pPr>
-        <w:jc w:val="center"/>
-        <w:rPr>
-          <w:rFonts w:asciiTheme="majorHAnsi" w:hAnsiTheme="majorHAnsi" w:cstheme="majorHAnsi"/>
-          <w:b/>
-          <w:bCs/>
-          <w:sz w:val="24"/>
-          <w:szCs w:val="24"/>
-        </w:rPr>
-      </w:pPr>
-      <w:r>
-        <w:rPr>
-          <w:rFonts w:asciiTheme="majorHAnsi" w:hAnsiTheme="majorHAnsi" w:cstheme="majorHAnsi"/>
-          <w:b/>
-          <w:bCs/>
-          <w:noProof/>
-          <w:sz w:val="24"/>
-          <w:szCs w:val="24"/>
-        </w:rPr>
-        <w:drawing>
-          <wp:inline distT="0" distB="0" distL="0" distR="0" wp14:anchorId="5591F07A" wp14:editId="0E65D45D">
-            <wp:extent cx="5733415" cy="1506220"/>
-            <wp:effectExtent l="0" t="0" r="635" b="0"/>
-            <wp:docPr id="327857670" name="Picture 12"/>
-            <wp:cNvGraphicFramePr>
-              <a:graphicFrameLocks xmlns:a="http://schemas.openxmlformats.org/drawingml/2006/main" noChangeAspect="1"/>
-            </wp:cNvGraphicFramePr>
-            <a:graphic xmlns:a="http://schemas.openxmlformats.org/drawingml/2006/main">
-              <a:graphicData uri="http://schemas.openxmlformats.org/drawingml/2006/picture">
-                <pic:pic xmlns:pic="http://schemas.openxmlformats.org/drawingml/2006/picture">
-                  <pic:nvPicPr>
-                    <pic:cNvPr id="327857670" name="Picture 327857670"/>
-                    <pic:cNvPicPr/>
-                  </pic:nvPicPr>
-                  <pic:blipFill>
-                    <a:blip r:embed="rId17"/>
-                    <a:stretch>
-                      <a:fillRect/>
-                    </a:stretch>
-                  </pic:blipFill>
-                  <pic:spPr>
-                    <a:xfrm>
-                      <a:off x="0" y="0"/>
-                      <a:ext cx="5733415" cy="1506220"/>
-                    </a:xfrm>
-                    <a:prstGeom prst="rect">
-                      <a:avLst/>
-                    </a:prstGeom>
-                  </pic:spPr>
-                </pic:pic>
-              </a:graphicData>
-            </a:graphic>
-          </wp:inline>
-        </w:drawing>
-      </w:r>
-    </w:p>
-    <w:p>
-      <w:pPr>
-        <w:rPr>
-          <w:rFonts w:asciiTheme="majorHAnsi" w:hAnsiTheme="majorHAnsi" w:cstheme="majorHAnsi"/>
-          <w:b/>
-          <w:bCs/>
-          <w:sz w:val="24"/>
-          <w:szCs w:val="24"/>
-        </w:rPr>
-      </w:pPr>
-      <w:r>
-        <w:rPr>
-          <w:rFonts w:asciiTheme="majorHAnsi" w:hAnsiTheme="majorHAnsi" w:cstheme="majorHAnsi"/>
-          <w:b/>
-          <w:bCs/>
-          <w:sz w:val="24"/>
-          <w:szCs w:val="24"/>
-        </w:rPr>
-        <w:t>Collaboration Diagram 3 — Admin (Dashboard + Users + Videos + Comments + Feedback)</w:t>
-      </w:r>
-    </w:p>
-    <w:p>
-      <w:pPr>
-        <w:jc w:val="both"/>
-        <w:rPr>
-          <w:rFonts w:asciiTheme="majorHAnsi" w:hAnsiTheme="majorHAnsi" w:cstheme="majorHAnsi"/>
-        </w:rPr>
-      </w:pPr>
-      <w:r>
-        <w:rPr>
-          <w:rFonts w:asciiTheme="majorHAnsi" w:hAnsiTheme="majorHAnsi" w:cstheme="majorHAnsi"/>
-          <w:noProof/>
-        </w:rPr>
-        <w:drawing>
-          <wp:inline distT="0" distB="0" distL="0" distR="0" wp14:anchorId="3AE45564" wp14:editId="3FB007D9">
-            <wp:extent cx="5733415" cy="2061845"/>
-            <wp:effectExtent l="0" t="0" r="635" b="0"/>
-            <wp:docPr id="374228308" name="Picture 13"/>
-            <wp:cNvGraphicFramePr>
-              <a:graphicFrameLocks xmlns:a="http://schemas.openxmlformats.org/drawingml/2006/main" noChangeAspect="1"/>
-            </wp:cNvGraphicFramePr>
-            <a:graphic xmlns:a="http://schemas.openxmlformats.org/drawingml/2006/main">
-              <a:graphicData uri="http://schemas.openxmlformats.org/drawingml/2006/picture">
-                <pic:pic xmlns:pic="http://schemas.openxmlformats.org/drawingml/2006/picture">
-                  <pic:nvPicPr>
-                    <pic:cNvPr id="374228308" name="Picture 374228308"/>
-                    <pic:cNvPicPr/>
-                  </pic:nvPicPr>
-                  <pic:blipFill>
-                    <a:blip r:embed="rId18"/>
-                    <a:stretch>
-                      <a:fillRect/>
-                    </a:stretch>
-                  </pic:blipFill>
-                  <pic:spPr>
-                    <a:xfrm>
-                      <a:off x="0" y="0"/>
-                      <a:ext cx="5733415" cy="2061845"/>
+                      <a:ext cx="5733415" cy="3211195"/>
                     </a:xfrm>
                     <a:prstGeom prst="rect">
                       <a:avLst/>
@@ -14897,6 +14296,7 @@
         <w:jc w:val="both"/>
         <w:rPr>
           <w:rFonts w:asciiTheme="majorHAnsi" w:hAnsiTheme="majorHAnsi" w:cstheme="majorHAnsi"/>
+          <w:sz w:val="24"/>
         </w:rPr>
       </w:pPr>
       <w:r>
@@ -14909,7 +14309,8 @@
     </w:p>
     <w:p>
       <w:pPr>
-        <w:jc w:val="center"/>
+        <w:spacing w:after="160" w:line="300" w:lineRule="auto"/>
+        <w:jc w:val="both"/>
         <w:rPr>
           <w:rFonts w:asciiTheme="majorHAnsi" w:hAnsiTheme="majorHAnsi" w:cstheme="majorHAnsi"/>
         </w:rPr>
@@ -14919,12 +14320,11 @@
           <w:rFonts w:asciiTheme="majorHAnsi" w:hAnsiTheme="majorHAnsi" w:cstheme="majorHAnsi"/>
           <w:noProof/>
         </w:rPr>
-        <w:lastRenderedPageBreak/>
         <w:drawing>
-          <wp:inline distT="0" distB="0" distL="0" distR="0" wp14:anchorId="6A44EEDC" wp14:editId="6163B792">
-            <wp:extent cx="4681220" cy="8860790"/>
-            <wp:effectExtent l="0" t="0" r="5080" b="0"/>
-            <wp:docPr id="1412126784" name="Picture 15"/>
+          <wp:inline distT="0" distB="0" distL="0" distR="0" wp14:anchorId="24B6876A" wp14:editId="30099C1F">
+            <wp:extent cx="5733415" cy="2286000"/>
+            <wp:effectExtent l="0" t="0" r="635" b="0"/>
+            <wp:docPr id="1515864935" name="Picture 9"/>
             <wp:cNvGraphicFramePr>
               <a:graphicFrameLocks xmlns:a="http://schemas.openxmlformats.org/drawingml/2006/main" noChangeAspect="1"/>
             </wp:cNvGraphicFramePr>
@@ -14932,11 +14332,11 @@
               <a:graphicData uri="http://schemas.openxmlformats.org/drawingml/2006/picture">
                 <pic:pic xmlns:pic="http://schemas.openxmlformats.org/drawingml/2006/picture">
                   <pic:nvPicPr>
-                    <pic:cNvPr id="1412126784" name="Picture 1412126784"/>
+                    <pic:cNvPr id="1515864935" name="Picture 1515864935"/>
                     <pic:cNvPicPr/>
                   </pic:nvPicPr>
                   <pic:blipFill>
-                    <a:blip r:embed="rId19"/>
+                    <a:blip r:embed="rId17"/>
                     <a:stretch>
                       <a:fillRect/>
                     </a:stretch>
@@ -14944,7 +14344,7 @@
                   <pic:spPr>
                     <a:xfrm>
                       <a:off x="0" y="0"/>
-                      <a:ext cx="4681220" cy="8860790"/>
+                      <a:ext cx="5733415" cy="2286000"/>
                     </a:xfrm>
                     <a:prstGeom prst="rect">
                       <a:avLst/>
@@ -14971,7 +14371,6 @@
           <w:color w:val="B91C1C"/>
           <w:sz w:val="28"/>
         </w:rPr>
-        <w:lastRenderedPageBreak/>
         <w:t>4.5 Input Design</w:t>
       </w:r>
     </w:p>
@@ -14988,695 +14387,879 @@
           <w:rFonts w:asciiTheme="majorHAnsi" w:hAnsiTheme="majorHAnsi" w:cstheme="majorHAnsi"/>
           <w:sz w:val="24"/>
         </w:rPr>
-        <w:t>Input design focuses on how data is collected from users and validated before being processed by the system. In “StreamHub,” the primary input forms include the registration form, login form, video upload form, and feedback form. Each form is designed to be simple, responsive, and user-friendly, with proper client-side and server-side validation to ensure data accuracy and security.</w:t>
+        <w:t xml:space="preserve">Input design focuses on how data is collected from users and validated before being processed by the system. In “StreamHub,” the primary input forms include the registration form, login form, video upload form, and feedback form. Each form is designed to be simple, </w:t>
+      </w:r>
+      <w:r>
+        <w:rPr>
+          <w:rFonts w:asciiTheme="majorHAnsi" w:hAnsiTheme="majorHAnsi" w:cstheme="majorHAnsi"/>
+          <w:sz w:val="24"/>
+        </w:rPr>
+        <w:lastRenderedPageBreak/>
+        <w:t>responsive, and user-friendly, with proper client-side and server-side validation to ensure data accuracy and security.</w:t>
       </w:r>
     </w:p>
-    <w:tbl>
-      <w:tblPr>
-        <w:tblW w:w="0" w:type="auto"/>
-        <w:jc w:val="center"/>
-        <w:tblLayout w:type="fixed"/>
-        <w:tblLook w:val="04A0" w:firstRow="1" w:lastRow="0" w:firstColumn="1" w:lastColumn="0" w:noHBand="0" w:noVBand="1"/>
-      </w:tblPr>
-      <w:tblGrid>
-        <w:gridCol w:w="2448"/>
-        <w:gridCol w:w="2736"/>
-        <w:gridCol w:w="4176"/>
-      </w:tblGrid>
-      <w:tr>
-        <w:trPr>
-          <w:trHeight w:val="512"/>
-          <w:jc w:val="center"/>
-        </w:trPr>
-        <w:tc>
-          <w:tcPr>
-            <w:tcW w:w="2448" w:type="dxa"/>
-            <w:tcBorders>
-              <w:top w:val="single" w:sz="4" w:space="0" w:color="999999"/>
-              <w:left w:val="single" w:sz="4" w:space="0" w:color="999999"/>
-              <w:bottom w:val="single" w:sz="4" w:space="0" w:color="999999"/>
-              <w:right w:val="single" w:sz="4" w:space="0" w:color="999999"/>
-            </w:tcBorders>
-            <w:shd w:val="clear" w:color="auto" w:fill="B91C1C"/>
-            <w:tcMar>
-              <w:top w:w="90" w:type="dxa"/>
-              <w:left w:w="100" w:type="dxa"/>
-              <w:bottom w:w="90" w:type="dxa"/>
-              <w:right w:w="100" w:type="dxa"/>
-            </w:tcMar>
-            <w:vAlign w:val="center"/>
-          </w:tcPr>
-          <w:p>
-            <w:pPr>
-              <w:spacing w:after="0" w:line="240" w:lineRule="auto"/>
-              <w:jc w:val="center"/>
-              <w:rPr>
-                <w:rFonts w:asciiTheme="majorHAnsi" w:hAnsiTheme="majorHAnsi" w:cstheme="majorHAnsi"/>
-              </w:rPr>
-            </w:pPr>
-            <w:r>
-              <w:rPr>
-                <w:rFonts w:asciiTheme="majorHAnsi" w:hAnsiTheme="majorHAnsi" w:cstheme="majorHAnsi"/>
-                <w:b/>
-                <w:color w:val="FFFFFF"/>
-                <w:sz w:val="23"/>
-              </w:rPr>
-              <w:t>Input Form</w:t>
-            </w:r>
-          </w:p>
-        </w:tc>
-        <w:tc>
-          <w:tcPr>
-            <w:tcW w:w="2736" w:type="dxa"/>
-            <w:tcBorders>
-              <w:top w:val="single" w:sz="4" w:space="0" w:color="999999"/>
-              <w:left w:val="single" w:sz="4" w:space="0" w:color="999999"/>
-              <w:bottom w:val="single" w:sz="4" w:space="0" w:color="999999"/>
-              <w:right w:val="single" w:sz="4" w:space="0" w:color="999999"/>
-            </w:tcBorders>
-            <w:shd w:val="clear" w:color="auto" w:fill="B91C1C"/>
-            <w:tcMar>
-              <w:top w:w="90" w:type="dxa"/>
-              <w:left w:w="100" w:type="dxa"/>
-              <w:bottom w:w="90" w:type="dxa"/>
-              <w:right w:w="100" w:type="dxa"/>
-            </w:tcMar>
-            <w:vAlign w:val="center"/>
-          </w:tcPr>
-          <w:p>
-            <w:pPr>
-              <w:spacing w:after="0" w:line="240" w:lineRule="auto"/>
-              <w:jc w:val="center"/>
-              <w:rPr>
-                <w:rFonts w:asciiTheme="majorHAnsi" w:hAnsiTheme="majorHAnsi" w:cstheme="majorHAnsi"/>
-              </w:rPr>
-            </w:pPr>
-            <w:r>
-              <w:rPr>
-                <w:rFonts w:asciiTheme="majorHAnsi" w:hAnsiTheme="majorHAnsi" w:cstheme="majorHAnsi"/>
-                <w:b/>
-                <w:color w:val="FFFFFF"/>
-                <w:sz w:val="23"/>
-              </w:rPr>
-              <w:t>Fields</w:t>
-            </w:r>
-          </w:p>
-        </w:tc>
-        <w:tc>
-          <w:tcPr>
-            <w:tcW w:w="4176" w:type="dxa"/>
-            <w:tcBorders>
-              <w:top w:val="single" w:sz="4" w:space="0" w:color="999999"/>
-              <w:left w:val="single" w:sz="4" w:space="0" w:color="999999"/>
-              <w:bottom w:val="single" w:sz="4" w:space="0" w:color="999999"/>
-              <w:right w:val="single" w:sz="4" w:space="0" w:color="999999"/>
-            </w:tcBorders>
-            <w:shd w:val="clear" w:color="auto" w:fill="B91C1C"/>
-            <w:tcMar>
-              <w:top w:w="90" w:type="dxa"/>
-              <w:left w:w="100" w:type="dxa"/>
-              <w:bottom w:w="90" w:type="dxa"/>
-              <w:right w:w="100" w:type="dxa"/>
-            </w:tcMar>
-            <w:vAlign w:val="center"/>
-          </w:tcPr>
-          <w:p>
-            <w:pPr>
-              <w:spacing w:after="0" w:line="240" w:lineRule="auto"/>
-              <w:jc w:val="center"/>
-              <w:rPr>
-                <w:rFonts w:asciiTheme="majorHAnsi" w:hAnsiTheme="majorHAnsi" w:cstheme="majorHAnsi"/>
-              </w:rPr>
-            </w:pPr>
-            <w:r>
-              <w:rPr>
-                <w:rFonts w:asciiTheme="majorHAnsi" w:hAnsiTheme="majorHAnsi" w:cstheme="majorHAnsi"/>
-                <w:b/>
-                <w:color w:val="FFFFFF"/>
-                <w:sz w:val="23"/>
-              </w:rPr>
-              <w:t>Validation</w:t>
-            </w:r>
-          </w:p>
-        </w:tc>
-      </w:tr>
-      <w:tr>
-        <w:trPr>
-          <w:jc w:val="center"/>
-        </w:trPr>
-        <w:tc>
-          <w:tcPr>
-            <w:tcW w:w="2448" w:type="dxa"/>
-            <w:tcBorders>
-              <w:top w:val="single" w:sz="4" w:space="0" w:color="999999"/>
-              <w:left w:val="single" w:sz="4" w:space="0" w:color="999999"/>
-              <w:bottom w:val="single" w:sz="4" w:space="0" w:color="999999"/>
-              <w:right w:val="single" w:sz="4" w:space="0" w:color="999999"/>
-            </w:tcBorders>
-            <w:shd w:val="clear" w:color="auto" w:fill="FFFFFF"/>
-            <w:tcMar>
-              <w:top w:w="80" w:type="dxa"/>
-              <w:left w:w="100" w:type="dxa"/>
-              <w:bottom w:w="80" w:type="dxa"/>
-              <w:right w:w="100" w:type="dxa"/>
-            </w:tcMar>
-            <w:vAlign w:val="center"/>
-          </w:tcPr>
-          <w:p>
-            <w:pPr>
-              <w:spacing w:after="0" w:line="240" w:lineRule="auto"/>
-              <w:jc w:val="center"/>
-              <w:rPr>
-                <w:rFonts w:asciiTheme="majorHAnsi" w:hAnsiTheme="majorHAnsi" w:cstheme="majorHAnsi"/>
-              </w:rPr>
-            </w:pPr>
-            <w:r>
-              <w:rPr>
-                <w:rFonts w:asciiTheme="majorHAnsi" w:hAnsiTheme="majorHAnsi" w:cstheme="majorHAnsi"/>
-                <w:sz w:val="21"/>
-              </w:rPr>
-              <w:t>Registration Form</w:t>
-            </w:r>
-          </w:p>
-        </w:tc>
-        <w:tc>
-          <w:tcPr>
-            <w:tcW w:w="2736" w:type="dxa"/>
-            <w:tcBorders>
-              <w:top w:val="single" w:sz="4" w:space="0" w:color="999999"/>
-              <w:left w:val="single" w:sz="4" w:space="0" w:color="999999"/>
-              <w:bottom w:val="single" w:sz="4" w:space="0" w:color="999999"/>
-              <w:right w:val="single" w:sz="4" w:space="0" w:color="999999"/>
-            </w:tcBorders>
-            <w:shd w:val="clear" w:color="auto" w:fill="FFFFFF"/>
-            <w:tcMar>
-              <w:top w:w="80" w:type="dxa"/>
-              <w:left w:w="100" w:type="dxa"/>
-              <w:bottom w:w="80" w:type="dxa"/>
-              <w:right w:w="100" w:type="dxa"/>
-            </w:tcMar>
-            <w:vAlign w:val="center"/>
-          </w:tcPr>
-          <w:p>
-            <w:pPr>
-              <w:spacing w:after="0" w:line="240" w:lineRule="auto"/>
-              <w:jc w:val="center"/>
-              <w:rPr>
-                <w:rFonts w:asciiTheme="majorHAnsi" w:hAnsiTheme="majorHAnsi" w:cstheme="majorHAnsi"/>
-              </w:rPr>
-            </w:pPr>
-            <w:r>
-              <w:rPr>
-                <w:rFonts w:asciiTheme="majorHAnsi" w:hAnsiTheme="majorHAnsi" w:cstheme="majorHAnsi"/>
-                <w:sz w:val="21"/>
-              </w:rPr>
-              <w:t>Name, Email, Password</w:t>
-            </w:r>
-          </w:p>
-        </w:tc>
-        <w:tc>
-          <w:tcPr>
-            <w:tcW w:w="4176" w:type="dxa"/>
-            <w:tcBorders>
-              <w:top w:val="single" w:sz="4" w:space="0" w:color="999999"/>
-              <w:left w:val="single" w:sz="4" w:space="0" w:color="999999"/>
-              <w:bottom w:val="single" w:sz="4" w:space="0" w:color="999999"/>
-              <w:right w:val="single" w:sz="4" w:space="0" w:color="999999"/>
-            </w:tcBorders>
-            <w:shd w:val="clear" w:color="auto" w:fill="FFFFFF"/>
-            <w:tcMar>
-              <w:top w:w="80" w:type="dxa"/>
-              <w:left w:w="100" w:type="dxa"/>
-              <w:bottom w:w="80" w:type="dxa"/>
-              <w:right w:w="100" w:type="dxa"/>
-            </w:tcMar>
-            <w:vAlign w:val="center"/>
-          </w:tcPr>
-          <w:p>
-            <w:pPr>
-              <w:spacing w:after="0" w:line="240" w:lineRule="auto"/>
-              <w:jc w:val="center"/>
-              <w:rPr>
-                <w:rFonts w:asciiTheme="majorHAnsi" w:hAnsiTheme="majorHAnsi" w:cstheme="majorHAnsi"/>
-              </w:rPr>
-            </w:pPr>
-            <w:r>
-              <w:rPr>
-                <w:rFonts w:asciiTheme="majorHAnsi" w:hAnsiTheme="majorHAnsi" w:cstheme="majorHAnsi"/>
-                <w:sz w:val="21"/>
-              </w:rPr>
-              <w:t>Validates required fields, unique email, minimum password length</w:t>
-            </w:r>
-          </w:p>
-        </w:tc>
-      </w:tr>
-      <w:tr>
-        <w:trPr>
-          <w:jc w:val="center"/>
-        </w:trPr>
-        <w:tc>
-          <w:tcPr>
-            <w:tcW w:w="2448" w:type="dxa"/>
-            <w:tcBorders>
-              <w:top w:val="single" w:sz="4" w:space="0" w:color="999999"/>
-              <w:left w:val="single" w:sz="4" w:space="0" w:color="999999"/>
-              <w:bottom w:val="single" w:sz="4" w:space="0" w:color="999999"/>
-              <w:right w:val="single" w:sz="4" w:space="0" w:color="999999"/>
-            </w:tcBorders>
-            <w:shd w:val="clear" w:color="auto" w:fill="FFFFFF"/>
-            <w:tcMar>
-              <w:top w:w="80" w:type="dxa"/>
-              <w:left w:w="100" w:type="dxa"/>
-              <w:bottom w:w="80" w:type="dxa"/>
-              <w:right w:w="100" w:type="dxa"/>
-            </w:tcMar>
-            <w:vAlign w:val="center"/>
-          </w:tcPr>
-          <w:p>
-            <w:pPr>
-              <w:spacing w:after="0" w:line="240" w:lineRule="auto"/>
-              <w:jc w:val="center"/>
-              <w:rPr>
-                <w:rFonts w:asciiTheme="majorHAnsi" w:hAnsiTheme="majorHAnsi" w:cstheme="majorHAnsi"/>
-              </w:rPr>
-            </w:pPr>
-            <w:r>
-              <w:rPr>
-                <w:rFonts w:asciiTheme="majorHAnsi" w:hAnsiTheme="majorHAnsi" w:cstheme="majorHAnsi"/>
-                <w:sz w:val="21"/>
-              </w:rPr>
-              <w:t>Login Form</w:t>
-            </w:r>
-          </w:p>
-        </w:tc>
-        <w:tc>
-          <w:tcPr>
-            <w:tcW w:w="2736" w:type="dxa"/>
-            <w:tcBorders>
-              <w:top w:val="single" w:sz="4" w:space="0" w:color="999999"/>
-              <w:left w:val="single" w:sz="4" w:space="0" w:color="999999"/>
-              <w:bottom w:val="single" w:sz="4" w:space="0" w:color="999999"/>
-              <w:right w:val="single" w:sz="4" w:space="0" w:color="999999"/>
-            </w:tcBorders>
-            <w:shd w:val="clear" w:color="auto" w:fill="FFFFFF"/>
-            <w:tcMar>
-              <w:top w:w="80" w:type="dxa"/>
-              <w:left w:w="100" w:type="dxa"/>
-              <w:bottom w:w="80" w:type="dxa"/>
-              <w:right w:w="100" w:type="dxa"/>
-            </w:tcMar>
-            <w:vAlign w:val="center"/>
-          </w:tcPr>
-          <w:p>
-            <w:pPr>
-              <w:spacing w:after="0" w:line="240" w:lineRule="auto"/>
-              <w:jc w:val="center"/>
-              <w:rPr>
-                <w:rFonts w:asciiTheme="majorHAnsi" w:hAnsiTheme="majorHAnsi" w:cstheme="majorHAnsi"/>
-              </w:rPr>
-            </w:pPr>
-            <w:r>
-              <w:rPr>
-                <w:rFonts w:asciiTheme="majorHAnsi" w:hAnsiTheme="majorHAnsi" w:cstheme="majorHAnsi"/>
-                <w:sz w:val="21"/>
-              </w:rPr>
-              <w:t>Email, Password</w:t>
-            </w:r>
-          </w:p>
-        </w:tc>
-        <w:tc>
-          <w:tcPr>
-            <w:tcW w:w="4176" w:type="dxa"/>
-            <w:tcBorders>
-              <w:top w:val="single" w:sz="4" w:space="0" w:color="999999"/>
-              <w:left w:val="single" w:sz="4" w:space="0" w:color="999999"/>
-              <w:bottom w:val="single" w:sz="4" w:space="0" w:color="999999"/>
-              <w:right w:val="single" w:sz="4" w:space="0" w:color="999999"/>
-            </w:tcBorders>
-            <w:shd w:val="clear" w:color="auto" w:fill="FFFFFF"/>
-            <w:tcMar>
-              <w:top w:w="80" w:type="dxa"/>
-              <w:left w:w="100" w:type="dxa"/>
-              <w:bottom w:w="80" w:type="dxa"/>
-              <w:right w:w="100" w:type="dxa"/>
-            </w:tcMar>
-            <w:vAlign w:val="center"/>
-          </w:tcPr>
-          <w:p>
-            <w:pPr>
-              <w:spacing w:after="0" w:line="240" w:lineRule="auto"/>
-              <w:jc w:val="center"/>
-              <w:rPr>
-                <w:rFonts w:asciiTheme="majorHAnsi" w:hAnsiTheme="majorHAnsi" w:cstheme="majorHAnsi"/>
-              </w:rPr>
-            </w:pPr>
-            <w:r>
-              <w:rPr>
-                <w:rFonts w:asciiTheme="majorHAnsi" w:hAnsiTheme="majorHAnsi" w:cstheme="majorHAnsi"/>
-                <w:sz w:val="21"/>
-              </w:rPr>
-              <w:t>Validates credentials against the database; returns JWT access &amp; refresh tokens on success</w:t>
-            </w:r>
-          </w:p>
-        </w:tc>
-      </w:tr>
-      <w:tr>
-        <w:trPr>
-          <w:jc w:val="center"/>
-        </w:trPr>
-        <w:tc>
-          <w:tcPr>
-            <w:tcW w:w="2448" w:type="dxa"/>
-            <w:tcBorders>
-              <w:top w:val="single" w:sz="4" w:space="0" w:color="999999"/>
-              <w:left w:val="single" w:sz="4" w:space="0" w:color="999999"/>
-              <w:bottom w:val="single" w:sz="4" w:space="0" w:color="999999"/>
-              <w:right w:val="single" w:sz="4" w:space="0" w:color="999999"/>
-            </w:tcBorders>
-            <w:shd w:val="clear" w:color="auto" w:fill="FFFFFF"/>
-            <w:tcMar>
-              <w:top w:w="80" w:type="dxa"/>
-              <w:left w:w="100" w:type="dxa"/>
-              <w:bottom w:w="80" w:type="dxa"/>
-              <w:right w:w="100" w:type="dxa"/>
-            </w:tcMar>
-            <w:vAlign w:val="center"/>
-          </w:tcPr>
-          <w:p>
-            <w:pPr>
-              <w:spacing w:after="0" w:line="240" w:lineRule="auto"/>
-              <w:jc w:val="center"/>
-              <w:rPr>
-                <w:rFonts w:asciiTheme="majorHAnsi" w:hAnsiTheme="majorHAnsi" w:cstheme="majorHAnsi"/>
-              </w:rPr>
-            </w:pPr>
-            <w:r>
-              <w:rPr>
-                <w:rFonts w:asciiTheme="majorHAnsi" w:hAnsiTheme="majorHAnsi" w:cstheme="majorHAnsi"/>
-                <w:sz w:val="21"/>
-              </w:rPr>
-              <w:t>Video Upload Form</w:t>
-            </w:r>
-          </w:p>
-        </w:tc>
-        <w:tc>
-          <w:tcPr>
-            <w:tcW w:w="2736" w:type="dxa"/>
-            <w:tcBorders>
-              <w:top w:val="single" w:sz="4" w:space="0" w:color="999999"/>
-              <w:left w:val="single" w:sz="4" w:space="0" w:color="999999"/>
-              <w:bottom w:val="single" w:sz="4" w:space="0" w:color="999999"/>
-              <w:right w:val="single" w:sz="4" w:space="0" w:color="999999"/>
-            </w:tcBorders>
-            <w:shd w:val="clear" w:color="auto" w:fill="FFFFFF"/>
-            <w:tcMar>
-              <w:top w:w="80" w:type="dxa"/>
-              <w:left w:w="100" w:type="dxa"/>
-              <w:bottom w:w="80" w:type="dxa"/>
-              <w:right w:w="100" w:type="dxa"/>
-            </w:tcMar>
-            <w:vAlign w:val="center"/>
-          </w:tcPr>
-          <w:p>
-            <w:pPr>
-              <w:spacing w:after="0" w:line="240" w:lineRule="auto"/>
-              <w:jc w:val="center"/>
-              <w:rPr>
-                <w:rFonts w:asciiTheme="majorHAnsi" w:hAnsiTheme="majorHAnsi" w:cstheme="majorHAnsi"/>
-              </w:rPr>
-            </w:pPr>
-            <w:r>
-              <w:rPr>
-                <w:rFonts w:asciiTheme="majorHAnsi" w:hAnsiTheme="majorHAnsi" w:cstheme="majorHAnsi"/>
-                <w:sz w:val="21"/>
-              </w:rPr>
-              <w:t>Video File, Title, Description</w:t>
-            </w:r>
-          </w:p>
-        </w:tc>
-        <w:tc>
-          <w:tcPr>
-            <w:tcW w:w="4176" w:type="dxa"/>
-            <w:tcBorders>
-              <w:top w:val="single" w:sz="4" w:space="0" w:color="999999"/>
-              <w:left w:val="single" w:sz="4" w:space="0" w:color="999999"/>
-              <w:bottom w:val="single" w:sz="4" w:space="0" w:color="999999"/>
-              <w:right w:val="single" w:sz="4" w:space="0" w:color="999999"/>
-            </w:tcBorders>
-            <w:shd w:val="clear" w:color="auto" w:fill="FFFFFF"/>
-            <w:tcMar>
-              <w:top w:w="80" w:type="dxa"/>
-              <w:left w:w="100" w:type="dxa"/>
-              <w:bottom w:w="80" w:type="dxa"/>
-              <w:right w:w="100" w:type="dxa"/>
-            </w:tcMar>
-            <w:vAlign w:val="center"/>
-          </w:tcPr>
-          <w:p>
-            <w:pPr>
-              <w:spacing w:after="0" w:line="240" w:lineRule="auto"/>
-              <w:jc w:val="center"/>
-              <w:rPr>
-                <w:rFonts w:asciiTheme="majorHAnsi" w:hAnsiTheme="majorHAnsi" w:cstheme="majorHAnsi"/>
-              </w:rPr>
-            </w:pPr>
-            <w:r>
-              <w:rPr>
-                <w:rFonts w:asciiTheme="majorHAnsi" w:hAnsiTheme="majorHAnsi" w:cstheme="majorHAnsi"/>
-                <w:sz w:val="21"/>
-              </w:rPr>
-              <w:t>Validates file type/size; title and description are required</w:t>
-            </w:r>
-          </w:p>
-        </w:tc>
-      </w:tr>
-      <w:tr>
-        <w:trPr>
-          <w:jc w:val="center"/>
-        </w:trPr>
-        <w:tc>
-          <w:tcPr>
-            <w:tcW w:w="2448" w:type="dxa"/>
-            <w:tcBorders>
-              <w:top w:val="single" w:sz="4" w:space="0" w:color="999999"/>
-              <w:left w:val="single" w:sz="4" w:space="0" w:color="999999"/>
-              <w:bottom w:val="single" w:sz="4" w:space="0" w:color="999999"/>
-              <w:right w:val="single" w:sz="4" w:space="0" w:color="999999"/>
-            </w:tcBorders>
-            <w:shd w:val="clear" w:color="auto" w:fill="FFFFFF"/>
-            <w:tcMar>
-              <w:top w:w="80" w:type="dxa"/>
-              <w:left w:w="100" w:type="dxa"/>
-              <w:bottom w:w="80" w:type="dxa"/>
-              <w:right w:w="100" w:type="dxa"/>
-            </w:tcMar>
-            <w:vAlign w:val="center"/>
-          </w:tcPr>
-          <w:p>
-            <w:pPr>
-              <w:spacing w:after="0" w:line="240" w:lineRule="auto"/>
-              <w:jc w:val="center"/>
-              <w:rPr>
-                <w:rFonts w:asciiTheme="majorHAnsi" w:hAnsiTheme="majorHAnsi" w:cstheme="majorHAnsi"/>
-              </w:rPr>
-            </w:pPr>
-            <w:r>
-              <w:rPr>
-                <w:rFonts w:asciiTheme="majorHAnsi" w:hAnsiTheme="majorHAnsi" w:cstheme="majorHAnsi"/>
-                <w:sz w:val="21"/>
-              </w:rPr>
-              <w:t>Feedback Form</w:t>
-            </w:r>
-          </w:p>
-        </w:tc>
-        <w:tc>
-          <w:tcPr>
-            <w:tcW w:w="2736" w:type="dxa"/>
-            <w:tcBorders>
-              <w:top w:val="single" w:sz="4" w:space="0" w:color="999999"/>
-              <w:left w:val="single" w:sz="4" w:space="0" w:color="999999"/>
-              <w:bottom w:val="single" w:sz="4" w:space="0" w:color="999999"/>
-              <w:right w:val="single" w:sz="4" w:space="0" w:color="999999"/>
-            </w:tcBorders>
-            <w:shd w:val="clear" w:color="auto" w:fill="FFFFFF"/>
-            <w:tcMar>
-              <w:top w:w="80" w:type="dxa"/>
-              <w:left w:w="100" w:type="dxa"/>
-              <w:bottom w:w="80" w:type="dxa"/>
-              <w:right w:w="100" w:type="dxa"/>
-            </w:tcMar>
-            <w:vAlign w:val="center"/>
-          </w:tcPr>
-          <w:p>
-            <w:pPr>
-              <w:spacing w:after="0" w:line="240" w:lineRule="auto"/>
-              <w:jc w:val="center"/>
-              <w:rPr>
-                <w:rFonts w:asciiTheme="majorHAnsi" w:hAnsiTheme="majorHAnsi" w:cstheme="majorHAnsi"/>
-              </w:rPr>
-            </w:pPr>
-            <w:r>
-              <w:rPr>
-                <w:rFonts w:asciiTheme="majorHAnsi" w:hAnsiTheme="majorHAnsi" w:cstheme="majorHAnsi"/>
-                <w:sz w:val="21"/>
-              </w:rPr>
-              <w:t>Feedback Message</w:t>
-            </w:r>
-          </w:p>
-        </w:tc>
-        <w:tc>
-          <w:tcPr>
-            <w:tcW w:w="4176" w:type="dxa"/>
-            <w:tcBorders>
-              <w:top w:val="single" w:sz="4" w:space="0" w:color="999999"/>
-              <w:left w:val="single" w:sz="4" w:space="0" w:color="999999"/>
-              <w:bottom w:val="single" w:sz="4" w:space="0" w:color="999999"/>
-              <w:right w:val="single" w:sz="4" w:space="0" w:color="999999"/>
-            </w:tcBorders>
-            <w:shd w:val="clear" w:color="auto" w:fill="FFFFFF"/>
-            <w:tcMar>
-              <w:top w:w="80" w:type="dxa"/>
-              <w:left w:w="100" w:type="dxa"/>
-              <w:bottom w:w="80" w:type="dxa"/>
-              <w:right w:w="100" w:type="dxa"/>
-            </w:tcMar>
-            <w:vAlign w:val="center"/>
-          </w:tcPr>
-          <w:p>
-            <w:pPr>
-              <w:spacing w:after="0" w:line="240" w:lineRule="auto"/>
-              <w:jc w:val="center"/>
-              <w:rPr>
-                <w:rFonts w:asciiTheme="majorHAnsi" w:hAnsiTheme="majorHAnsi" w:cstheme="majorHAnsi"/>
-              </w:rPr>
-            </w:pPr>
-            <w:r>
-              <w:rPr>
-                <w:rFonts w:asciiTheme="majorHAnsi" w:hAnsiTheme="majorHAnsi" w:cstheme="majorHAnsi"/>
-                <w:sz w:val="21"/>
-              </w:rPr>
-              <w:t>Validates that the message is not empty and does not exceed 1000 characters</w:t>
-            </w:r>
-          </w:p>
-        </w:tc>
-      </w:tr>
-      <w:tr>
-        <w:trPr>
-          <w:jc w:val="center"/>
-        </w:trPr>
-        <w:tc>
-          <w:tcPr>
-            <w:tcW w:w="2448" w:type="dxa"/>
-            <w:tcBorders>
-              <w:top w:val="single" w:sz="4" w:space="0" w:color="999999"/>
-              <w:left w:val="single" w:sz="4" w:space="0" w:color="999999"/>
-              <w:bottom w:val="single" w:sz="4" w:space="0" w:color="999999"/>
-              <w:right w:val="single" w:sz="4" w:space="0" w:color="999999"/>
-            </w:tcBorders>
-            <w:shd w:val="clear" w:color="auto" w:fill="FFFFFF"/>
-            <w:tcMar>
-              <w:top w:w="80" w:type="dxa"/>
-              <w:left w:w="100" w:type="dxa"/>
-              <w:bottom w:w="80" w:type="dxa"/>
-              <w:right w:w="100" w:type="dxa"/>
-            </w:tcMar>
-            <w:vAlign w:val="center"/>
-          </w:tcPr>
-          <w:p>
-            <w:pPr>
-              <w:spacing w:after="0" w:line="240" w:lineRule="auto"/>
-              <w:jc w:val="center"/>
-              <w:rPr>
-                <w:rFonts w:asciiTheme="majorHAnsi" w:hAnsiTheme="majorHAnsi" w:cstheme="majorHAnsi"/>
-              </w:rPr>
-            </w:pPr>
-            <w:r>
-              <w:rPr>
-                <w:rFonts w:asciiTheme="majorHAnsi" w:hAnsiTheme="majorHAnsi" w:cstheme="majorHAnsi"/>
-                <w:sz w:val="21"/>
-              </w:rPr>
-              <w:t>Admin Login Form</w:t>
-            </w:r>
-          </w:p>
-        </w:tc>
-        <w:tc>
-          <w:tcPr>
-            <w:tcW w:w="2736" w:type="dxa"/>
-            <w:tcBorders>
-              <w:top w:val="single" w:sz="4" w:space="0" w:color="999999"/>
-              <w:left w:val="single" w:sz="4" w:space="0" w:color="999999"/>
-              <w:bottom w:val="single" w:sz="4" w:space="0" w:color="999999"/>
-              <w:right w:val="single" w:sz="4" w:space="0" w:color="999999"/>
-            </w:tcBorders>
-            <w:shd w:val="clear" w:color="auto" w:fill="FFFFFF"/>
-            <w:tcMar>
-              <w:top w:w="80" w:type="dxa"/>
-              <w:left w:w="100" w:type="dxa"/>
-              <w:bottom w:w="80" w:type="dxa"/>
-              <w:right w:w="100" w:type="dxa"/>
-            </w:tcMar>
-            <w:vAlign w:val="center"/>
-          </w:tcPr>
-          <w:p>
-            <w:pPr>
-              <w:spacing w:after="0" w:line="240" w:lineRule="auto"/>
-              <w:jc w:val="center"/>
-              <w:rPr>
-                <w:rFonts w:asciiTheme="majorHAnsi" w:hAnsiTheme="majorHAnsi" w:cstheme="majorHAnsi"/>
-              </w:rPr>
-            </w:pPr>
-            <w:r>
-              <w:rPr>
-                <w:rFonts w:asciiTheme="majorHAnsi" w:hAnsiTheme="majorHAnsi" w:cstheme="majorHAnsi"/>
-                <w:sz w:val="21"/>
-              </w:rPr>
-              <w:t>Email, Password</w:t>
-            </w:r>
-          </w:p>
-        </w:tc>
-        <w:tc>
-          <w:tcPr>
-            <w:tcW w:w="4176" w:type="dxa"/>
-            <w:tcBorders>
-              <w:top w:val="single" w:sz="4" w:space="0" w:color="999999"/>
-              <w:left w:val="single" w:sz="4" w:space="0" w:color="999999"/>
-              <w:bottom w:val="single" w:sz="4" w:space="0" w:color="999999"/>
-              <w:right w:val="single" w:sz="4" w:space="0" w:color="999999"/>
-            </w:tcBorders>
-            <w:shd w:val="clear" w:color="auto" w:fill="FFFFFF"/>
-            <w:tcMar>
-              <w:top w:w="80" w:type="dxa"/>
-              <w:left w:w="100" w:type="dxa"/>
-              <w:bottom w:w="80" w:type="dxa"/>
-              <w:right w:w="100" w:type="dxa"/>
-            </w:tcMar>
-            <w:vAlign w:val="center"/>
-          </w:tcPr>
-          <w:p>
-            <w:pPr>
-              <w:spacing w:after="0" w:line="240" w:lineRule="auto"/>
-              <w:jc w:val="center"/>
-              <w:rPr>
-                <w:rFonts w:asciiTheme="majorHAnsi" w:hAnsiTheme="majorHAnsi" w:cstheme="majorHAnsi"/>
-              </w:rPr>
-            </w:pPr>
-            <w:r>
-              <w:rPr>
-                <w:rFonts w:asciiTheme="majorHAnsi" w:hAnsiTheme="majorHAnsi" w:cstheme="majorHAnsi"/>
-                <w:sz w:val="21"/>
-              </w:rPr>
-              <w:t>Validates credentials and checks for ROLE_ADMIN before granting access</w:t>
-            </w:r>
-          </w:p>
-        </w:tc>
-      </w:tr>
-    </w:tbl>
     <w:p>
       <w:pPr>
+        <w:spacing w:before="200" w:after="120"/>
+        <w:ind w:left="288"/>
+        <w:rPr>
+          <w:rFonts w:asciiTheme="majorHAnsi" w:hAnsiTheme="majorHAnsi" w:cstheme="majorHAnsi"/>
+          <w:b/>
+          <w:color w:val="000000"/>
+          <w:sz w:val="26"/>
+        </w:rPr>
+      </w:pPr>
+      <w:r>
+        <w:rPr>
+          <w:rFonts w:asciiTheme="majorHAnsi" w:hAnsiTheme="majorHAnsi" w:cstheme="majorHAnsi"/>
+          <w:b/>
+          <w:color w:val="000000"/>
+          <w:sz w:val="26"/>
+        </w:rPr>
+        <w:t>4.5.1 User Registration Form</w:t>
+      </w:r>
+    </w:p>
+    <w:p>
+      <w:pPr>
+        <w:spacing w:before="200" w:after="120"/>
+        <w:ind w:left="288"/>
+        <w:jc w:val="center"/>
         <w:rPr>
           <w:rFonts w:asciiTheme="majorHAnsi" w:hAnsiTheme="majorHAnsi" w:cstheme="majorHAnsi"/>
         </w:rPr>
       </w:pPr>
+      <w:r>
+        <w:rPr>
+          <w:rFonts w:asciiTheme="majorHAnsi" w:hAnsiTheme="majorHAnsi" w:cstheme="majorHAnsi"/>
+          <w:noProof/>
+        </w:rPr>
+        <w:drawing>
+          <wp:inline distT="0" distB="0" distL="0" distR="0" wp14:anchorId="37629953" wp14:editId="469CAFF3">
+            <wp:extent cx="5484121" cy="3534033"/>
+            <wp:effectExtent l="0" t="0" r="2540" b="9525"/>
+            <wp:docPr id="1428784391" name="Picture 10"/>
+            <wp:cNvGraphicFramePr>
+              <a:graphicFrameLocks xmlns:a="http://schemas.openxmlformats.org/drawingml/2006/main" noChangeAspect="1"/>
+            </wp:cNvGraphicFramePr>
+            <a:graphic xmlns:a="http://schemas.openxmlformats.org/drawingml/2006/main">
+              <a:graphicData uri="http://schemas.openxmlformats.org/drawingml/2006/picture">
+                <pic:pic xmlns:pic="http://schemas.openxmlformats.org/drawingml/2006/picture">
+                  <pic:nvPicPr>
+                    <pic:cNvPr id="1428784391" name="Picture 1428784391"/>
+                    <pic:cNvPicPr/>
+                  </pic:nvPicPr>
+                  <pic:blipFill rotWithShape="1">
+                    <a:blip r:embed="rId18"/>
+                    <a:srcRect l="2156" t="2806" r="2137" b="3019"/>
+                    <a:stretch>
+                      <a:fillRect/>
+                    </a:stretch>
+                  </pic:blipFill>
+                  <pic:spPr bwMode="auto">
+                    <a:xfrm>
+                      <a:off x="0" y="0"/>
+                      <a:ext cx="5560199" cy="3583059"/>
+                    </a:xfrm>
+                    <a:prstGeom prst="rect">
+                      <a:avLst/>
+                    </a:prstGeom>
+                    <a:ln>
+                      <a:noFill/>
+                    </a:ln>
+                    <a:extLst>
+                      <a:ext uri="{53640926-AAD7-44D8-BBD7-CCE9431645EC}">
+                        <a14:shadowObscured xmlns:a14="http://schemas.microsoft.com/office/drawing/2010/main"/>
+                      </a:ext>
+                    </a:extLst>
+                  </pic:spPr>
+                </pic:pic>
+              </a:graphicData>
+            </a:graphic>
+          </wp:inline>
+        </w:drawing>
+      </w:r>
+    </w:p>
+    <w:p>
+      <w:pPr>
+        <w:spacing w:before="200" w:after="120"/>
+        <w:ind w:left="288"/>
+        <w:rPr>
+          <w:rFonts w:asciiTheme="majorHAnsi" w:hAnsiTheme="majorHAnsi" w:cstheme="majorHAnsi"/>
+          <w:b/>
+          <w:color w:val="000000"/>
+          <w:sz w:val="26"/>
+        </w:rPr>
+      </w:pPr>
+      <w:r>
+        <w:rPr>
+          <w:rFonts w:asciiTheme="majorHAnsi" w:hAnsiTheme="majorHAnsi" w:cstheme="majorHAnsi"/>
+          <w:b/>
+          <w:color w:val="000000"/>
+          <w:sz w:val="26"/>
+        </w:rPr>
+        <w:t>4.5.2 Email OTP Verification</w:t>
+      </w:r>
+    </w:p>
+    <w:p>
+      <w:pPr>
+        <w:spacing w:before="200" w:after="120"/>
+        <w:ind w:left="288"/>
+        <w:jc w:val="center"/>
+        <w:rPr>
+          <w:rFonts w:asciiTheme="majorHAnsi" w:hAnsiTheme="majorHAnsi" w:cstheme="majorHAnsi"/>
+        </w:rPr>
+      </w:pPr>
+      <w:r>
+        <w:rPr>
+          <w:rFonts w:asciiTheme="majorHAnsi" w:hAnsiTheme="majorHAnsi" w:cstheme="majorHAnsi"/>
+          <w:noProof/>
+        </w:rPr>
+        <w:drawing>
+          <wp:inline distT="0" distB="0" distL="0" distR="0" wp14:anchorId="017F9406" wp14:editId="6F3D1AAA">
+            <wp:extent cx="4577107" cy="3731741"/>
+            <wp:effectExtent l="0" t="0" r="0" b="2540"/>
+            <wp:docPr id="1149761921" name="Picture 11"/>
+            <wp:cNvGraphicFramePr>
+              <a:graphicFrameLocks xmlns:a="http://schemas.openxmlformats.org/drawingml/2006/main" noChangeAspect="1"/>
+            </wp:cNvGraphicFramePr>
+            <a:graphic xmlns:a="http://schemas.openxmlformats.org/drawingml/2006/main">
+              <a:graphicData uri="http://schemas.openxmlformats.org/drawingml/2006/picture">
+                <pic:pic xmlns:pic="http://schemas.openxmlformats.org/drawingml/2006/picture">
+                  <pic:nvPicPr>
+                    <pic:cNvPr id="1149761921" name="Picture 1149761921"/>
+                    <pic:cNvPicPr/>
+                  </pic:nvPicPr>
+                  <pic:blipFill rotWithShape="1">
+                    <a:blip r:embed="rId19"/>
+                    <a:srcRect l="2778" t="4007" r="3613" b="3957"/>
+                    <a:stretch>
+                      <a:fillRect/>
+                    </a:stretch>
+                  </pic:blipFill>
+                  <pic:spPr bwMode="auto">
+                    <a:xfrm>
+                      <a:off x="0" y="0"/>
+                      <a:ext cx="4588785" cy="3741262"/>
+                    </a:xfrm>
+                    <a:prstGeom prst="rect">
+                      <a:avLst/>
+                    </a:prstGeom>
+                    <a:ln>
+                      <a:noFill/>
+                    </a:ln>
+                    <a:extLst>
+                      <a:ext uri="{53640926-AAD7-44D8-BBD7-CCE9431645EC}">
+                        <a14:shadowObscured xmlns:a14="http://schemas.microsoft.com/office/drawing/2010/main"/>
+                      </a:ext>
+                    </a:extLst>
+                  </pic:spPr>
+                </pic:pic>
+              </a:graphicData>
+            </a:graphic>
+          </wp:inline>
+        </w:drawing>
+      </w:r>
+    </w:p>
+    <w:p>
+      <w:pPr>
+        <w:spacing w:before="200" w:after="120"/>
+        <w:ind w:left="288"/>
+        <w:rPr>
+          <w:rFonts w:asciiTheme="majorHAnsi" w:hAnsiTheme="majorHAnsi" w:cstheme="majorHAnsi"/>
+          <w:b/>
+          <w:color w:val="000000"/>
+          <w:sz w:val="26"/>
+        </w:rPr>
+      </w:pPr>
+      <w:r>
+        <w:rPr>
+          <w:rFonts w:asciiTheme="majorHAnsi" w:hAnsiTheme="majorHAnsi" w:cstheme="majorHAnsi"/>
+          <w:b/>
+          <w:color w:val="000000"/>
+          <w:sz w:val="26"/>
+        </w:rPr>
+        <w:lastRenderedPageBreak/>
+        <w:t>4.5.3 User Login Form</w:t>
+      </w:r>
+    </w:p>
+    <w:p>
+      <w:pPr>
+        <w:spacing w:before="200" w:after="120"/>
+        <w:ind w:left="288"/>
+        <w:jc w:val="center"/>
+        <w:rPr>
+          <w:rFonts w:asciiTheme="majorHAnsi" w:hAnsiTheme="majorHAnsi" w:cstheme="majorHAnsi"/>
+        </w:rPr>
+      </w:pPr>
+      <w:r>
+        <w:rPr>
+          <w:rFonts w:asciiTheme="majorHAnsi" w:hAnsiTheme="majorHAnsi" w:cstheme="majorHAnsi"/>
+          <w:noProof/>
+        </w:rPr>
+        <w:drawing>
+          <wp:inline distT="0" distB="0" distL="0" distR="0" wp14:anchorId="6AFE2269" wp14:editId="6F264057">
+            <wp:extent cx="5732780" cy="4683211"/>
+            <wp:effectExtent l="0" t="0" r="1270" b="3175"/>
+            <wp:docPr id="1751533059" name="Picture 12"/>
+            <wp:cNvGraphicFramePr>
+              <a:graphicFrameLocks xmlns:a="http://schemas.openxmlformats.org/drawingml/2006/main" noChangeAspect="1"/>
+            </wp:cNvGraphicFramePr>
+            <a:graphic xmlns:a="http://schemas.openxmlformats.org/drawingml/2006/main">
+              <a:graphicData uri="http://schemas.openxmlformats.org/drawingml/2006/picture">
+                <pic:pic xmlns:pic="http://schemas.openxmlformats.org/drawingml/2006/picture">
+                  <pic:nvPicPr>
+                    <pic:cNvPr id="1751533059" name="Picture 1751533059"/>
+                    <pic:cNvPicPr/>
+                  </pic:nvPicPr>
+                  <pic:blipFill rotWithShape="1">
+                    <a:blip r:embed="rId20"/>
+                    <a:srcRect t="1984" b="2625"/>
+                    <a:stretch>
+                      <a:fillRect/>
+                    </a:stretch>
+                  </pic:blipFill>
+                  <pic:spPr bwMode="auto">
+                    <a:xfrm>
+                      <a:off x="0" y="0"/>
+                      <a:ext cx="5735127" cy="4685128"/>
+                    </a:xfrm>
+                    <a:prstGeom prst="rect">
+                      <a:avLst/>
+                    </a:prstGeom>
+                    <a:ln>
+                      <a:noFill/>
+                    </a:ln>
+                    <a:extLst>
+                      <a:ext uri="{53640926-AAD7-44D8-BBD7-CCE9431645EC}">
+                        <a14:shadowObscured xmlns:a14="http://schemas.microsoft.com/office/drawing/2010/main"/>
+                      </a:ext>
+                    </a:extLst>
+                  </pic:spPr>
+                </pic:pic>
+              </a:graphicData>
+            </a:graphic>
+          </wp:inline>
+        </w:drawing>
+      </w:r>
+    </w:p>
+    <w:p>
+      <w:pPr>
+        <w:spacing w:before="200" w:after="120"/>
+        <w:ind w:left="288"/>
+        <w:rPr>
+          <w:rFonts w:asciiTheme="majorHAnsi" w:hAnsiTheme="majorHAnsi" w:cstheme="majorHAnsi"/>
+          <w:b/>
+          <w:color w:val="000000"/>
+          <w:sz w:val="26"/>
+        </w:rPr>
+      </w:pPr>
+      <w:r>
+        <w:rPr>
+          <w:rFonts w:asciiTheme="majorHAnsi" w:hAnsiTheme="majorHAnsi" w:cstheme="majorHAnsi"/>
+          <w:b/>
+          <w:color w:val="000000"/>
+          <w:sz w:val="26"/>
+        </w:rPr>
+        <w:t>4.5.4 Admin Login Form</w:t>
+      </w:r>
+    </w:p>
+    <w:p>
+      <w:pPr>
+        <w:spacing w:before="200" w:after="120"/>
+        <w:ind w:left="288"/>
+        <w:jc w:val="center"/>
+        <w:rPr>
+          <w:rFonts w:asciiTheme="majorHAnsi" w:hAnsiTheme="majorHAnsi" w:cstheme="majorHAnsi"/>
+        </w:rPr>
+      </w:pPr>
+      <w:r>
+        <w:rPr>
+          <w:rFonts w:asciiTheme="majorHAnsi" w:hAnsiTheme="majorHAnsi" w:cstheme="majorHAnsi"/>
+          <w:noProof/>
+        </w:rPr>
+        <w:drawing>
+          <wp:inline distT="0" distB="0" distL="0" distR="0" wp14:anchorId="074AEDD7" wp14:editId="57404458">
+            <wp:extent cx="4914383" cy="3249827"/>
+            <wp:effectExtent l="0" t="0" r="635" b="8255"/>
+            <wp:docPr id="2055906773" name="Picture 13"/>
+            <wp:cNvGraphicFramePr>
+              <a:graphicFrameLocks xmlns:a="http://schemas.openxmlformats.org/drawingml/2006/main" noChangeAspect="1"/>
+            </wp:cNvGraphicFramePr>
+            <a:graphic xmlns:a="http://schemas.openxmlformats.org/drawingml/2006/main">
+              <a:graphicData uri="http://schemas.openxmlformats.org/drawingml/2006/picture">
+                <pic:pic xmlns:pic="http://schemas.openxmlformats.org/drawingml/2006/picture">
+                  <pic:nvPicPr>
+                    <pic:cNvPr id="2055906773" name="Picture 2055906773"/>
+                    <pic:cNvPicPr/>
+                  </pic:nvPicPr>
+                  <pic:blipFill rotWithShape="1">
+                    <a:blip r:embed="rId21"/>
+                    <a:srcRect t="4809" b="4823"/>
+                    <a:stretch>
+                      <a:fillRect/>
+                    </a:stretch>
+                  </pic:blipFill>
+                  <pic:spPr bwMode="auto">
+                    <a:xfrm>
+                      <a:off x="0" y="0"/>
+                      <a:ext cx="4915326" cy="3250451"/>
+                    </a:xfrm>
+                    <a:prstGeom prst="rect">
+                      <a:avLst/>
+                    </a:prstGeom>
+                    <a:ln>
+                      <a:noFill/>
+                    </a:ln>
+                    <a:extLst>
+                      <a:ext uri="{53640926-AAD7-44D8-BBD7-CCE9431645EC}">
+                        <a14:shadowObscured xmlns:a14="http://schemas.microsoft.com/office/drawing/2010/main"/>
+                      </a:ext>
+                    </a:extLst>
+                  </pic:spPr>
+                </pic:pic>
+              </a:graphicData>
+            </a:graphic>
+          </wp:inline>
+        </w:drawing>
+      </w:r>
+    </w:p>
+    <w:p>
+      <w:pPr>
+        <w:spacing w:before="200" w:after="120"/>
+        <w:ind w:left="288"/>
+        <w:rPr>
+          <w:rFonts w:asciiTheme="majorHAnsi" w:hAnsiTheme="majorHAnsi" w:cstheme="majorHAnsi"/>
+          <w:b/>
+          <w:color w:val="000000"/>
+          <w:sz w:val="26"/>
+        </w:rPr>
+      </w:pPr>
+      <w:r>
+        <w:rPr>
+          <w:rFonts w:asciiTheme="majorHAnsi" w:hAnsiTheme="majorHAnsi" w:cstheme="majorHAnsi"/>
+          <w:b/>
+          <w:color w:val="000000"/>
+          <w:sz w:val="26"/>
+        </w:rPr>
+        <w:lastRenderedPageBreak/>
+        <w:t>4.5.5 Video Upload Form</w:t>
+      </w:r>
+    </w:p>
+    <w:p>
+      <w:pPr>
+        <w:spacing w:before="200" w:after="120"/>
+        <w:ind w:left="288"/>
+        <w:jc w:val="center"/>
+        <w:rPr>
+          <w:rFonts w:asciiTheme="majorHAnsi" w:hAnsiTheme="majorHAnsi" w:cstheme="majorHAnsi"/>
+        </w:rPr>
+      </w:pPr>
+      <w:r>
+        <w:rPr>
+          <w:rFonts w:asciiTheme="majorHAnsi" w:hAnsiTheme="majorHAnsi" w:cstheme="majorHAnsi"/>
+          <w:noProof/>
+        </w:rPr>
+        <w:drawing>
+          <wp:inline distT="0" distB="0" distL="0" distR="0" wp14:anchorId="455547D7" wp14:editId="11AC2C97">
+            <wp:extent cx="5733415" cy="7016115"/>
+            <wp:effectExtent l="0" t="0" r="635" b="0"/>
+            <wp:docPr id="1078796508" name="Picture 14"/>
+            <wp:cNvGraphicFramePr>
+              <a:graphicFrameLocks xmlns:a="http://schemas.openxmlformats.org/drawingml/2006/main" noChangeAspect="1"/>
+            </wp:cNvGraphicFramePr>
+            <a:graphic xmlns:a="http://schemas.openxmlformats.org/drawingml/2006/main">
+              <a:graphicData uri="http://schemas.openxmlformats.org/drawingml/2006/picture">
+                <pic:pic xmlns:pic="http://schemas.openxmlformats.org/drawingml/2006/picture">
+                  <pic:nvPicPr>
+                    <pic:cNvPr id="1078796508" name="Picture 1078796508"/>
+                    <pic:cNvPicPr/>
+                  </pic:nvPicPr>
+                  <pic:blipFill>
+                    <a:blip r:embed="rId22"/>
+                    <a:stretch>
+                      <a:fillRect/>
+                    </a:stretch>
+                  </pic:blipFill>
+                  <pic:spPr>
+                    <a:xfrm>
+                      <a:off x="0" y="0"/>
+                      <a:ext cx="5733415" cy="7016115"/>
+                    </a:xfrm>
+                    <a:prstGeom prst="rect">
+                      <a:avLst/>
+                    </a:prstGeom>
+                  </pic:spPr>
+                </pic:pic>
+              </a:graphicData>
+            </a:graphic>
+          </wp:inline>
+        </w:drawing>
+      </w:r>
+    </w:p>
+    <w:p>
+      <w:pPr>
+        <w:spacing w:before="200" w:after="120"/>
+        <w:ind w:left="288"/>
+        <w:rPr>
+          <w:rFonts w:asciiTheme="majorHAnsi" w:hAnsiTheme="majorHAnsi" w:cstheme="majorHAnsi"/>
+          <w:b/>
+          <w:color w:val="000000"/>
+          <w:sz w:val="26"/>
+        </w:rPr>
+      </w:pPr>
+      <w:r>
+        <w:rPr>
+          <w:rFonts w:asciiTheme="majorHAnsi" w:hAnsiTheme="majorHAnsi" w:cstheme="majorHAnsi"/>
+          <w:b/>
+          <w:color w:val="000000"/>
+          <w:sz w:val="26"/>
+        </w:rPr>
+        <w:t>4.5.6 Edit Video Form</w:t>
+      </w:r>
+    </w:p>
+    <w:p>
+      <w:pPr>
+        <w:spacing w:before="200" w:after="120"/>
+        <w:ind w:left="288"/>
+        <w:jc w:val="center"/>
+        <w:rPr>
+          <w:rFonts w:asciiTheme="majorHAnsi" w:hAnsiTheme="majorHAnsi" w:cstheme="majorHAnsi"/>
+        </w:rPr>
+      </w:pPr>
+      <w:r>
+        <w:rPr>
+          <w:rFonts w:asciiTheme="majorHAnsi" w:hAnsiTheme="majorHAnsi" w:cstheme="majorHAnsi"/>
+          <w:noProof/>
+        </w:rPr>
+        <w:lastRenderedPageBreak/>
+        <w:drawing>
+          <wp:inline distT="0" distB="0" distL="0" distR="0" wp14:anchorId="07D28C82" wp14:editId="44BD5F8E">
+            <wp:extent cx="4694327" cy="5563082"/>
+            <wp:effectExtent l="0" t="0" r="0" b="0"/>
+            <wp:docPr id="790246097" name="Picture 15"/>
+            <wp:cNvGraphicFramePr>
+              <a:graphicFrameLocks xmlns:a="http://schemas.openxmlformats.org/drawingml/2006/main" noChangeAspect="1"/>
+            </wp:cNvGraphicFramePr>
+            <a:graphic xmlns:a="http://schemas.openxmlformats.org/drawingml/2006/main">
+              <a:graphicData uri="http://schemas.openxmlformats.org/drawingml/2006/picture">
+                <pic:pic xmlns:pic="http://schemas.openxmlformats.org/drawingml/2006/picture">
+                  <pic:nvPicPr>
+                    <pic:cNvPr id="790246097" name="Picture 790246097"/>
+                    <pic:cNvPicPr/>
+                  </pic:nvPicPr>
+                  <pic:blipFill>
+                    <a:blip r:embed="rId23"/>
+                    <a:stretch>
+                      <a:fillRect/>
+                    </a:stretch>
+                  </pic:blipFill>
+                  <pic:spPr>
+                    <a:xfrm>
+                      <a:off x="0" y="0"/>
+                      <a:ext cx="4694327" cy="5563082"/>
+                    </a:xfrm>
+                    <a:prstGeom prst="rect">
+                      <a:avLst/>
+                    </a:prstGeom>
+                  </pic:spPr>
+                </pic:pic>
+              </a:graphicData>
+            </a:graphic>
+          </wp:inline>
+        </w:drawing>
+      </w:r>
+    </w:p>
+    <w:p>
+      <w:pPr>
+        <w:spacing w:before="200" w:after="120"/>
+        <w:ind w:left="288"/>
+        <w:rPr>
+          <w:rFonts w:asciiTheme="majorHAnsi" w:hAnsiTheme="majorHAnsi" w:cstheme="majorHAnsi"/>
+          <w:b/>
+          <w:color w:val="000000"/>
+          <w:sz w:val="26"/>
+        </w:rPr>
+      </w:pPr>
+      <w:r>
+        <w:rPr>
+          <w:rFonts w:asciiTheme="majorHAnsi" w:hAnsiTheme="majorHAnsi" w:cstheme="majorHAnsi"/>
+          <w:b/>
+          <w:color w:val="000000"/>
+          <w:sz w:val="26"/>
+        </w:rPr>
+        <w:t>4.5.7 Comment Input</w:t>
+      </w:r>
+    </w:p>
+    <w:p>
+      <w:pPr>
+        <w:spacing w:before="200" w:after="120"/>
+        <w:ind w:left="288"/>
+        <w:jc w:val="center"/>
+        <w:rPr>
+          <w:rFonts w:asciiTheme="majorHAnsi" w:hAnsiTheme="majorHAnsi" w:cstheme="majorHAnsi"/>
+        </w:rPr>
+      </w:pPr>
+      <w:r>
+        <w:rPr>
+          <w:rFonts w:asciiTheme="majorHAnsi" w:hAnsiTheme="majorHAnsi" w:cstheme="majorHAnsi"/>
+          <w:noProof/>
+        </w:rPr>
+        <w:drawing>
+          <wp:inline distT="0" distB="0" distL="0" distR="0" wp14:anchorId="084FFDBD" wp14:editId="7B6ED2C8">
+            <wp:extent cx="5733415" cy="1997075"/>
+            <wp:effectExtent l="0" t="0" r="635" b="3175"/>
+            <wp:docPr id="332264536" name="Picture 16"/>
+            <wp:cNvGraphicFramePr>
+              <a:graphicFrameLocks xmlns:a="http://schemas.openxmlformats.org/drawingml/2006/main" noChangeAspect="1"/>
+            </wp:cNvGraphicFramePr>
+            <a:graphic xmlns:a="http://schemas.openxmlformats.org/drawingml/2006/main">
+              <a:graphicData uri="http://schemas.openxmlformats.org/drawingml/2006/picture">
+                <pic:pic xmlns:pic="http://schemas.openxmlformats.org/drawingml/2006/picture">
+                  <pic:nvPicPr>
+                    <pic:cNvPr id="332264536" name="Picture 332264536"/>
+                    <pic:cNvPicPr/>
+                  </pic:nvPicPr>
+                  <pic:blipFill>
+                    <a:blip r:embed="rId24"/>
+                    <a:stretch>
+                      <a:fillRect/>
+                    </a:stretch>
+                  </pic:blipFill>
+                  <pic:spPr>
+                    <a:xfrm>
+                      <a:off x="0" y="0"/>
+                      <a:ext cx="5733415" cy="1997075"/>
+                    </a:xfrm>
+                    <a:prstGeom prst="rect">
+                      <a:avLst/>
+                    </a:prstGeom>
+                  </pic:spPr>
+                </pic:pic>
+              </a:graphicData>
+            </a:graphic>
+          </wp:inline>
+        </w:drawing>
+      </w:r>
+    </w:p>
+    <w:p>
+      <w:pPr>
+        <w:spacing w:before="200" w:after="120"/>
+        <w:ind w:left="288"/>
+        <w:rPr>
+          <w:rFonts w:asciiTheme="majorHAnsi" w:hAnsiTheme="majorHAnsi" w:cstheme="majorHAnsi"/>
+          <w:b/>
+          <w:color w:val="000000"/>
+          <w:sz w:val="26"/>
+        </w:rPr>
+      </w:pPr>
+      <w:r>
+        <w:rPr>
+          <w:rFonts w:asciiTheme="majorHAnsi" w:hAnsiTheme="majorHAnsi" w:cstheme="majorHAnsi"/>
+          <w:b/>
+          <w:color w:val="000000"/>
+          <w:sz w:val="26"/>
+        </w:rPr>
+        <w:t>4.5.8 Feedback Form</w:t>
+      </w:r>
+    </w:p>
+    <w:p>
+      <w:pPr>
+        <w:spacing w:before="200" w:after="120"/>
+        <w:ind w:left="288"/>
+        <w:jc w:val="center"/>
+        <w:rPr>
+          <w:rFonts w:asciiTheme="majorHAnsi" w:hAnsiTheme="majorHAnsi" w:cstheme="majorHAnsi"/>
+        </w:rPr>
+      </w:pPr>
+      <w:r>
+        <w:rPr>
+          <w:rFonts w:asciiTheme="majorHAnsi" w:hAnsiTheme="majorHAnsi" w:cstheme="majorHAnsi"/>
+          <w:noProof/>
+        </w:rPr>
+        <w:lastRenderedPageBreak/>
+        <w:drawing>
+          <wp:inline distT="0" distB="0" distL="0" distR="0" wp14:anchorId="5AEF0249" wp14:editId="5677B3DA">
+            <wp:extent cx="5732594" cy="4015946"/>
+            <wp:effectExtent l="0" t="0" r="1905" b="3810"/>
+            <wp:docPr id="1574771754" name="Picture 17"/>
+            <wp:cNvGraphicFramePr>
+              <a:graphicFrameLocks xmlns:a="http://schemas.openxmlformats.org/drawingml/2006/main" noChangeAspect="1"/>
+            </wp:cNvGraphicFramePr>
+            <a:graphic xmlns:a="http://schemas.openxmlformats.org/drawingml/2006/main">
+              <a:graphicData uri="http://schemas.openxmlformats.org/drawingml/2006/picture">
+                <pic:pic xmlns:pic="http://schemas.openxmlformats.org/drawingml/2006/picture">
+                  <pic:nvPicPr>
+                    <pic:cNvPr id="1574771754" name="Picture 1574771754"/>
+                    <pic:cNvPicPr/>
+                  </pic:nvPicPr>
+                  <pic:blipFill rotWithShape="1">
+                    <a:blip r:embed="rId25"/>
+                    <a:srcRect t="3139" b="4116"/>
+                    <a:stretch>
+                      <a:fillRect/>
+                    </a:stretch>
+                  </pic:blipFill>
+                  <pic:spPr bwMode="auto">
+                    <a:xfrm>
+                      <a:off x="0" y="0"/>
+                      <a:ext cx="5733415" cy="4016521"/>
+                    </a:xfrm>
+                    <a:prstGeom prst="rect">
+                      <a:avLst/>
+                    </a:prstGeom>
+                    <a:ln>
+                      <a:noFill/>
+                    </a:ln>
+                    <a:extLst>
+                      <a:ext uri="{53640926-AAD7-44D8-BBD7-CCE9431645EC}">
+                        <a14:shadowObscured xmlns:a14="http://schemas.microsoft.com/office/drawing/2010/main"/>
+                      </a:ext>
+                    </a:extLst>
+                  </pic:spPr>
+                </pic:pic>
+              </a:graphicData>
+            </a:graphic>
+          </wp:inline>
+        </w:drawing>
+      </w:r>
+    </w:p>
+    <w:p>
+      <w:pPr>
+        <w:spacing w:before="200" w:after="120"/>
+        <w:ind w:left="288"/>
+        <w:rPr>
+          <w:rFonts w:asciiTheme="majorHAnsi" w:hAnsiTheme="majorHAnsi" w:cstheme="majorHAnsi"/>
+          <w:b/>
+          <w:color w:val="000000"/>
+          <w:sz w:val="26"/>
+        </w:rPr>
+      </w:pPr>
+      <w:r>
+        <w:rPr>
+          <w:rFonts w:asciiTheme="majorHAnsi" w:hAnsiTheme="majorHAnsi" w:cstheme="majorHAnsi"/>
+          <w:b/>
+          <w:color w:val="000000"/>
+          <w:sz w:val="26"/>
+        </w:rPr>
+        <w:t>4.5.9 Category Management Form</w:t>
+      </w:r>
+    </w:p>
+    <w:p>
+      <w:pPr>
+        <w:spacing w:before="200" w:after="120"/>
+        <w:ind w:left="288"/>
+        <w:jc w:val="center"/>
+        <w:rPr>
+          <w:rFonts w:asciiTheme="majorHAnsi" w:hAnsiTheme="majorHAnsi" w:cstheme="majorHAnsi"/>
+        </w:rPr>
+      </w:pPr>
+      <w:r>
+        <w:rPr>
+          <w:rFonts w:asciiTheme="majorHAnsi" w:hAnsiTheme="majorHAnsi" w:cstheme="majorHAnsi"/>
+          <w:noProof/>
+        </w:rPr>
+        <w:drawing>
+          <wp:inline distT="0" distB="0" distL="0" distR="0" wp14:anchorId="32C9425B" wp14:editId="38A181A2">
+            <wp:extent cx="5733415" cy="2382520"/>
+            <wp:effectExtent l="0" t="0" r="635" b="0"/>
+            <wp:docPr id="548389991" name="Picture 18"/>
+            <wp:cNvGraphicFramePr>
+              <a:graphicFrameLocks xmlns:a="http://schemas.openxmlformats.org/drawingml/2006/main" noChangeAspect="1"/>
+            </wp:cNvGraphicFramePr>
+            <a:graphic xmlns:a="http://schemas.openxmlformats.org/drawingml/2006/main">
+              <a:graphicData uri="http://schemas.openxmlformats.org/drawingml/2006/picture">
+                <pic:pic xmlns:pic="http://schemas.openxmlformats.org/drawingml/2006/picture">
+                  <pic:nvPicPr>
+                    <pic:cNvPr id="548389991" name="Picture 548389991"/>
+                    <pic:cNvPicPr/>
+                  </pic:nvPicPr>
+                  <pic:blipFill>
+                    <a:blip r:embed="rId26"/>
+                    <a:stretch>
+                      <a:fillRect/>
+                    </a:stretch>
+                  </pic:blipFill>
+                  <pic:spPr>
+                    <a:xfrm>
+                      <a:off x="0" y="0"/>
+                      <a:ext cx="5733415" cy="2382520"/>
+                    </a:xfrm>
+                    <a:prstGeom prst="rect">
+                      <a:avLst/>
+                    </a:prstGeom>
+                  </pic:spPr>
+                </pic:pic>
+              </a:graphicData>
+            </a:graphic>
+          </wp:inline>
+        </w:drawing>
+      </w:r>
+    </w:p>
+    <w:p>
+      <w:pPr>
+        <w:spacing w:before="200" w:after="120"/>
+        <w:ind w:left="288"/>
+        <w:rPr>
+          <w:rFonts w:asciiTheme="majorHAnsi" w:hAnsiTheme="majorHAnsi" w:cstheme="majorHAnsi"/>
+          <w:b/>
+          <w:color w:val="000000"/>
+          <w:sz w:val="26"/>
+        </w:rPr>
+      </w:pPr>
+      <w:r>
+        <w:rPr>
+          <w:rFonts w:asciiTheme="majorHAnsi" w:hAnsiTheme="majorHAnsi" w:cstheme="majorHAnsi"/>
+          <w:b/>
+          <w:color w:val="000000"/>
+          <w:sz w:val="26"/>
+        </w:rPr>
+        <w:t>4.5.10 Edit Category Form</w:t>
+      </w:r>
+    </w:p>
+    <w:p>
+      <w:pPr>
+        <w:spacing w:before="200" w:after="120"/>
+        <w:ind w:left="288"/>
+        <w:jc w:val="center"/>
+        <w:rPr>
+          <w:rFonts w:asciiTheme="majorHAnsi" w:hAnsiTheme="majorHAnsi" w:cstheme="majorHAnsi"/>
+          <w:b/>
+          <w:color w:val="000000"/>
+          <w:sz w:val="26"/>
+        </w:rPr>
+      </w:pPr>
+      <w:r>
+        <w:rPr>
+          <w:rFonts w:asciiTheme="majorHAnsi" w:hAnsiTheme="majorHAnsi" w:cstheme="majorHAnsi"/>
+          <w:b/>
+          <w:noProof/>
+          <w:color w:val="000000"/>
+          <w:sz w:val="26"/>
+        </w:rPr>
+        <w:lastRenderedPageBreak/>
+        <w:drawing>
+          <wp:inline distT="0" distB="0" distL="0" distR="0" wp14:anchorId="70C86DC4" wp14:editId="0765337B">
+            <wp:extent cx="5272642" cy="3935627"/>
+            <wp:effectExtent l="0" t="0" r="4445" b="8255"/>
+            <wp:docPr id="819621391" name="Picture 19"/>
+            <wp:cNvGraphicFramePr>
+              <a:graphicFrameLocks xmlns:a="http://schemas.openxmlformats.org/drawingml/2006/main" noChangeAspect="1"/>
+            </wp:cNvGraphicFramePr>
+            <a:graphic xmlns:a="http://schemas.openxmlformats.org/drawingml/2006/main">
+              <a:graphicData uri="http://schemas.openxmlformats.org/drawingml/2006/picture">
+                <pic:pic xmlns:pic="http://schemas.openxmlformats.org/drawingml/2006/picture">
+                  <pic:nvPicPr>
+                    <pic:cNvPr id="819621391" name="Picture 819621391"/>
+                    <pic:cNvPicPr/>
+                  </pic:nvPicPr>
+                  <pic:blipFill rotWithShape="1">
+                    <a:blip r:embed="rId27"/>
+                    <a:srcRect t="3500" b="3600"/>
+                    <a:stretch>
+                      <a:fillRect/>
+                    </a:stretch>
+                  </pic:blipFill>
+                  <pic:spPr bwMode="auto">
+                    <a:xfrm>
+                      <a:off x="0" y="0"/>
+                      <a:ext cx="5273497" cy="3936265"/>
+                    </a:xfrm>
+                    <a:prstGeom prst="rect">
+                      <a:avLst/>
+                    </a:prstGeom>
+                    <a:ln>
+                      <a:noFill/>
+                    </a:ln>
+                    <a:extLst>
+                      <a:ext uri="{53640926-AAD7-44D8-BBD7-CCE9431645EC}">
+                        <a14:shadowObscured xmlns:a14="http://schemas.microsoft.com/office/drawing/2010/main"/>
+                      </a:ext>
+                    </a:extLst>
+                  </pic:spPr>
+                </pic:pic>
+              </a:graphicData>
+            </a:graphic>
+          </wp:inline>
+        </w:drawing>
+      </w:r>
+    </w:p>
+    <w:p>
+      <w:pPr>
+        <w:spacing w:before="200" w:after="120"/>
+        <w:ind w:left="288"/>
+        <w:rPr>
+          <w:rFonts w:asciiTheme="majorHAnsi" w:hAnsiTheme="majorHAnsi" w:cstheme="majorHAnsi"/>
+          <w:b/>
+          <w:color w:val="000000"/>
+          <w:sz w:val="26"/>
+        </w:rPr>
+      </w:pPr>
+      <w:r>
+        <w:rPr>
+          <w:rFonts w:asciiTheme="majorHAnsi" w:hAnsiTheme="majorHAnsi" w:cstheme="majorHAnsi"/>
+          <w:b/>
+          <w:color w:val="000000"/>
+          <w:sz w:val="26"/>
+        </w:rPr>
+        <w:t>4.5.11 Search Bar</w:t>
+      </w:r>
+    </w:p>
+    <w:p>
+      <w:pPr>
+        <w:spacing w:before="200" w:after="120"/>
+        <w:ind w:left="288"/>
+        <w:jc w:val="center"/>
+        <w:rPr>
+          <w:rFonts w:asciiTheme="majorHAnsi" w:hAnsiTheme="majorHAnsi" w:cstheme="majorHAnsi"/>
+          <w:b/>
+          <w:color w:val="000000"/>
+          <w:sz w:val="26"/>
+        </w:rPr>
+      </w:pPr>
+      <w:r>
+        <w:rPr>
+          <w:rFonts w:asciiTheme="majorHAnsi" w:hAnsiTheme="majorHAnsi" w:cstheme="majorHAnsi"/>
+          <w:b/>
+          <w:noProof/>
+          <w:color w:val="000000"/>
+          <w:sz w:val="26"/>
+        </w:rPr>
+        <w:drawing>
+          <wp:inline distT="0" distB="0" distL="0" distR="0" wp14:anchorId="4CF8CD78" wp14:editId="64189FEE">
+            <wp:extent cx="5733415" cy="3127375"/>
+            <wp:effectExtent l="0" t="0" r="635" b="0"/>
+            <wp:docPr id="668372871" name="Picture 20"/>
+            <wp:cNvGraphicFramePr>
+              <a:graphicFrameLocks xmlns:a="http://schemas.openxmlformats.org/drawingml/2006/main" noChangeAspect="1"/>
+            </wp:cNvGraphicFramePr>
+            <a:graphic xmlns:a="http://schemas.openxmlformats.org/drawingml/2006/main">
+              <a:graphicData uri="http://schemas.openxmlformats.org/drawingml/2006/picture">
+                <pic:pic xmlns:pic="http://schemas.openxmlformats.org/drawingml/2006/picture">
+                  <pic:nvPicPr>
+                    <pic:cNvPr id="668372871" name="Picture 668372871"/>
+                    <pic:cNvPicPr/>
+                  </pic:nvPicPr>
+                  <pic:blipFill>
+                    <a:blip r:embed="rId28"/>
+                    <a:stretch>
+                      <a:fillRect/>
+                    </a:stretch>
+                  </pic:blipFill>
+                  <pic:spPr>
+                    <a:xfrm>
+                      <a:off x="0" y="0"/>
+                      <a:ext cx="5733415" cy="3127375"/>
+                    </a:xfrm>
+                    <a:prstGeom prst="rect">
+                      <a:avLst/>
+                    </a:prstGeom>
+                  </pic:spPr>
+                </pic:pic>
+              </a:graphicData>
+            </a:graphic>
+          </wp:inline>
+        </w:drawing>
+      </w:r>
     </w:p>
     <w:p>
       <w:pPr>
@@ -15711,606 +15294,53 @@
         <w:t>Output design focuses on how information is presented back to the user after processing. In “StreamHub,” outputs are primarily displayed through the web interface in the form of video listings, video playback, success/error messages, and administrative reports.</w:t>
       </w:r>
     </w:p>
-    <w:tbl>
-      <w:tblPr>
-        <w:tblW w:w="0" w:type="auto"/>
-        <w:jc w:val="center"/>
-        <w:tblLayout w:type="fixed"/>
-        <w:tblLook w:val="04A0" w:firstRow="1" w:lastRow="0" w:firstColumn="1" w:lastColumn="0" w:noHBand="0" w:noVBand="1"/>
-      </w:tblPr>
-      <w:tblGrid>
-        <w:gridCol w:w="3168"/>
-        <w:gridCol w:w="6192"/>
-      </w:tblGrid>
-      <w:tr>
-        <w:trPr>
-          <w:jc w:val="center"/>
-        </w:trPr>
-        <w:tc>
-          <w:tcPr>
-            <w:tcW w:w="3168" w:type="dxa"/>
-            <w:tcBorders>
-              <w:top w:val="single" w:sz="4" w:space="0" w:color="999999"/>
-              <w:left w:val="single" w:sz="4" w:space="0" w:color="999999"/>
-              <w:bottom w:val="single" w:sz="4" w:space="0" w:color="999999"/>
-              <w:right w:val="single" w:sz="4" w:space="0" w:color="999999"/>
-            </w:tcBorders>
-            <w:shd w:val="clear" w:color="auto" w:fill="B91C1C"/>
-            <w:tcMar>
-              <w:top w:w="90" w:type="dxa"/>
-              <w:left w:w="100" w:type="dxa"/>
-              <w:bottom w:w="90" w:type="dxa"/>
-              <w:right w:w="100" w:type="dxa"/>
-            </w:tcMar>
-            <w:vAlign w:val="center"/>
-          </w:tcPr>
-          <w:p>
-            <w:pPr>
-              <w:jc w:val="center"/>
-              <w:rPr>
-                <w:rFonts w:asciiTheme="majorHAnsi" w:hAnsiTheme="majorHAnsi" w:cstheme="majorHAnsi"/>
-              </w:rPr>
-            </w:pPr>
-            <w:r>
-              <w:rPr>
-                <w:rFonts w:asciiTheme="majorHAnsi" w:hAnsiTheme="majorHAnsi" w:cstheme="majorHAnsi"/>
-                <w:b/>
-                <w:color w:val="FFFFFF"/>
-                <w:sz w:val="23"/>
-              </w:rPr>
-              <w:t>Output Screen</w:t>
-            </w:r>
-          </w:p>
-        </w:tc>
-        <w:tc>
-          <w:tcPr>
-            <w:tcW w:w="6192" w:type="dxa"/>
-            <w:tcBorders>
-              <w:top w:val="single" w:sz="4" w:space="0" w:color="999999"/>
-              <w:left w:val="single" w:sz="4" w:space="0" w:color="999999"/>
-              <w:bottom w:val="single" w:sz="4" w:space="0" w:color="999999"/>
-              <w:right w:val="single" w:sz="4" w:space="0" w:color="999999"/>
-            </w:tcBorders>
-            <w:shd w:val="clear" w:color="auto" w:fill="B91C1C"/>
-            <w:tcMar>
-              <w:top w:w="90" w:type="dxa"/>
-              <w:left w:w="100" w:type="dxa"/>
-              <w:bottom w:w="90" w:type="dxa"/>
-              <w:right w:w="100" w:type="dxa"/>
-            </w:tcMar>
-            <w:vAlign w:val="center"/>
-          </w:tcPr>
-          <w:p>
-            <w:pPr>
-              <w:jc w:val="center"/>
-              <w:rPr>
-                <w:rFonts w:asciiTheme="majorHAnsi" w:hAnsiTheme="majorHAnsi" w:cstheme="majorHAnsi"/>
-              </w:rPr>
-            </w:pPr>
-            <w:r>
-              <w:rPr>
-                <w:rFonts w:asciiTheme="majorHAnsi" w:hAnsiTheme="majorHAnsi" w:cstheme="majorHAnsi"/>
-                <w:b/>
-                <w:color w:val="FFFFFF"/>
-                <w:sz w:val="23"/>
-              </w:rPr>
-              <w:t>Description</w:t>
-            </w:r>
-          </w:p>
-        </w:tc>
-      </w:tr>
-      <w:tr>
-        <w:trPr>
-          <w:jc w:val="center"/>
-        </w:trPr>
-        <w:tc>
-          <w:tcPr>
-            <w:tcW w:w="3168" w:type="dxa"/>
-            <w:tcBorders>
-              <w:top w:val="single" w:sz="4" w:space="0" w:color="999999"/>
-              <w:left w:val="single" w:sz="4" w:space="0" w:color="999999"/>
-              <w:bottom w:val="single" w:sz="4" w:space="0" w:color="999999"/>
-              <w:right w:val="single" w:sz="4" w:space="0" w:color="999999"/>
-            </w:tcBorders>
-            <w:shd w:val="clear" w:color="auto" w:fill="FFFFFF"/>
-            <w:tcMar>
-              <w:top w:w="80" w:type="dxa"/>
-              <w:left w:w="100" w:type="dxa"/>
-              <w:bottom w:w="80" w:type="dxa"/>
-              <w:right w:w="100" w:type="dxa"/>
-            </w:tcMar>
-            <w:vAlign w:val="center"/>
-          </w:tcPr>
-          <w:p>
-            <w:pPr>
-              <w:rPr>
-                <w:rFonts w:asciiTheme="majorHAnsi" w:hAnsiTheme="majorHAnsi" w:cstheme="majorHAnsi"/>
-              </w:rPr>
-            </w:pPr>
-            <w:r>
-              <w:rPr>
-                <w:rFonts w:asciiTheme="majorHAnsi" w:hAnsiTheme="majorHAnsi" w:cstheme="majorHAnsi"/>
-                <w:sz w:val="21"/>
-              </w:rPr>
-              <w:t>Home Feed</w:t>
-            </w:r>
-          </w:p>
-        </w:tc>
-        <w:tc>
-          <w:tcPr>
-            <w:tcW w:w="6192" w:type="dxa"/>
-            <w:tcBorders>
-              <w:top w:val="single" w:sz="4" w:space="0" w:color="999999"/>
-              <w:left w:val="single" w:sz="4" w:space="0" w:color="999999"/>
-              <w:bottom w:val="single" w:sz="4" w:space="0" w:color="999999"/>
-              <w:right w:val="single" w:sz="4" w:space="0" w:color="999999"/>
-            </w:tcBorders>
-            <w:shd w:val="clear" w:color="auto" w:fill="FFFFFF"/>
-            <w:tcMar>
-              <w:top w:w="80" w:type="dxa"/>
-              <w:left w:w="100" w:type="dxa"/>
-              <w:bottom w:w="80" w:type="dxa"/>
-              <w:right w:w="100" w:type="dxa"/>
-            </w:tcMar>
-            <w:vAlign w:val="center"/>
-          </w:tcPr>
-          <w:p>
-            <w:pPr>
-              <w:rPr>
-                <w:rFonts w:asciiTheme="majorHAnsi" w:hAnsiTheme="majorHAnsi" w:cstheme="majorHAnsi"/>
-              </w:rPr>
-            </w:pPr>
-            <w:r>
-              <w:rPr>
-                <w:rFonts w:asciiTheme="majorHAnsi" w:hAnsiTheme="majorHAnsi" w:cstheme="majorHAnsi"/>
-                <w:sz w:val="21"/>
-              </w:rPr>
-              <w:t>Displays a grid/list of all available videos with thumbnails and titles</w:t>
-            </w:r>
-          </w:p>
-        </w:tc>
-      </w:tr>
-      <w:tr>
-        <w:trPr>
-          <w:jc w:val="center"/>
-        </w:trPr>
-        <w:tc>
-          <w:tcPr>
-            <w:tcW w:w="3168" w:type="dxa"/>
-            <w:tcBorders>
-              <w:top w:val="single" w:sz="4" w:space="0" w:color="999999"/>
-              <w:left w:val="single" w:sz="4" w:space="0" w:color="999999"/>
-              <w:bottom w:val="single" w:sz="4" w:space="0" w:color="999999"/>
-              <w:right w:val="single" w:sz="4" w:space="0" w:color="999999"/>
-            </w:tcBorders>
-            <w:shd w:val="clear" w:color="auto" w:fill="FFFFFF"/>
-            <w:tcMar>
-              <w:top w:w="80" w:type="dxa"/>
-              <w:left w:w="100" w:type="dxa"/>
-              <w:bottom w:w="80" w:type="dxa"/>
-              <w:right w:w="100" w:type="dxa"/>
-            </w:tcMar>
-            <w:vAlign w:val="center"/>
-          </w:tcPr>
-          <w:p>
-            <w:pPr>
-              <w:rPr>
-                <w:rFonts w:asciiTheme="majorHAnsi" w:hAnsiTheme="majorHAnsi" w:cstheme="majorHAnsi"/>
-              </w:rPr>
-            </w:pPr>
-            <w:r>
-              <w:rPr>
-                <w:rFonts w:asciiTheme="majorHAnsi" w:hAnsiTheme="majorHAnsi" w:cstheme="majorHAnsi"/>
-                <w:sz w:val="21"/>
-              </w:rPr>
-              <w:t>Video Player Page</w:t>
-            </w:r>
-          </w:p>
-        </w:tc>
-        <w:tc>
-          <w:tcPr>
-            <w:tcW w:w="6192" w:type="dxa"/>
-            <w:tcBorders>
-              <w:top w:val="single" w:sz="4" w:space="0" w:color="999999"/>
-              <w:left w:val="single" w:sz="4" w:space="0" w:color="999999"/>
-              <w:bottom w:val="single" w:sz="4" w:space="0" w:color="999999"/>
-              <w:right w:val="single" w:sz="4" w:space="0" w:color="999999"/>
-            </w:tcBorders>
-            <w:shd w:val="clear" w:color="auto" w:fill="FFFFFF"/>
-            <w:tcMar>
-              <w:top w:w="80" w:type="dxa"/>
-              <w:left w:w="100" w:type="dxa"/>
-              <w:bottom w:w="80" w:type="dxa"/>
-              <w:right w:w="100" w:type="dxa"/>
-            </w:tcMar>
-            <w:vAlign w:val="center"/>
-          </w:tcPr>
-          <w:p>
-            <w:pPr>
-              <w:rPr>
-                <w:rFonts w:asciiTheme="majorHAnsi" w:hAnsiTheme="majorHAnsi" w:cstheme="majorHAnsi"/>
-              </w:rPr>
-            </w:pPr>
-            <w:r>
-              <w:rPr>
-                <w:rFonts w:asciiTheme="majorHAnsi" w:hAnsiTheme="majorHAnsi" w:cstheme="majorHAnsi"/>
-                <w:sz w:val="21"/>
-              </w:rPr>
-              <w:t xml:space="preserve">Streams the selected video using adaptive HLS playback with player controls (play, pause, seek, volume, quality, </w:t>
-            </w:r>
-            <w:proofErr w:type="spellStart"/>
-            <w:r>
-              <w:rPr>
-                <w:rFonts w:asciiTheme="majorHAnsi" w:hAnsiTheme="majorHAnsi" w:cstheme="majorHAnsi"/>
-                <w:sz w:val="21"/>
-              </w:rPr>
-              <w:t>fullscreen</w:t>
-            </w:r>
-            <w:proofErr w:type="spellEnd"/>
-            <w:r>
-              <w:rPr>
-                <w:rFonts w:asciiTheme="majorHAnsi" w:hAnsiTheme="majorHAnsi" w:cstheme="majorHAnsi"/>
-                <w:sz w:val="21"/>
-              </w:rPr>
-              <w:t>)</w:t>
-            </w:r>
-          </w:p>
-        </w:tc>
-      </w:tr>
-      <w:tr>
-        <w:trPr>
-          <w:jc w:val="center"/>
-        </w:trPr>
-        <w:tc>
-          <w:tcPr>
-            <w:tcW w:w="3168" w:type="dxa"/>
-            <w:tcBorders>
-              <w:top w:val="single" w:sz="4" w:space="0" w:color="999999"/>
-              <w:left w:val="single" w:sz="4" w:space="0" w:color="999999"/>
-              <w:bottom w:val="single" w:sz="4" w:space="0" w:color="999999"/>
-              <w:right w:val="single" w:sz="4" w:space="0" w:color="999999"/>
-            </w:tcBorders>
-            <w:shd w:val="clear" w:color="auto" w:fill="FFFFFF"/>
-            <w:tcMar>
-              <w:top w:w="80" w:type="dxa"/>
-              <w:left w:w="100" w:type="dxa"/>
-              <w:bottom w:w="80" w:type="dxa"/>
-              <w:right w:w="100" w:type="dxa"/>
-            </w:tcMar>
-            <w:vAlign w:val="center"/>
-          </w:tcPr>
-          <w:p>
-            <w:pPr>
-              <w:rPr>
-                <w:rFonts w:asciiTheme="majorHAnsi" w:hAnsiTheme="majorHAnsi" w:cstheme="majorHAnsi"/>
-              </w:rPr>
-            </w:pPr>
-            <w:r>
-              <w:rPr>
-                <w:rFonts w:asciiTheme="majorHAnsi" w:hAnsiTheme="majorHAnsi" w:cstheme="majorHAnsi"/>
-                <w:sz w:val="21"/>
-              </w:rPr>
-              <w:t>My Videos Page</w:t>
-            </w:r>
-          </w:p>
-        </w:tc>
-        <w:tc>
-          <w:tcPr>
-            <w:tcW w:w="6192" w:type="dxa"/>
-            <w:tcBorders>
-              <w:top w:val="single" w:sz="4" w:space="0" w:color="999999"/>
-              <w:left w:val="single" w:sz="4" w:space="0" w:color="999999"/>
-              <w:bottom w:val="single" w:sz="4" w:space="0" w:color="999999"/>
-              <w:right w:val="single" w:sz="4" w:space="0" w:color="999999"/>
-            </w:tcBorders>
-            <w:shd w:val="clear" w:color="auto" w:fill="FFFFFF"/>
-            <w:tcMar>
-              <w:top w:w="80" w:type="dxa"/>
-              <w:left w:w="100" w:type="dxa"/>
-              <w:bottom w:w="80" w:type="dxa"/>
-              <w:right w:w="100" w:type="dxa"/>
-            </w:tcMar>
-            <w:vAlign w:val="center"/>
-          </w:tcPr>
-          <w:p>
-            <w:pPr>
-              <w:rPr>
-                <w:rFonts w:asciiTheme="majorHAnsi" w:hAnsiTheme="majorHAnsi" w:cstheme="majorHAnsi"/>
-              </w:rPr>
-            </w:pPr>
-            <w:r>
-              <w:rPr>
-                <w:rFonts w:asciiTheme="majorHAnsi" w:hAnsiTheme="majorHAnsi" w:cstheme="majorHAnsi"/>
-                <w:sz w:val="21"/>
-              </w:rPr>
-              <w:t>Displays a list of videos uploaded by the logged-in user, with options to manage or delete them</w:t>
-            </w:r>
-          </w:p>
-        </w:tc>
-      </w:tr>
-      <w:tr>
-        <w:trPr>
-          <w:jc w:val="center"/>
-        </w:trPr>
-        <w:tc>
-          <w:tcPr>
-            <w:tcW w:w="3168" w:type="dxa"/>
-            <w:tcBorders>
-              <w:top w:val="single" w:sz="4" w:space="0" w:color="999999"/>
-              <w:left w:val="single" w:sz="4" w:space="0" w:color="999999"/>
-              <w:bottom w:val="single" w:sz="4" w:space="0" w:color="999999"/>
-              <w:right w:val="single" w:sz="4" w:space="0" w:color="999999"/>
-            </w:tcBorders>
-            <w:shd w:val="clear" w:color="auto" w:fill="FFFFFF"/>
-            <w:tcMar>
-              <w:top w:w="80" w:type="dxa"/>
-              <w:left w:w="100" w:type="dxa"/>
-              <w:bottom w:w="80" w:type="dxa"/>
-              <w:right w:w="100" w:type="dxa"/>
-            </w:tcMar>
-            <w:vAlign w:val="center"/>
-          </w:tcPr>
-          <w:p>
-            <w:pPr>
-              <w:rPr>
-                <w:rFonts w:asciiTheme="majorHAnsi" w:hAnsiTheme="majorHAnsi" w:cstheme="majorHAnsi"/>
-              </w:rPr>
-            </w:pPr>
-            <w:r>
-              <w:rPr>
-                <w:rFonts w:asciiTheme="majorHAnsi" w:hAnsiTheme="majorHAnsi" w:cstheme="majorHAnsi"/>
-                <w:sz w:val="21"/>
-              </w:rPr>
-              <w:t>Admin Dashboard</w:t>
-            </w:r>
-          </w:p>
-        </w:tc>
-        <w:tc>
-          <w:tcPr>
-            <w:tcW w:w="6192" w:type="dxa"/>
-            <w:tcBorders>
-              <w:top w:val="single" w:sz="4" w:space="0" w:color="999999"/>
-              <w:left w:val="single" w:sz="4" w:space="0" w:color="999999"/>
-              <w:bottom w:val="single" w:sz="4" w:space="0" w:color="999999"/>
-              <w:right w:val="single" w:sz="4" w:space="0" w:color="999999"/>
-            </w:tcBorders>
-            <w:shd w:val="clear" w:color="auto" w:fill="FFFFFF"/>
-            <w:tcMar>
-              <w:top w:w="80" w:type="dxa"/>
-              <w:left w:w="100" w:type="dxa"/>
-              <w:bottom w:w="80" w:type="dxa"/>
-              <w:right w:w="100" w:type="dxa"/>
-            </w:tcMar>
-            <w:vAlign w:val="center"/>
-          </w:tcPr>
-          <w:p>
-            <w:pPr>
-              <w:rPr>
-                <w:rFonts w:asciiTheme="majorHAnsi" w:hAnsiTheme="majorHAnsi" w:cstheme="majorHAnsi"/>
-              </w:rPr>
-            </w:pPr>
-            <w:r>
-              <w:rPr>
-                <w:rFonts w:asciiTheme="majorHAnsi" w:hAnsiTheme="majorHAnsi" w:cstheme="majorHAnsi"/>
-                <w:sz w:val="21"/>
-              </w:rPr>
-              <w:t>Displays aggregate statistics such as total users, total videos, and recent activity</w:t>
-            </w:r>
-          </w:p>
-        </w:tc>
-      </w:tr>
-      <w:tr>
-        <w:trPr>
-          <w:jc w:val="center"/>
-        </w:trPr>
-        <w:tc>
-          <w:tcPr>
-            <w:tcW w:w="3168" w:type="dxa"/>
-            <w:tcBorders>
-              <w:top w:val="single" w:sz="4" w:space="0" w:color="999999"/>
-              <w:left w:val="single" w:sz="4" w:space="0" w:color="999999"/>
-              <w:bottom w:val="single" w:sz="4" w:space="0" w:color="999999"/>
-              <w:right w:val="single" w:sz="4" w:space="0" w:color="999999"/>
-            </w:tcBorders>
-            <w:shd w:val="clear" w:color="auto" w:fill="FFFFFF"/>
-            <w:tcMar>
-              <w:top w:w="80" w:type="dxa"/>
-              <w:left w:w="100" w:type="dxa"/>
-              <w:bottom w:w="80" w:type="dxa"/>
-              <w:right w:w="100" w:type="dxa"/>
-            </w:tcMar>
-            <w:vAlign w:val="center"/>
-          </w:tcPr>
-          <w:p>
-            <w:pPr>
-              <w:rPr>
-                <w:rFonts w:asciiTheme="majorHAnsi" w:hAnsiTheme="majorHAnsi" w:cstheme="majorHAnsi"/>
-              </w:rPr>
-            </w:pPr>
-            <w:r>
-              <w:rPr>
-                <w:rFonts w:asciiTheme="majorHAnsi" w:hAnsiTheme="majorHAnsi" w:cstheme="majorHAnsi"/>
-                <w:sz w:val="21"/>
-              </w:rPr>
-              <w:lastRenderedPageBreak/>
-              <w:t>Admin Users / Videos / Feedback Pages</w:t>
-            </w:r>
-          </w:p>
-        </w:tc>
-        <w:tc>
-          <w:tcPr>
-            <w:tcW w:w="6192" w:type="dxa"/>
-            <w:tcBorders>
-              <w:top w:val="single" w:sz="4" w:space="0" w:color="999999"/>
-              <w:left w:val="single" w:sz="4" w:space="0" w:color="999999"/>
-              <w:bottom w:val="single" w:sz="4" w:space="0" w:color="999999"/>
-              <w:right w:val="single" w:sz="4" w:space="0" w:color="999999"/>
-            </w:tcBorders>
-            <w:shd w:val="clear" w:color="auto" w:fill="FFFFFF"/>
-            <w:tcMar>
-              <w:top w:w="80" w:type="dxa"/>
-              <w:left w:w="100" w:type="dxa"/>
-              <w:bottom w:w="80" w:type="dxa"/>
-              <w:right w:w="100" w:type="dxa"/>
-            </w:tcMar>
-            <w:vAlign w:val="center"/>
-          </w:tcPr>
-          <w:p>
-            <w:pPr>
-              <w:rPr>
-                <w:rFonts w:asciiTheme="majorHAnsi" w:hAnsiTheme="majorHAnsi" w:cstheme="majorHAnsi"/>
-              </w:rPr>
-            </w:pPr>
-            <w:r>
-              <w:rPr>
-                <w:rFonts w:asciiTheme="majorHAnsi" w:hAnsiTheme="majorHAnsi" w:cstheme="majorHAnsi"/>
-                <w:sz w:val="21"/>
-              </w:rPr>
-              <w:t>Displays tabular reports of all users, videos, and feedback entries with management actions</w:t>
-            </w:r>
-          </w:p>
-        </w:tc>
-      </w:tr>
-      <w:tr>
-        <w:trPr>
-          <w:jc w:val="center"/>
-        </w:trPr>
-        <w:tc>
-          <w:tcPr>
-            <w:tcW w:w="3168" w:type="dxa"/>
-            <w:tcBorders>
-              <w:top w:val="single" w:sz="4" w:space="0" w:color="999999"/>
-              <w:left w:val="single" w:sz="4" w:space="0" w:color="999999"/>
-              <w:bottom w:val="single" w:sz="4" w:space="0" w:color="999999"/>
-              <w:right w:val="single" w:sz="4" w:space="0" w:color="999999"/>
-            </w:tcBorders>
-            <w:shd w:val="clear" w:color="auto" w:fill="FFFFFF"/>
-            <w:tcMar>
-              <w:top w:w="80" w:type="dxa"/>
-              <w:left w:w="100" w:type="dxa"/>
-              <w:bottom w:w="80" w:type="dxa"/>
-              <w:right w:w="100" w:type="dxa"/>
-            </w:tcMar>
-            <w:vAlign w:val="center"/>
-          </w:tcPr>
-          <w:p>
-            <w:pPr>
-              <w:rPr>
-                <w:rFonts w:asciiTheme="majorHAnsi" w:hAnsiTheme="majorHAnsi" w:cstheme="majorHAnsi"/>
-              </w:rPr>
-            </w:pPr>
-            <w:r>
-              <w:rPr>
-                <w:rFonts w:asciiTheme="majorHAnsi" w:hAnsiTheme="majorHAnsi" w:cstheme="majorHAnsi"/>
-                <w:sz w:val="21"/>
-              </w:rPr>
-              <w:t>Toast Notifications</w:t>
-            </w:r>
-          </w:p>
-        </w:tc>
-        <w:tc>
-          <w:tcPr>
-            <w:tcW w:w="6192" w:type="dxa"/>
-            <w:tcBorders>
-              <w:top w:val="single" w:sz="4" w:space="0" w:color="999999"/>
-              <w:left w:val="single" w:sz="4" w:space="0" w:color="999999"/>
-              <w:bottom w:val="single" w:sz="4" w:space="0" w:color="999999"/>
-              <w:right w:val="single" w:sz="4" w:space="0" w:color="999999"/>
-            </w:tcBorders>
-            <w:shd w:val="clear" w:color="auto" w:fill="FFFFFF"/>
-            <w:tcMar>
-              <w:top w:w="80" w:type="dxa"/>
-              <w:left w:w="100" w:type="dxa"/>
-              <w:bottom w:w="80" w:type="dxa"/>
-              <w:right w:w="100" w:type="dxa"/>
-            </w:tcMar>
-            <w:vAlign w:val="center"/>
-          </w:tcPr>
-          <w:p>
-            <w:pPr>
-              <w:rPr>
-                <w:rFonts w:asciiTheme="majorHAnsi" w:hAnsiTheme="majorHAnsi" w:cstheme="majorHAnsi"/>
-              </w:rPr>
-            </w:pPr>
-            <w:r>
-              <w:rPr>
-                <w:rFonts w:asciiTheme="majorHAnsi" w:hAnsiTheme="majorHAnsi" w:cstheme="majorHAnsi"/>
-                <w:sz w:val="21"/>
-              </w:rPr>
-              <w:t>Displays success or error messages for actions such as login, upload, delete, and feedback submission</w:t>
-            </w:r>
-          </w:p>
-        </w:tc>
-      </w:tr>
-    </w:tbl>
     <w:p>
       <w:pPr>
-        <w:rPr>
-          <w:rFonts w:asciiTheme="majorHAnsi" w:hAnsiTheme="majorHAnsi" w:cstheme="majorHAnsi"/>
-        </w:rPr>
-      </w:pPr>
-    </w:p>
-    <w:p>
-      <w:pPr>
-        <w:spacing w:before="280" w:after="160"/>
-        <w:rPr>
-          <w:rFonts w:asciiTheme="majorHAnsi" w:hAnsiTheme="majorHAnsi" w:cstheme="majorHAnsi"/>
-        </w:rPr>
-      </w:pPr>
-      <w:proofErr w:type="gramStart"/>
-      <w:r>
+        <w:spacing w:before="200" w:after="120"/>
+        <w:ind w:left="288"/>
         <w:rPr>
           <w:rFonts w:asciiTheme="majorHAnsi" w:hAnsiTheme="majorHAnsi" w:cstheme="majorHAnsi"/>
           <w:b/>
-          <w:color w:val="B91C1C"/>
-          <w:sz w:val="28"/>
-        </w:rPr>
-        <w:t>4.7  Video</w:t>
-      </w:r>
-      <w:proofErr w:type="gramEnd"/>
-      <w:r>
-        <w:rPr>
-          <w:rFonts w:asciiTheme="majorHAnsi" w:hAnsiTheme="majorHAnsi" w:cstheme="majorHAnsi"/>
-          <w:b/>
-          <w:color w:val="B91C1C"/>
-          <w:sz w:val="28"/>
-        </w:rPr>
-        <w:t xml:space="preserve"> Upload &amp; HLS Streaming Architecture</w:t>
-      </w:r>
-    </w:p>
-    <w:p>
-      <w:pPr>
-        <w:spacing w:after="160" w:line="300" w:lineRule="auto"/>
-        <w:jc w:val="both"/>
-        <w:rPr>
-          <w:rFonts w:asciiTheme="majorHAnsi" w:hAnsiTheme="majorHAnsi" w:cstheme="majorHAnsi"/>
+          <w:color w:val="000000"/>
+          <w:sz w:val="26"/>
         </w:rPr>
       </w:pPr>
       <w:r>
         <w:rPr>
           <w:rFonts w:asciiTheme="majorHAnsi" w:hAnsiTheme="majorHAnsi" w:cstheme="majorHAnsi"/>
-          <w:sz w:val="24"/>
+          <w:b/>
+          <w:color w:val="000000"/>
+          <w:sz w:val="26"/>
         </w:rPr>
-        <w:t>One of the core components of the “StreamHub” system is its video upload and adaptive streaming architecture, which is responsible for accepting uploaded videos, converting them into a streaming-friendly format, and delivering them efficiently to end users. This architecture combines the front-end upload interface, the Spring Boot back-end, and FFmpeg for media processing, working together to provide smooth, adaptive video playback.</w:t>
+        <w:lastRenderedPageBreak/>
+        <w:t>4.6.1 Home Page (Video Feed)</w:t>
       </w:r>
     </w:p>
     <w:p>
       <w:pPr>
+        <w:spacing w:before="200" w:after="120"/>
+        <w:ind w:left="288"/>
         <w:jc w:val="center"/>
         <w:rPr>
           <w:rFonts w:asciiTheme="majorHAnsi" w:hAnsiTheme="majorHAnsi" w:cstheme="majorHAnsi"/>
+          <w:b/>
+          <w:color w:val="000000"/>
+          <w:sz w:val="26"/>
         </w:rPr>
       </w:pPr>
       <w:r>
         <w:rPr>
           <w:rFonts w:asciiTheme="majorHAnsi" w:hAnsiTheme="majorHAnsi" w:cstheme="majorHAnsi"/>
+          <w:b/>
           <w:noProof/>
+          <w:color w:val="000000"/>
+          <w:sz w:val="26"/>
         </w:rPr>
         <w:drawing>
-          <wp:inline distT="0" distB="0" distL="0" distR="0" wp14:anchorId="7F498E9B" wp14:editId="43F0D801">
-            <wp:extent cx="5669280" cy="2807746"/>
-            <wp:effectExtent l="0" t="0" r="0" b="0"/>
-            <wp:docPr id="8" name="Picture 8"/>
+          <wp:inline distT="0" distB="0" distL="0" distR="0" wp14:anchorId="37AF3A36" wp14:editId="14B1735F">
+            <wp:extent cx="5731098" cy="2749378"/>
+            <wp:effectExtent l="0" t="0" r="3175" b="0"/>
+            <wp:docPr id="343421470" name="Picture 21"/>
             <wp:cNvGraphicFramePr>
               <a:graphicFrameLocks xmlns:a="http://schemas.openxmlformats.org/drawingml/2006/main" noChangeAspect="1"/>
             </wp:cNvGraphicFramePr>
@@ -16318,11 +15348,11 @@
               <a:graphicData uri="http://schemas.openxmlformats.org/drawingml/2006/picture">
                 <pic:pic xmlns:pic="http://schemas.openxmlformats.org/drawingml/2006/picture">
                   <pic:nvPicPr>
-                    <pic:cNvPr id="0" name="hls_architecture_diagram.png"/>
+                    <pic:cNvPr id="343421470" name="Picture 343421470"/>
                     <pic:cNvPicPr/>
                   </pic:nvPicPr>
                   <pic:blipFill>
-                    <a:blip r:embed="rId20"/>
+                    <a:blip r:embed="rId29"/>
                     <a:stretch>
                       <a:fillRect/>
                     </a:stretch>
@@ -16330,7 +15360,7 @@
                   <pic:spPr>
                     <a:xfrm>
                       <a:off x="0" y="0"/>
-                      <a:ext cx="5669280" cy="2807746"/>
+                      <a:ext cx="5745911" cy="2756484"/>
                     </a:xfrm>
                     <a:prstGeom prst="rect">
                       <a:avLst/>
@@ -16345,29 +15375,13 @@
     </w:p>
     <w:p>
       <w:pPr>
-        <w:spacing w:after="280"/>
-        <w:jc w:val="center"/>
-        <w:rPr>
-          <w:rFonts w:asciiTheme="majorHAnsi" w:hAnsiTheme="majorHAnsi" w:cstheme="majorHAnsi"/>
-          <w:iCs/>
-        </w:rPr>
-      </w:pPr>
-      <w:r>
-        <w:rPr>
-          <w:rFonts w:asciiTheme="majorHAnsi" w:hAnsiTheme="majorHAnsi" w:cstheme="majorHAnsi"/>
-          <w:b/>
-          <w:iCs/>
-          <w:color w:val="B91C1C"/>
-        </w:rPr>
-        <w:t>Video Upload &amp; HLS Streaming Architecture</w:t>
-      </w:r>
-    </w:p>
-    <w:p>
-      <w:pPr>
         <w:spacing w:before="200" w:after="120"/>
         <w:ind w:left="288"/>
         <w:rPr>
           <w:rFonts w:asciiTheme="majorHAnsi" w:hAnsiTheme="majorHAnsi" w:cstheme="majorHAnsi"/>
+          <w:b/>
+          <w:color w:val="000000"/>
+          <w:sz w:val="26"/>
         </w:rPr>
       </w:pPr>
       <w:r>
@@ -16377,71 +15391,64 @@
           <w:color w:val="000000"/>
           <w:sz w:val="26"/>
         </w:rPr>
-        <w:t>Video Upload Process</w:t>
+        <w:t>4.6.2 Video Watch Page</w:t>
       </w:r>
     </w:p>
     <w:p>
       <w:pPr>
-        <w:spacing w:after="160" w:line="300" w:lineRule="auto"/>
-        <w:jc w:val="both"/>
+        <w:spacing w:before="200" w:after="120"/>
+        <w:ind w:left="288"/>
+        <w:jc w:val="center"/>
         <w:rPr>
           <w:rFonts w:asciiTheme="majorHAnsi" w:hAnsiTheme="majorHAnsi" w:cstheme="majorHAnsi"/>
+          <w:b/>
+          <w:color w:val="000000"/>
+          <w:sz w:val="26"/>
         </w:rPr>
       </w:pPr>
       <w:r>
         <w:rPr>
           <w:rFonts w:asciiTheme="majorHAnsi" w:hAnsiTheme="majorHAnsi" w:cstheme="majorHAnsi"/>
-          <w:sz w:val="24"/>
+          <w:b/>
+          <w:noProof/>
+          <w:color w:val="000000"/>
+          <w:sz w:val="26"/>
         </w:rPr>
-        <w:t xml:space="preserve">When a user uploads a video through the “Upload” page, the video file, along with its title and description, is sent to the back-end as a multipart HTTP request to the </w:t>
-      </w:r>
-      <w:proofErr w:type="spellStart"/>
-      <w:r>
-        <w:rPr>
-          <w:rFonts w:asciiTheme="majorHAnsi" w:hAnsiTheme="majorHAnsi" w:cstheme="majorHAnsi"/>
-          <w:sz w:val="24"/>
-        </w:rPr>
-        <w:t>VideoController</w:t>
-      </w:r>
-      <w:proofErr w:type="spellEnd"/>
-      <w:r>
-        <w:rPr>
-          <w:rFonts w:asciiTheme="majorHAnsi" w:hAnsiTheme="majorHAnsi" w:cstheme="majorHAnsi"/>
-          <w:sz w:val="24"/>
-        </w:rPr>
-        <w:t xml:space="preserve">. The controller passes this data to the </w:t>
-      </w:r>
-      <w:proofErr w:type="spellStart"/>
-      <w:r>
-        <w:rPr>
-          <w:rFonts w:asciiTheme="majorHAnsi" w:hAnsiTheme="majorHAnsi" w:cstheme="majorHAnsi"/>
-          <w:sz w:val="24"/>
-        </w:rPr>
-        <w:t>VideoServiceImpl</w:t>
-      </w:r>
-      <w:proofErr w:type="spellEnd"/>
-      <w:r>
-        <w:rPr>
-          <w:rFonts w:asciiTheme="majorHAnsi" w:hAnsiTheme="majorHAnsi" w:cstheme="majorHAnsi"/>
-          <w:sz w:val="24"/>
-        </w:rPr>
-        <w:t xml:space="preserve">, which first saves the video's metadata (title, description, content type, owner) to the MySQL database and generates a unique </w:t>
-      </w:r>
-      <w:proofErr w:type="spellStart"/>
-      <w:r>
-        <w:rPr>
-          <w:rFonts w:asciiTheme="majorHAnsi" w:hAnsiTheme="majorHAnsi" w:cstheme="majorHAnsi"/>
-          <w:sz w:val="24"/>
-        </w:rPr>
-        <w:t>videoId</w:t>
-      </w:r>
-      <w:proofErr w:type="spellEnd"/>
-      <w:r>
-        <w:rPr>
-          <w:rFonts w:asciiTheme="majorHAnsi" w:hAnsiTheme="majorHAnsi" w:cstheme="majorHAnsi"/>
-          <w:sz w:val="24"/>
-        </w:rPr>
-        <w:t xml:space="preserve"> for the video.</w:t>
+        <w:drawing>
+          <wp:inline distT="0" distB="0" distL="0" distR="0" wp14:anchorId="31BBBEA3" wp14:editId="593C166E">
+            <wp:extent cx="5733340" cy="5226839"/>
+            <wp:effectExtent l="0" t="0" r="1270" b="0"/>
+            <wp:docPr id="1432977054" name="Picture 22"/>
+            <wp:cNvGraphicFramePr>
+              <a:graphicFrameLocks xmlns:a="http://schemas.openxmlformats.org/drawingml/2006/main" noChangeAspect="1"/>
+            </wp:cNvGraphicFramePr>
+            <a:graphic xmlns:a="http://schemas.openxmlformats.org/drawingml/2006/main">
+              <a:graphicData uri="http://schemas.openxmlformats.org/drawingml/2006/picture">
+                <pic:pic xmlns:pic="http://schemas.openxmlformats.org/drawingml/2006/picture">
+                  <pic:nvPicPr>
+                    <pic:cNvPr id="1432977054" name="Picture 1432977054"/>
+                    <pic:cNvPicPr/>
+                  </pic:nvPicPr>
+                  <pic:blipFill>
+                    <a:blip r:embed="rId30"/>
+                    <a:stretch>
+                      <a:fillRect/>
+                    </a:stretch>
+                  </pic:blipFill>
+                  <pic:spPr>
+                    <a:xfrm>
+                      <a:off x="0" y="0"/>
+                      <a:ext cx="5737943" cy="5231036"/>
+                    </a:xfrm>
+                    <a:prstGeom prst="rect">
+                      <a:avLst/>
+                    </a:prstGeom>
+                  </pic:spPr>
+                </pic:pic>
+              </a:graphicData>
+            </a:graphic>
+          </wp:inline>
+        </w:drawing>
       </w:r>
     </w:p>
     <w:p>
@@ -16450,6 +15457,9 @@
         <w:ind w:left="288"/>
         <w:rPr>
           <w:rFonts w:asciiTheme="majorHAnsi" w:hAnsiTheme="majorHAnsi" w:cstheme="majorHAnsi"/>
+          <w:b/>
+          <w:color w:val="000000"/>
+          <w:sz w:val="26"/>
         </w:rPr>
       </w:pPr>
       <w:r>
@@ -16459,40 +15469,65 @@
           <w:color w:val="000000"/>
           <w:sz w:val="26"/>
         </w:rPr>
-        <w:t>HLS Conversion using FFmpeg</w:t>
+        <w:lastRenderedPageBreak/>
+        <w:t>4.6.3 User Channel Page</w:t>
       </w:r>
     </w:p>
     <w:p>
       <w:pPr>
-        <w:spacing w:after="160" w:line="300" w:lineRule="auto"/>
-        <w:jc w:val="both"/>
+        <w:spacing w:before="200" w:after="120"/>
+        <w:ind w:left="288"/>
+        <w:jc w:val="center"/>
         <w:rPr>
           <w:rFonts w:asciiTheme="majorHAnsi" w:hAnsiTheme="majorHAnsi" w:cstheme="majorHAnsi"/>
+          <w:b/>
+          <w:color w:val="000000"/>
+          <w:sz w:val="26"/>
         </w:rPr>
       </w:pPr>
       <w:r>
         <w:rPr>
           <w:rFonts w:asciiTheme="majorHAnsi" w:hAnsiTheme="majorHAnsi" w:cstheme="majorHAnsi"/>
-          <w:sz w:val="24"/>
+          <w:b/>
+          <w:noProof/>
+          <w:color w:val="000000"/>
+          <w:sz w:val="26"/>
         </w:rPr>
-        <w:lastRenderedPageBreak/>
-        <w:t>After the metadata is saved, the raw video file is passed to FFmpeg, which is invoked from the back-end using a system process (</w:t>
-      </w:r>
-      <w:proofErr w:type="spellStart"/>
-      <w:r>
-        <w:rPr>
-          <w:rFonts w:asciiTheme="majorHAnsi" w:hAnsiTheme="majorHAnsi" w:cstheme="majorHAnsi"/>
-          <w:sz w:val="24"/>
-        </w:rPr>
-        <w:t>ProcessBuilder</w:t>
-      </w:r>
-      <w:proofErr w:type="spellEnd"/>
-      <w:r>
-        <w:rPr>
-          <w:rFonts w:asciiTheme="majorHAnsi" w:hAnsiTheme="majorHAnsi" w:cstheme="majorHAnsi"/>
-          <w:sz w:val="24"/>
-        </w:rPr>
-        <w:t>). FFmpeg transcodes the video into H.264 video and AAC audio, and splits it into small segments (segment_001.ts, segment_002.ts, etc.), along with a master playlist file (master.m3u8) that references these segments. This process is known as HTTP Live Streaming (HLS), and it is what enables adaptive bitrate streaming – allowing the video player to adjust playback quality dynamically based on the user's available network bandwidth.</w:t>
+        <w:drawing>
+          <wp:inline distT="0" distB="0" distL="0" distR="0" wp14:anchorId="2D4322B9" wp14:editId="7F4CC78D">
+            <wp:extent cx="5733415" cy="2451946"/>
+            <wp:effectExtent l="0" t="0" r="635" b="5715"/>
+            <wp:docPr id="53650924" name="Picture 23"/>
+            <wp:cNvGraphicFramePr>
+              <a:graphicFrameLocks xmlns:a="http://schemas.openxmlformats.org/drawingml/2006/main" noChangeAspect="1"/>
+            </wp:cNvGraphicFramePr>
+            <a:graphic xmlns:a="http://schemas.openxmlformats.org/drawingml/2006/main">
+              <a:graphicData uri="http://schemas.openxmlformats.org/drawingml/2006/picture">
+                <pic:pic xmlns:pic="http://schemas.openxmlformats.org/drawingml/2006/picture">
+                  <pic:nvPicPr>
+                    <pic:cNvPr id="53650924" name="Picture 53650924"/>
+                    <pic:cNvPicPr/>
+                  </pic:nvPicPr>
+                  <pic:blipFill>
+                    <a:blip r:embed="rId31"/>
+                    <a:stretch>
+                      <a:fillRect/>
+                    </a:stretch>
+                  </pic:blipFill>
+                  <pic:spPr>
+                    <a:xfrm>
+                      <a:off x="0" y="0"/>
+                      <a:ext cx="5737297" cy="2453606"/>
+                    </a:xfrm>
+                    <a:prstGeom prst="rect">
+                      <a:avLst/>
+                    </a:prstGeom>
+                  </pic:spPr>
+                </pic:pic>
+              </a:graphicData>
+            </a:graphic>
+          </wp:inline>
+        </w:drawing>
       </w:r>
     </w:p>
     <w:p>
@@ -16501,6 +15536,9 @@
         <w:ind w:left="288"/>
         <w:rPr>
           <w:rFonts w:asciiTheme="majorHAnsi" w:hAnsiTheme="majorHAnsi" w:cstheme="majorHAnsi"/>
+          <w:b/>
+          <w:color w:val="000000"/>
+          <w:sz w:val="26"/>
         </w:rPr>
       </w:pPr>
       <w:r>
@@ -16510,87 +15548,64 @@
           <w:color w:val="000000"/>
           <w:sz w:val="26"/>
         </w:rPr>
-        <w:t>Storage and Delivery</w:t>
+        <w:t>4.6.4 My Videos Page (User Dashboard)</w:t>
       </w:r>
     </w:p>
     <w:p>
       <w:pPr>
-        <w:spacing w:after="160" w:line="300" w:lineRule="auto"/>
-        <w:jc w:val="both"/>
+        <w:spacing w:before="200" w:after="120"/>
+        <w:ind w:left="288"/>
+        <w:jc w:val="center"/>
         <w:rPr>
           <w:rFonts w:asciiTheme="majorHAnsi" w:hAnsiTheme="majorHAnsi" w:cstheme="majorHAnsi"/>
+          <w:b/>
+          <w:color w:val="000000"/>
+          <w:sz w:val="26"/>
         </w:rPr>
       </w:pPr>
       <w:r>
         <w:rPr>
           <w:rFonts w:asciiTheme="majorHAnsi" w:hAnsiTheme="majorHAnsi" w:cstheme="majorHAnsi"/>
-          <w:sz w:val="24"/>
+          <w:b/>
+          <w:noProof/>
+          <w:color w:val="000000"/>
+          <w:sz w:val="26"/>
         </w:rPr>
-        <w:t xml:space="preserve">The generated HLS segments and playlist file are stored on the server under a dedicated directory (configured via the </w:t>
-      </w:r>
-      <w:proofErr w:type="spellStart"/>
-      <w:r>
-        <w:rPr>
-          <w:rFonts w:asciiTheme="majorHAnsi" w:hAnsiTheme="majorHAnsi" w:cstheme="majorHAnsi"/>
-          <w:sz w:val="24"/>
-        </w:rPr>
-        <w:t>file.video.hls</w:t>
-      </w:r>
-      <w:proofErr w:type="spellEnd"/>
-      <w:r>
-        <w:rPr>
-          <w:rFonts w:asciiTheme="majorHAnsi" w:hAnsiTheme="majorHAnsi" w:cstheme="majorHAnsi"/>
-          <w:sz w:val="24"/>
-        </w:rPr>
-        <w:t xml:space="preserve"> property), organized by </w:t>
-      </w:r>
-      <w:proofErr w:type="spellStart"/>
-      <w:r>
-        <w:rPr>
-          <w:rFonts w:asciiTheme="majorHAnsi" w:hAnsiTheme="majorHAnsi" w:cstheme="majorHAnsi"/>
-          <w:sz w:val="24"/>
-        </w:rPr>
-        <w:t>videoId</w:t>
-      </w:r>
-      <w:proofErr w:type="spellEnd"/>
-      <w:r>
-        <w:rPr>
-          <w:rFonts w:asciiTheme="majorHAnsi" w:hAnsiTheme="majorHAnsi" w:cstheme="majorHAnsi"/>
-          <w:sz w:val="24"/>
-        </w:rPr>
-        <w:t>. Dedicated REST endpoints are exposed to serve these files with the correct MIME types – application/</w:t>
-      </w:r>
-      <w:proofErr w:type="spellStart"/>
-      <w:r>
-        <w:rPr>
-          <w:rFonts w:asciiTheme="majorHAnsi" w:hAnsiTheme="majorHAnsi" w:cstheme="majorHAnsi"/>
-          <w:sz w:val="24"/>
-        </w:rPr>
-        <w:t>vnd.apple.mpegurl</w:t>
-      </w:r>
-      <w:proofErr w:type="spellEnd"/>
-      <w:r>
-        <w:rPr>
-          <w:rFonts w:asciiTheme="majorHAnsi" w:hAnsiTheme="majorHAnsi" w:cstheme="majorHAnsi"/>
-          <w:sz w:val="24"/>
-        </w:rPr>
-        <w:t xml:space="preserve"> for the master playlist, and video/mp2t for the .</w:t>
-      </w:r>
-      <w:proofErr w:type="spellStart"/>
-      <w:r>
-        <w:rPr>
-          <w:rFonts w:asciiTheme="majorHAnsi" w:hAnsiTheme="majorHAnsi" w:cstheme="majorHAnsi"/>
-          <w:sz w:val="24"/>
-        </w:rPr>
-        <w:t>ts</w:t>
-      </w:r>
-      <w:proofErr w:type="spellEnd"/>
-      <w:r>
-        <w:rPr>
-          <w:rFonts w:asciiTheme="majorHAnsi" w:hAnsiTheme="majorHAnsi" w:cstheme="majorHAnsi"/>
-          <w:sz w:val="24"/>
-        </w:rPr>
-        <w:t xml:space="preserve"> segments – allowing any HLS-compatible video player, such as Video.js on the front-end, to fetch and play the stream seamlessly.</w:t>
+        <w:drawing>
+          <wp:inline distT="0" distB="0" distL="0" distR="0" wp14:anchorId="07B8FF9B" wp14:editId="5FD3F86D">
+            <wp:extent cx="5733415" cy="2038773"/>
+            <wp:effectExtent l="0" t="0" r="635" b="0"/>
+            <wp:docPr id="420972494" name="Picture 24"/>
+            <wp:cNvGraphicFramePr>
+              <a:graphicFrameLocks xmlns:a="http://schemas.openxmlformats.org/drawingml/2006/main" noChangeAspect="1"/>
+            </wp:cNvGraphicFramePr>
+            <a:graphic xmlns:a="http://schemas.openxmlformats.org/drawingml/2006/main">
+              <a:graphicData uri="http://schemas.openxmlformats.org/drawingml/2006/picture">
+                <pic:pic xmlns:pic="http://schemas.openxmlformats.org/drawingml/2006/picture">
+                  <pic:nvPicPr>
+                    <pic:cNvPr id="420972494" name="Picture 420972494"/>
+                    <pic:cNvPicPr/>
+                  </pic:nvPicPr>
+                  <pic:blipFill>
+                    <a:blip r:embed="rId32"/>
+                    <a:stretch>
+                      <a:fillRect/>
+                    </a:stretch>
+                  </pic:blipFill>
+                  <pic:spPr>
+                    <a:xfrm>
+                      <a:off x="0" y="0"/>
+                      <a:ext cx="5735783" cy="2039615"/>
+                    </a:xfrm>
+                    <a:prstGeom prst="rect">
+                      <a:avLst/>
+                    </a:prstGeom>
+                  </pic:spPr>
+                </pic:pic>
+              </a:graphicData>
+            </a:graphic>
+          </wp:inline>
+        </w:drawing>
       </w:r>
     </w:p>
     <w:p>
@@ -16599,6 +15614,9 @@
         <w:ind w:left="288"/>
         <w:rPr>
           <w:rFonts w:asciiTheme="majorHAnsi" w:hAnsiTheme="majorHAnsi" w:cstheme="majorHAnsi"/>
+          <w:b/>
+          <w:color w:val="000000"/>
+          <w:sz w:val="26"/>
         </w:rPr>
       </w:pPr>
       <w:r>
@@ -16608,44 +15626,627 @@
           <w:color w:val="000000"/>
           <w:sz w:val="26"/>
         </w:rPr>
-        <w:t>Alternative: HTTP Range Streaming</w:t>
+        <w:t>4.6.5 User Profile Page</w:t>
       </w:r>
     </w:p>
     <w:p>
       <w:pPr>
-        <w:spacing w:after="160" w:line="300" w:lineRule="auto"/>
-        <w:jc w:val="both"/>
+        <w:spacing w:before="200" w:after="120"/>
+        <w:ind w:left="288"/>
+        <w:jc w:val="center"/>
         <w:rPr>
           <w:rFonts w:asciiTheme="majorHAnsi" w:hAnsiTheme="majorHAnsi" w:cstheme="majorHAnsi"/>
+          <w:b/>
+          <w:color w:val="000000"/>
+          <w:sz w:val="26"/>
         </w:rPr>
       </w:pPr>
       <w:r>
         <w:rPr>
           <w:rFonts w:asciiTheme="majorHAnsi" w:hAnsiTheme="majorHAnsi" w:cstheme="majorHAnsi"/>
-          <w:sz w:val="24"/>
+          <w:b/>
+          <w:noProof/>
+          <w:color w:val="000000"/>
+          <w:sz w:val="26"/>
         </w:rPr>
-        <w:t>In addition to HLS, the system also supports direct HTTP range-based streaming through a dedicated endpoint. This allows the server to respond with 206 Partial Content responses and proper Content-Range headers, enabling users to seek or scrub to any part of the video without downloading the entire file – providing a fallback streaming mechanism alongside adaptive HLS playback.</w:t>
+        <w:drawing>
+          <wp:inline distT="0" distB="0" distL="0" distR="0" wp14:anchorId="0F727EF8" wp14:editId="1EB7E7F5">
+            <wp:extent cx="5733415" cy="2897659"/>
+            <wp:effectExtent l="0" t="0" r="635" b="0"/>
+            <wp:docPr id="612120861" name="Picture 25"/>
+            <wp:cNvGraphicFramePr>
+              <a:graphicFrameLocks xmlns:a="http://schemas.openxmlformats.org/drawingml/2006/main" noChangeAspect="1"/>
+            </wp:cNvGraphicFramePr>
+            <a:graphic xmlns:a="http://schemas.openxmlformats.org/drawingml/2006/main">
+              <a:graphicData uri="http://schemas.openxmlformats.org/drawingml/2006/picture">
+                <pic:pic xmlns:pic="http://schemas.openxmlformats.org/drawingml/2006/picture">
+                  <pic:nvPicPr>
+                    <pic:cNvPr id="612120861" name="Picture 612120861"/>
+                    <pic:cNvPicPr/>
+                  </pic:nvPicPr>
+                  <pic:blipFill>
+                    <a:blip r:embed="rId33"/>
+                    <a:stretch>
+                      <a:fillRect/>
+                    </a:stretch>
+                  </pic:blipFill>
+                  <pic:spPr>
+                    <a:xfrm>
+                      <a:off x="0" y="0"/>
+                      <a:ext cx="5733415" cy="2897659"/>
+                    </a:xfrm>
+                    <a:prstGeom prst="rect">
+                      <a:avLst/>
+                    </a:prstGeom>
+                  </pic:spPr>
+                </pic:pic>
+              </a:graphicData>
+            </a:graphic>
+          </wp:inline>
+        </w:drawing>
       </w:r>
     </w:p>
     <w:p>
       <w:pPr>
-        <w:spacing w:after="160" w:line="300" w:lineRule="auto"/>
-        <w:jc w:val="both"/>
+        <w:spacing w:before="200" w:after="120"/>
+        <w:ind w:left="288"/>
         <w:rPr>
           <w:rFonts w:asciiTheme="majorHAnsi" w:hAnsiTheme="majorHAnsi" w:cstheme="majorHAnsi"/>
+          <w:b/>
+          <w:color w:val="000000"/>
+          <w:sz w:val="26"/>
         </w:rPr>
       </w:pPr>
       <w:r>
         <w:rPr>
           <w:rFonts w:asciiTheme="majorHAnsi" w:hAnsiTheme="majorHAnsi" w:cstheme="majorHAnsi"/>
-          <w:sz w:val="24"/>
+          <w:b/>
+          <w:color w:val="000000"/>
+          <w:sz w:val="26"/>
         </w:rPr>
-        <w:t>Overall, this architecture ensures that videos uploaded to “StreamHub” are automatically optimized for smooth, adaptive playback across a wide range of devices and network conditions, closely resembling the streaming experience provided by modern, real-world video platforms.</w:t>
+        <w:lastRenderedPageBreak/>
+        <w:t>4.6.6 Admin Dashboard</w:t>
+      </w:r>
+    </w:p>
+    <w:p>
+      <w:pPr>
+        <w:spacing w:before="200" w:after="120"/>
+        <w:ind w:left="288"/>
+        <w:jc w:val="center"/>
+        <w:rPr>
+          <w:rFonts w:asciiTheme="majorHAnsi" w:hAnsiTheme="majorHAnsi" w:cstheme="majorHAnsi"/>
+          <w:b/>
+          <w:color w:val="000000"/>
+          <w:sz w:val="26"/>
+        </w:rPr>
+      </w:pPr>
+      <w:r>
+        <w:rPr>
+          <w:rFonts w:asciiTheme="majorHAnsi" w:hAnsiTheme="majorHAnsi" w:cstheme="majorHAnsi"/>
+          <w:b/>
+          <w:noProof/>
+          <w:color w:val="000000"/>
+          <w:sz w:val="26"/>
+        </w:rPr>
+        <w:drawing>
+          <wp:inline distT="0" distB="0" distL="0" distR="0" wp14:anchorId="24031ABE" wp14:editId="7106D023">
+            <wp:extent cx="5733415" cy="2372360"/>
+            <wp:effectExtent l="0" t="0" r="635" b="8890"/>
+            <wp:docPr id="1699465904" name="Picture 26"/>
+            <wp:cNvGraphicFramePr>
+              <a:graphicFrameLocks xmlns:a="http://schemas.openxmlformats.org/drawingml/2006/main" noChangeAspect="1"/>
+            </wp:cNvGraphicFramePr>
+            <a:graphic xmlns:a="http://schemas.openxmlformats.org/drawingml/2006/main">
+              <a:graphicData uri="http://schemas.openxmlformats.org/drawingml/2006/picture">
+                <pic:pic xmlns:pic="http://schemas.openxmlformats.org/drawingml/2006/picture">
+                  <pic:nvPicPr>
+                    <pic:cNvPr id="1699465904" name="Picture 1699465904"/>
+                    <pic:cNvPicPr/>
+                  </pic:nvPicPr>
+                  <pic:blipFill>
+                    <a:blip r:embed="rId34"/>
+                    <a:stretch>
+                      <a:fillRect/>
+                    </a:stretch>
+                  </pic:blipFill>
+                  <pic:spPr>
+                    <a:xfrm>
+                      <a:off x="0" y="0"/>
+                      <a:ext cx="5733415" cy="2372360"/>
+                    </a:xfrm>
+                    <a:prstGeom prst="rect">
+                      <a:avLst/>
+                    </a:prstGeom>
+                  </pic:spPr>
+                </pic:pic>
+              </a:graphicData>
+            </a:graphic>
+          </wp:inline>
+        </w:drawing>
+      </w:r>
+    </w:p>
+    <w:p>
+      <w:pPr>
+        <w:spacing w:before="200" w:after="120"/>
+        <w:ind w:left="288"/>
+        <w:rPr>
+          <w:rFonts w:asciiTheme="majorHAnsi" w:hAnsiTheme="majorHAnsi" w:cstheme="majorHAnsi"/>
+          <w:b/>
+          <w:color w:val="000000"/>
+          <w:sz w:val="26"/>
+        </w:rPr>
+      </w:pPr>
+      <w:r>
+        <w:rPr>
+          <w:rFonts w:asciiTheme="majorHAnsi" w:hAnsiTheme="majorHAnsi" w:cstheme="majorHAnsi"/>
+          <w:b/>
+          <w:color w:val="000000"/>
+          <w:sz w:val="26"/>
+        </w:rPr>
+        <w:t>4.6.7 Admin – Manage Users</w:t>
+      </w:r>
+    </w:p>
+    <w:p>
+      <w:pPr>
+        <w:spacing w:before="200" w:after="120"/>
+        <w:ind w:left="288"/>
+        <w:jc w:val="center"/>
+        <w:rPr>
+          <w:rFonts w:asciiTheme="majorHAnsi" w:hAnsiTheme="majorHAnsi" w:cstheme="majorHAnsi"/>
+          <w:b/>
+          <w:color w:val="000000"/>
+          <w:sz w:val="26"/>
+        </w:rPr>
+      </w:pPr>
+      <w:r>
+        <w:rPr>
+          <w:rFonts w:asciiTheme="majorHAnsi" w:hAnsiTheme="majorHAnsi" w:cstheme="majorHAnsi"/>
+          <w:b/>
+          <w:noProof/>
+          <w:color w:val="000000"/>
+          <w:sz w:val="26"/>
+        </w:rPr>
+        <w:drawing>
+          <wp:inline distT="0" distB="0" distL="0" distR="0" wp14:anchorId="1A32BC69" wp14:editId="5088B487">
+            <wp:extent cx="5733415" cy="1886585"/>
+            <wp:effectExtent l="0" t="0" r="635" b="0"/>
+            <wp:docPr id="248755712" name="Picture 27"/>
+            <wp:cNvGraphicFramePr>
+              <a:graphicFrameLocks xmlns:a="http://schemas.openxmlformats.org/drawingml/2006/main" noChangeAspect="1"/>
+            </wp:cNvGraphicFramePr>
+            <a:graphic xmlns:a="http://schemas.openxmlformats.org/drawingml/2006/main">
+              <a:graphicData uri="http://schemas.openxmlformats.org/drawingml/2006/picture">
+                <pic:pic xmlns:pic="http://schemas.openxmlformats.org/drawingml/2006/picture">
+                  <pic:nvPicPr>
+                    <pic:cNvPr id="248755712" name="Picture 248755712"/>
+                    <pic:cNvPicPr/>
+                  </pic:nvPicPr>
+                  <pic:blipFill>
+                    <a:blip r:embed="rId35"/>
+                    <a:stretch>
+                      <a:fillRect/>
+                    </a:stretch>
+                  </pic:blipFill>
+                  <pic:spPr>
+                    <a:xfrm>
+                      <a:off x="0" y="0"/>
+                      <a:ext cx="5733415" cy="1886585"/>
+                    </a:xfrm>
+                    <a:prstGeom prst="rect">
+                      <a:avLst/>
+                    </a:prstGeom>
+                  </pic:spPr>
+                </pic:pic>
+              </a:graphicData>
+            </a:graphic>
+          </wp:inline>
+        </w:drawing>
+      </w:r>
+    </w:p>
+    <w:p>
+      <w:pPr>
+        <w:spacing w:before="200" w:after="120"/>
+        <w:ind w:left="288"/>
+        <w:rPr>
+          <w:rFonts w:asciiTheme="majorHAnsi" w:hAnsiTheme="majorHAnsi" w:cstheme="majorHAnsi"/>
+          <w:b/>
+          <w:color w:val="000000"/>
+          <w:sz w:val="26"/>
+        </w:rPr>
+      </w:pPr>
+      <w:r>
+        <w:rPr>
+          <w:rFonts w:asciiTheme="majorHAnsi" w:hAnsiTheme="majorHAnsi" w:cstheme="majorHAnsi"/>
+          <w:b/>
+          <w:color w:val="000000"/>
+          <w:sz w:val="26"/>
+        </w:rPr>
+        <w:t>4.6.8 Admin – Manage Videos</w:t>
+      </w:r>
+    </w:p>
+    <w:p>
+      <w:pPr>
+        <w:spacing w:before="200" w:after="120"/>
+        <w:ind w:left="288"/>
+        <w:jc w:val="center"/>
+        <w:rPr>
+          <w:rFonts w:asciiTheme="majorHAnsi" w:hAnsiTheme="majorHAnsi" w:cstheme="majorHAnsi"/>
+          <w:b/>
+          <w:color w:val="000000"/>
+          <w:sz w:val="26"/>
+        </w:rPr>
+      </w:pPr>
+      <w:r>
+        <w:rPr>
+          <w:rFonts w:asciiTheme="majorHAnsi" w:hAnsiTheme="majorHAnsi" w:cstheme="majorHAnsi"/>
+          <w:b/>
+          <w:noProof/>
+          <w:color w:val="000000"/>
+          <w:sz w:val="26"/>
+        </w:rPr>
+        <w:drawing>
+          <wp:inline distT="0" distB="0" distL="0" distR="0" wp14:anchorId="3F4284AE" wp14:editId="256F7861">
+            <wp:extent cx="5733415" cy="2315210"/>
+            <wp:effectExtent l="0" t="0" r="635" b="8890"/>
+            <wp:docPr id="272014070" name="Picture 28"/>
+            <wp:cNvGraphicFramePr>
+              <a:graphicFrameLocks xmlns:a="http://schemas.openxmlformats.org/drawingml/2006/main" noChangeAspect="1"/>
+            </wp:cNvGraphicFramePr>
+            <a:graphic xmlns:a="http://schemas.openxmlformats.org/drawingml/2006/main">
+              <a:graphicData uri="http://schemas.openxmlformats.org/drawingml/2006/picture">
+                <pic:pic xmlns:pic="http://schemas.openxmlformats.org/drawingml/2006/picture">
+                  <pic:nvPicPr>
+                    <pic:cNvPr id="272014070" name="Picture 272014070"/>
+                    <pic:cNvPicPr/>
+                  </pic:nvPicPr>
+                  <pic:blipFill>
+                    <a:blip r:embed="rId36"/>
+                    <a:stretch>
+                      <a:fillRect/>
+                    </a:stretch>
+                  </pic:blipFill>
+                  <pic:spPr>
+                    <a:xfrm>
+                      <a:off x="0" y="0"/>
+                      <a:ext cx="5733415" cy="2315210"/>
+                    </a:xfrm>
+                    <a:prstGeom prst="rect">
+                      <a:avLst/>
+                    </a:prstGeom>
+                  </pic:spPr>
+                </pic:pic>
+              </a:graphicData>
+            </a:graphic>
+          </wp:inline>
+        </w:drawing>
+      </w:r>
+    </w:p>
+    <w:p>
+      <w:pPr>
+        <w:spacing w:before="200" w:after="120"/>
+        <w:ind w:left="288"/>
+        <w:rPr>
+          <w:rFonts w:asciiTheme="majorHAnsi" w:hAnsiTheme="majorHAnsi" w:cstheme="majorHAnsi"/>
+          <w:b/>
+          <w:color w:val="000000"/>
+          <w:sz w:val="26"/>
+        </w:rPr>
+      </w:pPr>
+      <w:r>
+        <w:rPr>
+          <w:rFonts w:asciiTheme="majorHAnsi" w:hAnsiTheme="majorHAnsi" w:cstheme="majorHAnsi"/>
+          <w:b/>
+          <w:color w:val="000000"/>
+          <w:sz w:val="26"/>
+        </w:rPr>
+        <w:t>4.6.9 Admin – Manage Categories</w:t>
+      </w:r>
+    </w:p>
+    <w:p>
+      <w:pPr>
+        <w:spacing w:before="200" w:after="120"/>
+        <w:ind w:left="288"/>
+        <w:jc w:val="center"/>
+        <w:rPr>
+          <w:rFonts w:asciiTheme="majorHAnsi" w:hAnsiTheme="majorHAnsi" w:cstheme="majorHAnsi"/>
+          <w:b/>
+          <w:color w:val="000000"/>
+          <w:sz w:val="26"/>
+        </w:rPr>
+      </w:pPr>
+      <w:r>
+        <w:rPr>
+          <w:rFonts w:asciiTheme="majorHAnsi" w:hAnsiTheme="majorHAnsi" w:cstheme="majorHAnsi"/>
+          <w:b/>
+          <w:noProof/>
+          <w:color w:val="000000"/>
+          <w:sz w:val="26"/>
+        </w:rPr>
+        <w:lastRenderedPageBreak/>
+        <w:drawing>
+          <wp:inline distT="0" distB="0" distL="0" distR="0" wp14:anchorId="642AB313" wp14:editId="3A3CD928">
+            <wp:extent cx="5733415" cy="2232660"/>
+            <wp:effectExtent l="0" t="0" r="635" b="0"/>
+            <wp:docPr id="998329515" name="Picture 29"/>
+            <wp:cNvGraphicFramePr>
+              <a:graphicFrameLocks xmlns:a="http://schemas.openxmlformats.org/drawingml/2006/main" noChangeAspect="1"/>
+            </wp:cNvGraphicFramePr>
+            <a:graphic xmlns:a="http://schemas.openxmlformats.org/drawingml/2006/main">
+              <a:graphicData uri="http://schemas.openxmlformats.org/drawingml/2006/picture">
+                <pic:pic xmlns:pic="http://schemas.openxmlformats.org/drawingml/2006/picture">
+                  <pic:nvPicPr>
+                    <pic:cNvPr id="998329515" name="Picture 998329515"/>
+                    <pic:cNvPicPr/>
+                  </pic:nvPicPr>
+                  <pic:blipFill>
+                    <a:blip r:embed="rId37"/>
+                    <a:stretch>
+                      <a:fillRect/>
+                    </a:stretch>
+                  </pic:blipFill>
+                  <pic:spPr>
+                    <a:xfrm>
+                      <a:off x="0" y="0"/>
+                      <a:ext cx="5733415" cy="2232660"/>
+                    </a:xfrm>
+                    <a:prstGeom prst="rect">
+                      <a:avLst/>
+                    </a:prstGeom>
+                  </pic:spPr>
+                </pic:pic>
+              </a:graphicData>
+            </a:graphic>
+          </wp:inline>
+        </w:drawing>
+      </w:r>
+    </w:p>
+    <w:p>
+      <w:pPr>
+        <w:spacing w:before="200" w:after="120"/>
+        <w:ind w:left="288"/>
+        <w:rPr>
+          <w:rFonts w:asciiTheme="majorHAnsi" w:hAnsiTheme="majorHAnsi" w:cstheme="majorHAnsi"/>
+          <w:b/>
+          <w:color w:val="000000"/>
+          <w:sz w:val="26"/>
+        </w:rPr>
+      </w:pPr>
+      <w:r>
+        <w:rPr>
+          <w:rFonts w:asciiTheme="majorHAnsi" w:hAnsiTheme="majorHAnsi" w:cstheme="majorHAnsi"/>
+          <w:b/>
+          <w:color w:val="000000"/>
+          <w:sz w:val="26"/>
+        </w:rPr>
+        <w:t>4.6.10 Admin – Manage Comments</w:t>
+      </w:r>
+    </w:p>
+    <w:p>
+      <w:pPr>
+        <w:spacing w:before="200" w:after="120"/>
+        <w:ind w:left="288"/>
+        <w:jc w:val="center"/>
+        <w:rPr>
+          <w:rFonts w:asciiTheme="majorHAnsi" w:hAnsiTheme="majorHAnsi" w:cstheme="majorHAnsi"/>
+          <w:b/>
+          <w:color w:val="000000"/>
+          <w:sz w:val="26"/>
+        </w:rPr>
+      </w:pPr>
+      <w:r>
+        <w:rPr>
+          <w:rFonts w:asciiTheme="majorHAnsi" w:hAnsiTheme="majorHAnsi" w:cstheme="majorHAnsi"/>
+          <w:b/>
+          <w:noProof/>
+          <w:color w:val="000000"/>
+          <w:sz w:val="26"/>
+        </w:rPr>
+        <w:drawing>
+          <wp:inline distT="0" distB="0" distL="0" distR="0" wp14:anchorId="2B84FCC0" wp14:editId="623AC9DE">
+            <wp:extent cx="5732117" cy="2343574"/>
+            <wp:effectExtent l="0" t="0" r="2540" b="0"/>
+            <wp:docPr id="93349068" name="Picture 30"/>
+            <wp:cNvGraphicFramePr>
+              <a:graphicFrameLocks xmlns:a="http://schemas.openxmlformats.org/drawingml/2006/main" noChangeAspect="1"/>
+            </wp:cNvGraphicFramePr>
+            <a:graphic xmlns:a="http://schemas.openxmlformats.org/drawingml/2006/main">
+              <a:graphicData uri="http://schemas.openxmlformats.org/drawingml/2006/picture">
+                <pic:pic xmlns:pic="http://schemas.openxmlformats.org/drawingml/2006/picture">
+                  <pic:nvPicPr>
+                    <pic:cNvPr id="93349068" name="Picture 93349068"/>
+                    <pic:cNvPicPr/>
+                  </pic:nvPicPr>
+                  <pic:blipFill>
+                    <a:blip r:embed="rId38"/>
+                    <a:stretch>
+                      <a:fillRect/>
+                    </a:stretch>
+                  </pic:blipFill>
+                  <pic:spPr>
+                    <a:xfrm>
+                      <a:off x="0" y="0"/>
+                      <a:ext cx="5739003" cy="2346390"/>
+                    </a:xfrm>
+                    <a:prstGeom prst="rect">
+                      <a:avLst/>
+                    </a:prstGeom>
+                  </pic:spPr>
+                </pic:pic>
+              </a:graphicData>
+            </a:graphic>
+          </wp:inline>
+        </w:drawing>
+      </w:r>
+    </w:p>
+    <w:p>
+      <w:pPr>
+        <w:spacing w:before="200" w:after="120"/>
+        <w:ind w:left="288"/>
+        <w:rPr>
+          <w:rFonts w:asciiTheme="majorHAnsi" w:hAnsiTheme="majorHAnsi" w:cstheme="majorHAnsi"/>
+          <w:b/>
+          <w:color w:val="000000"/>
+          <w:sz w:val="26"/>
+        </w:rPr>
+      </w:pPr>
+      <w:r>
+        <w:rPr>
+          <w:rFonts w:asciiTheme="majorHAnsi" w:hAnsiTheme="majorHAnsi" w:cstheme="majorHAnsi"/>
+          <w:b/>
+          <w:color w:val="000000"/>
+          <w:sz w:val="26"/>
+        </w:rPr>
+        <w:t>4.6.11 Admin – View Feedback</w:t>
+      </w:r>
+    </w:p>
+    <w:p>
+      <w:pPr>
+        <w:spacing w:before="200" w:after="120"/>
+        <w:ind w:left="288"/>
+        <w:jc w:val="center"/>
+        <w:rPr>
+          <w:rFonts w:asciiTheme="majorHAnsi" w:hAnsiTheme="majorHAnsi" w:cstheme="majorHAnsi"/>
+          <w:b/>
+          <w:color w:val="000000"/>
+          <w:sz w:val="26"/>
+        </w:rPr>
+      </w:pPr>
+      <w:r>
+        <w:rPr>
+          <w:rFonts w:asciiTheme="majorHAnsi" w:hAnsiTheme="majorHAnsi" w:cstheme="majorHAnsi"/>
+          <w:b/>
+          <w:noProof/>
+          <w:color w:val="000000"/>
+          <w:sz w:val="26"/>
+        </w:rPr>
+        <w:drawing>
+          <wp:inline distT="0" distB="0" distL="0" distR="0" wp14:anchorId="298DA472" wp14:editId="581291F9">
+            <wp:extent cx="5733415" cy="2052320"/>
+            <wp:effectExtent l="0" t="0" r="635" b="5080"/>
+            <wp:docPr id="1004377710" name="Picture 31"/>
+            <wp:cNvGraphicFramePr>
+              <a:graphicFrameLocks xmlns:a="http://schemas.openxmlformats.org/drawingml/2006/main" noChangeAspect="1"/>
+            </wp:cNvGraphicFramePr>
+            <a:graphic xmlns:a="http://schemas.openxmlformats.org/drawingml/2006/main">
+              <a:graphicData uri="http://schemas.openxmlformats.org/drawingml/2006/picture">
+                <pic:pic xmlns:pic="http://schemas.openxmlformats.org/drawingml/2006/picture">
+                  <pic:nvPicPr>
+                    <pic:cNvPr id="1004377710" name="Picture 1004377710"/>
+                    <pic:cNvPicPr/>
+                  </pic:nvPicPr>
+                  <pic:blipFill>
+                    <a:blip r:embed="rId39"/>
+                    <a:stretch>
+                      <a:fillRect/>
+                    </a:stretch>
+                  </pic:blipFill>
+                  <pic:spPr>
+                    <a:xfrm>
+                      <a:off x="0" y="0"/>
+                      <a:ext cx="5737084" cy="2053633"/>
+                    </a:xfrm>
+                    <a:prstGeom prst="rect">
+                      <a:avLst/>
+                    </a:prstGeom>
+                  </pic:spPr>
+                </pic:pic>
+              </a:graphicData>
+            </a:graphic>
+          </wp:inline>
+        </w:drawing>
+      </w:r>
+    </w:p>
+    <w:p>
+      <w:pPr>
+        <w:spacing w:before="200" w:after="120"/>
+        <w:ind w:left="288"/>
+        <w:rPr>
+          <w:rFonts w:asciiTheme="majorHAnsi" w:hAnsiTheme="majorHAnsi" w:cstheme="majorHAnsi"/>
+          <w:b/>
+          <w:color w:val="000000"/>
+          <w:sz w:val="26"/>
+        </w:rPr>
+      </w:pPr>
+      <w:r>
+        <w:rPr>
+          <w:rFonts w:asciiTheme="majorHAnsi" w:hAnsiTheme="majorHAnsi" w:cstheme="majorHAnsi"/>
+          <w:b/>
+          <w:color w:val="000000"/>
+          <w:sz w:val="26"/>
+        </w:rPr>
+        <w:t>4.6.12 Logout Page</w:t>
+      </w:r>
+    </w:p>
+    <w:p>
+      <w:pPr>
+        <w:spacing w:before="200" w:after="120"/>
+        <w:ind w:left="288"/>
+        <w:jc w:val="center"/>
+        <w:rPr>
+          <w:rFonts w:asciiTheme="majorHAnsi" w:hAnsiTheme="majorHAnsi" w:cstheme="majorHAnsi"/>
+          <w:b/>
+          <w:color w:val="000000"/>
+          <w:sz w:val="26"/>
+        </w:rPr>
+      </w:pPr>
+      <w:r>
+        <w:rPr>
+          <w:rFonts w:asciiTheme="majorHAnsi" w:hAnsiTheme="majorHAnsi" w:cstheme="majorHAnsi"/>
+          <w:b/>
+          <w:noProof/>
+          <w:color w:val="000000"/>
+          <w:sz w:val="26"/>
+        </w:rPr>
+        <w:lastRenderedPageBreak/>
+        <w:drawing>
+          <wp:inline distT="0" distB="0" distL="0" distR="0" wp14:anchorId="0588B64B" wp14:editId="710B02C8">
+            <wp:extent cx="4929152" cy="3632886"/>
+            <wp:effectExtent l="0" t="0" r="5080" b="5715"/>
+            <wp:docPr id="1746685649" name="Picture 32"/>
+            <wp:cNvGraphicFramePr>
+              <a:graphicFrameLocks xmlns:a="http://schemas.openxmlformats.org/drawingml/2006/main" noChangeAspect="1"/>
+            </wp:cNvGraphicFramePr>
+            <a:graphic xmlns:a="http://schemas.openxmlformats.org/drawingml/2006/main">
+              <a:graphicData uri="http://schemas.openxmlformats.org/drawingml/2006/picture">
+                <pic:pic xmlns:pic="http://schemas.openxmlformats.org/drawingml/2006/picture">
+                  <pic:nvPicPr>
+                    <pic:cNvPr id="1746685649" name="Picture 1746685649"/>
+                    <pic:cNvPicPr/>
+                  </pic:nvPicPr>
+                  <pic:blipFill rotWithShape="1">
+                    <a:blip r:embed="rId40"/>
+                    <a:srcRect l="4432" t="5494" r="7158" b="7518"/>
+                    <a:stretch>
+                      <a:fillRect/>
+                    </a:stretch>
+                  </pic:blipFill>
+                  <pic:spPr bwMode="auto">
+                    <a:xfrm>
+                      <a:off x="0" y="0"/>
+                      <a:ext cx="4929152" cy="3632886"/>
+                    </a:xfrm>
+                    <a:prstGeom prst="rect">
+                      <a:avLst/>
+                    </a:prstGeom>
+                    <a:ln>
+                      <a:noFill/>
+                    </a:ln>
+                    <a:extLst>
+                      <a:ext uri="{53640926-AAD7-44D8-BBD7-CCE9431645EC}">
+                        <a14:shadowObscured xmlns:a14="http://schemas.microsoft.com/office/drawing/2010/main"/>
+                      </a:ext>
+                    </a:extLst>
+                  </pic:spPr>
+                </pic:pic>
+              </a:graphicData>
+            </a:graphic>
+          </wp:inline>
+        </w:drawing>
       </w:r>
     </w:p>
     <w:sectPr>
-      <w:headerReference w:type="default" r:id="rId21"/>
-      <w:footerReference w:type="default" r:id="rId22"/>
+      <w:headerReference w:type="default" r:id="rId41"/>
+      <w:footerReference w:type="default" r:id="rId42"/>
       <w:pgSz w:w="11909" w:h="16834"/>
       <w:pgMar w:top="1440" w:right="1440" w:bottom="1440" w:left="1440" w:header="720" w:footer="720" w:gutter="0"/>
       <w:cols w:space="720"/>
@@ -16656,7 +16257,7 @@
 </file>
 
 <file path=word/endnotes.xml><?xml version="1.0" encoding="utf-8"?>
-<w:endnotes xmlns:wpc="http://schemas.microsoft.com/office/word/2010/wordprocessingCanvas" xmlns:cx="http://schemas.microsoft.com/office/drawing/2014/chartex" xmlns:cx1="http://schemas.microsoft.com/office/drawing/2015/9/8/chartex" xmlns:cx2="http://schemas.microsoft.com/office/drawing/2015/10/21/chartex" xmlns:cx3="http://schemas.microsoft.com/office/drawing/2016/5/9/chartex" xmlns:cx4="http://schemas.microsoft.com/office/drawing/2016/5/10/chartex" xmlns:cx5="http://schemas.microsoft.com/office/drawing/2016/5/11/chartex" xmlns:cx6="http://schemas.microsoft.com/office/drawing/2016/5/12/chartex" xmlns:cx7="http://schemas.microsoft.com/office/drawing/2016/5/13/chartex" xmlns:cx8="http://schemas.microsoft.com/office/drawing/2016/5/14/chartex" xmlns:mc="http://schemas.openxmlformats.org/markup-compatibility/2006" xmlns:aink="http://schemas.microsoft.com/office/drawing/2016/ink" xmlns:am3d="http://schemas.microsoft.com/office/drawing/2017/model3d" xmlns:o="urn:schemas-microsoft-com:office:office" xmlns:oel="http://schemas.microsoft.com/office/2019/extlst" xmlns:r="http://schemas.openxmlformats.org/officeDocument/2006/relationships" xmlns:m="http://schemas.openxmlformats.org/officeDocument/2006/math" xmlns:v="urn:schemas-microsoft-com:vml" xmlns:wp14="http://schemas.microsoft.com/office/word/2010/wordprocessingDrawing" xmlns:wp="http://schemas.openxmlformats.org/drawingml/2006/wordprocessingDrawing" xmlns:w10="urn:schemas-microsoft-com:office:word" xmlns:w="http://schemas.openxmlformats.org/wordprocessingml/2006/main" xmlns:w14="http://schemas.microsoft.com/office/word/2010/wordml" xmlns:w15="http://schemas.microsoft.com/office/word/2012/wordml" xmlns:w16cei="http://schemas.microsoft.com/office/word/2026/wordml/cei" xmlns:w16cex="http://schemas.microsoft.com/office/word/2018/wordml/cex" xmlns:w16cid="http://schemas.microsoft.com/office/word/2016/wordml/cid" xmlns:w16="http://schemas.microsoft.com/office/word/2018/wordml" xmlns:w16du="http://schemas.microsoft.com/office/word/2023/wordml/word16du" xmlns:w16sdtdh="http://schemas.microsoft.com/office/word/2020/wordml/sdtdatahash" xmlns:w16sdtfl="http://schemas.microsoft.com/office/word/2024/wordml/sdtformatlock" xmlns:w16se="http://schemas.microsoft.com/office/word/2015/wordml/symex" xmlns:wpg="http://schemas.microsoft.com/office/word/2010/wordprocessingGroup" xmlns:wpi="http://schemas.microsoft.com/office/word/2010/wordprocessingInk" xmlns:wne="http://schemas.microsoft.com/office/word/2006/wordml" xmlns:wps="http://schemas.microsoft.com/office/word/2010/wordprocessingShape" mc:Ignorable="w14 w15 w16se w16cid w16 w16cex w16sdtdh w16sdtfl w16du wp14">
+<w:endnotes xmlns:wpc="http://schemas.microsoft.com/office/word/2010/wordprocessingCanvas" xmlns:cx="http://schemas.microsoft.com/office/drawing/2014/chartex" xmlns:cx1="http://schemas.microsoft.com/office/drawing/2015/9/8/chartex" xmlns:cx2="http://schemas.microsoft.com/office/drawing/2015/10/21/chartex" xmlns:cx3="http://schemas.microsoft.com/office/drawing/2016/5/9/chartex" xmlns:cx4="http://schemas.microsoft.com/office/drawing/2016/5/10/chartex" xmlns:cx5="http://schemas.microsoft.com/office/drawing/2016/5/11/chartex" xmlns:cx6="http://schemas.microsoft.com/office/drawing/2016/5/12/chartex" xmlns:cx7="http://schemas.microsoft.com/office/drawing/2016/5/13/chartex" xmlns:cx8="http://schemas.microsoft.com/office/drawing/2016/5/14/chartex" xmlns:mc="http://schemas.openxmlformats.org/markup-compatibility/2006" xmlns:aink="http://schemas.microsoft.com/office/drawing/2016/ink" xmlns:am3d="http://schemas.microsoft.com/office/drawing/2017/model3d" xmlns:o="urn:schemas-microsoft-com:office:office" xmlns:oel="http://schemas.microsoft.com/office/2019/extlst" xmlns:r="http://schemas.openxmlformats.org/officeDocument/2006/relationships" xmlns:m="http://schemas.openxmlformats.org/officeDocument/2006/math" xmlns:v="urn:schemas-microsoft-com:vml" xmlns:wp14="http://schemas.microsoft.com/office/word/2010/wordprocessingDrawing" xmlns:wp="http://schemas.openxmlformats.org/drawingml/2006/wordprocessingDrawing" xmlns:w10="urn:schemas-microsoft-com:office:word" xmlns:w="http://schemas.openxmlformats.org/wordprocessingml/2006/main" xmlns:w14="http://schemas.microsoft.com/office/word/2010/wordml" xmlns:w15="http://schemas.microsoft.com/office/word/2012/wordml" xmlns:w16cex="http://schemas.microsoft.com/office/word/2018/wordml/cex" xmlns:w16cid="http://schemas.microsoft.com/office/word/2016/wordml/cid" xmlns:w16="http://schemas.microsoft.com/office/word/2018/wordml" xmlns:w16du="http://schemas.microsoft.com/office/word/2023/wordml/word16du" xmlns:w16sdtdh="http://schemas.microsoft.com/office/word/2020/wordml/sdtdatahash" xmlns:w16sdtfl="http://schemas.microsoft.com/office/word/2024/wordml/sdtformatlock" xmlns:w16se="http://schemas.microsoft.com/office/word/2015/wordml/symex" xmlns:wpg="http://schemas.microsoft.com/office/word/2010/wordprocessingGroup" xmlns:wpi="http://schemas.microsoft.com/office/word/2010/wordprocessingInk" xmlns:wne="http://schemas.microsoft.com/office/word/2006/wordml" xmlns:wps="http://schemas.microsoft.com/office/word/2010/wordprocessingShape" mc:Ignorable="w14 w15 w16se w16cid w16 w16cex w16sdtdh w16sdtfl w16du wp14">
   <w:endnote w:type="separator" w:id="-1">
     <w:p>
       <w:pPr>
@@ -16681,7 +16282,7 @@
 </file>
 
 <file path=word/footer1.xml><?xml version="1.0" encoding="utf-8"?>
-<w:ftr xmlns:wpc="http://schemas.microsoft.com/office/word/2010/wordprocessingCanvas" xmlns:cx="http://schemas.microsoft.com/office/drawing/2014/chartex" xmlns:cx1="http://schemas.microsoft.com/office/drawing/2015/9/8/chartex" xmlns:cx2="http://schemas.microsoft.com/office/drawing/2015/10/21/chartex" xmlns:cx3="http://schemas.microsoft.com/office/drawing/2016/5/9/chartex" xmlns:cx4="http://schemas.microsoft.com/office/drawing/2016/5/10/chartex" xmlns:cx5="http://schemas.microsoft.com/office/drawing/2016/5/11/chartex" xmlns:cx6="http://schemas.microsoft.com/office/drawing/2016/5/12/chartex" xmlns:cx7="http://schemas.microsoft.com/office/drawing/2016/5/13/chartex" xmlns:cx8="http://schemas.microsoft.com/office/drawing/2016/5/14/chartex" xmlns:mc="http://schemas.openxmlformats.org/markup-compatibility/2006" xmlns:aink="http://schemas.microsoft.com/office/drawing/2016/ink" xmlns:am3d="http://schemas.microsoft.com/office/drawing/2017/model3d" xmlns:o="urn:schemas-microsoft-com:office:office" xmlns:oel="http://schemas.microsoft.com/office/2019/extlst" xmlns:r="http://schemas.openxmlformats.org/officeDocument/2006/relationships" xmlns:m="http://schemas.openxmlformats.org/officeDocument/2006/math" xmlns:v="urn:schemas-microsoft-com:vml" xmlns:wp14="http://schemas.microsoft.com/office/word/2010/wordprocessingDrawing" xmlns:wp="http://schemas.openxmlformats.org/drawingml/2006/wordprocessingDrawing" xmlns:w10="urn:schemas-microsoft-com:office:word" xmlns:w="http://schemas.openxmlformats.org/wordprocessingml/2006/main" xmlns:w14="http://schemas.microsoft.com/office/word/2010/wordml" xmlns:w15="http://schemas.microsoft.com/office/word/2012/wordml" xmlns:w16cei="http://schemas.microsoft.com/office/word/2026/wordml/cei" xmlns:w16cex="http://schemas.microsoft.com/office/word/2018/wordml/cex" xmlns:w16cid="http://schemas.microsoft.com/office/word/2016/wordml/cid" xmlns:w16="http://schemas.microsoft.com/office/word/2018/wordml" xmlns:w16du="http://schemas.microsoft.com/office/word/2023/wordml/word16du" xmlns:w16sdtdh="http://schemas.microsoft.com/office/word/2020/wordml/sdtdatahash" xmlns:w16sdtfl="http://schemas.microsoft.com/office/word/2024/wordml/sdtformatlock" xmlns:w16se="http://schemas.microsoft.com/office/word/2015/wordml/symex" xmlns:wpg="http://schemas.microsoft.com/office/word/2010/wordprocessingGroup" xmlns:wpi="http://schemas.microsoft.com/office/word/2010/wordprocessingInk" xmlns:wne="http://schemas.microsoft.com/office/word/2006/wordml" xmlns:wps="http://schemas.microsoft.com/office/word/2010/wordprocessingShape" mc:Ignorable="w14 w15 w16se w16cid w16 w16cex w16sdtdh w16sdtfl w16du wp14">
+<w:ftr xmlns:wpc="http://schemas.microsoft.com/office/word/2010/wordprocessingCanvas" xmlns:cx="http://schemas.microsoft.com/office/drawing/2014/chartex" xmlns:cx1="http://schemas.microsoft.com/office/drawing/2015/9/8/chartex" xmlns:cx2="http://schemas.microsoft.com/office/drawing/2015/10/21/chartex" xmlns:cx3="http://schemas.microsoft.com/office/drawing/2016/5/9/chartex" xmlns:cx4="http://schemas.microsoft.com/office/drawing/2016/5/10/chartex" xmlns:cx5="http://schemas.microsoft.com/office/drawing/2016/5/11/chartex" xmlns:cx6="http://schemas.microsoft.com/office/drawing/2016/5/12/chartex" xmlns:cx7="http://schemas.microsoft.com/office/drawing/2016/5/13/chartex" xmlns:cx8="http://schemas.microsoft.com/office/drawing/2016/5/14/chartex" xmlns:mc="http://schemas.openxmlformats.org/markup-compatibility/2006" xmlns:aink="http://schemas.microsoft.com/office/drawing/2016/ink" xmlns:am3d="http://schemas.microsoft.com/office/drawing/2017/model3d" xmlns:o="urn:schemas-microsoft-com:office:office" xmlns:oel="http://schemas.microsoft.com/office/2019/extlst" xmlns:r="http://schemas.openxmlformats.org/officeDocument/2006/relationships" xmlns:m="http://schemas.openxmlformats.org/officeDocument/2006/math" xmlns:v="urn:schemas-microsoft-com:vml" xmlns:wp14="http://schemas.microsoft.com/office/word/2010/wordprocessingDrawing" xmlns:wp="http://schemas.openxmlformats.org/drawingml/2006/wordprocessingDrawing" xmlns:w10="urn:schemas-microsoft-com:office:word" xmlns:w="http://schemas.openxmlformats.org/wordprocessingml/2006/main" xmlns:w14="http://schemas.microsoft.com/office/word/2010/wordml" xmlns:w15="http://schemas.microsoft.com/office/word/2012/wordml" xmlns:w16cex="http://schemas.microsoft.com/office/word/2018/wordml/cex" xmlns:w16cid="http://schemas.microsoft.com/office/word/2016/wordml/cid" xmlns:w16="http://schemas.microsoft.com/office/word/2018/wordml" xmlns:w16du="http://schemas.microsoft.com/office/word/2023/wordml/word16du" xmlns:w16sdtdh="http://schemas.microsoft.com/office/word/2020/wordml/sdtdatahash" xmlns:w16sdtfl="http://schemas.microsoft.com/office/word/2024/wordml/sdtformatlock" xmlns:w16se="http://schemas.microsoft.com/office/word/2015/wordml/symex" xmlns:wpg="http://schemas.microsoft.com/office/word/2010/wordprocessingGroup" xmlns:wpi="http://schemas.microsoft.com/office/word/2010/wordprocessingInk" xmlns:wne="http://schemas.microsoft.com/office/word/2006/wordml" xmlns:wps="http://schemas.microsoft.com/office/word/2010/wordprocessingShape" mc:Ignorable="w14 w15 w16se w16cid w16 w16cex w16sdtdh w16sdtfl w16du wp14">
   <w:p>
     <w:pPr>
       <w:pStyle w:val="Footer"/>
@@ -16741,7 +16342,7 @@
 </file>
 
 <file path=word/footnotes.xml><?xml version="1.0" encoding="utf-8"?>
-<w:footnotes xmlns:wpc="http://schemas.microsoft.com/office/word/2010/wordprocessingCanvas" xmlns:cx="http://schemas.microsoft.com/office/drawing/2014/chartex" xmlns:cx1="http://schemas.microsoft.com/office/drawing/2015/9/8/chartex" xmlns:cx2="http://schemas.microsoft.com/office/drawing/2015/10/21/chartex" xmlns:cx3="http://schemas.microsoft.com/office/drawing/2016/5/9/chartex" xmlns:cx4="http://schemas.microsoft.com/office/drawing/2016/5/10/chartex" xmlns:cx5="http://schemas.microsoft.com/office/drawing/2016/5/11/chartex" xmlns:cx6="http://schemas.microsoft.com/office/drawing/2016/5/12/chartex" xmlns:cx7="http://schemas.microsoft.com/office/drawing/2016/5/13/chartex" xmlns:cx8="http://schemas.microsoft.com/office/drawing/2016/5/14/chartex" xmlns:mc="http://schemas.openxmlformats.org/markup-compatibility/2006" xmlns:aink="http://schemas.microsoft.com/office/drawing/2016/ink" xmlns:am3d="http://schemas.microsoft.com/office/drawing/2017/model3d" xmlns:o="urn:schemas-microsoft-com:office:office" xmlns:oel="http://schemas.microsoft.com/office/2019/extlst" xmlns:r="http://schemas.openxmlformats.org/officeDocument/2006/relationships" xmlns:m="http://schemas.openxmlformats.org/officeDocument/2006/math" xmlns:v="urn:schemas-microsoft-com:vml" xmlns:wp14="http://schemas.microsoft.com/office/word/2010/wordprocessingDrawing" xmlns:wp="http://schemas.openxmlformats.org/drawingml/2006/wordprocessingDrawing" xmlns:w10="urn:schemas-microsoft-com:office:word" xmlns:w="http://schemas.openxmlformats.org/wordprocessingml/2006/main" xmlns:w14="http://schemas.microsoft.com/office/word/2010/wordml" xmlns:w15="http://schemas.microsoft.com/office/word/2012/wordml" xmlns:w16cei="http://schemas.microsoft.com/office/word/2026/wordml/cei" xmlns:w16cex="http://schemas.microsoft.com/office/word/2018/wordml/cex" xmlns:w16cid="http://schemas.microsoft.com/office/word/2016/wordml/cid" xmlns:w16="http://schemas.microsoft.com/office/word/2018/wordml" xmlns:w16du="http://schemas.microsoft.com/office/word/2023/wordml/word16du" xmlns:w16sdtdh="http://schemas.microsoft.com/office/word/2020/wordml/sdtdatahash" xmlns:w16sdtfl="http://schemas.microsoft.com/office/word/2024/wordml/sdtformatlock" xmlns:w16se="http://schemas.microsoft.com/office/word/2015/wordml/symex" xmlns:wpg="http://schemas.microsoft.com/office/word/2010/wordprocessingGroup" xmlns:wpi="http://schemas.microsoft.com/office/word/2010/wordprocessingInk" xmlns:wne="http://schemas.microsoft.com/office/word/2006/wordml" xmlns:wps="http://schemas.microsoft.com/office/word/2010/wordprocessingShape" mc:Ignorable="w14 w15 w16se w16cid w16 w16cex w16sdtdh w16sdtfl w16du wp14">
+<w:footnotes xmlns:wpc="http://schemas.microsoft.com/office/word/2010/wordprocessingCanvas" xmlns:cx="http://schemas.microsoft.com/office/drawing/2014/chartex" xmlns:cx1="http://schemas.microsoft.com/office/drawing/2015/9/8/chartex" xmlns:cx2="http://schemas.microsoft.com/office/drawing/2015/10/21/chartex" xmlns:cx3="http://schemas.microsoft.com/office/drawing/2016/5/9/chartex" xmlns:cx4="http://schemas.microsoft.com/office/drawing/2016/5/10/chartex" xmlns:cx5="http://schemas.microsoft.com/office/drawing/2016/5/11/chartex" xmlns:cx6="http://schemas.microsoft.com/office/drawing/2016/5/12/chartex" xmlns:cx7="http://schemas.microsoft.com/office/drawing/2016/5/13/chartex" xmlns:cx8="http://schemas.microsoft.com/office/drawing/2016/5/14/chartex" xmlns:mc="http://schemas.openxmlformats.org/markup-compatibility/2006" xmlns:aink="http://schemas.microsoft.com/office/drawing/2016/ink" xmlns:am3d="http://schemas.microsoft.com/office/drawing/2017/model3d" xmlns:o="urn:schemas-microsoft-com:office:office" xmlns:oel="http://schemas.microsoft.com/office/2019/extlst" xmlns:r="http://schemas.openxmlformats.org/officeDocument/2006/relationships" xmlns:m="http://schemas.openxmlformats.org/officeDocument/2006/math" xmlns:v="urn:schemas-microsoft-com:vml" xmlns:wp14="http://schemas.microsoft.com/office/word/2010/wordprocessingDrawing" xmlns:wp="http://schemas.openxmlformats.org/drawingml/2006/wordprocessingDrawing" xmlns:w10="urn:schemas-microsoft-com:office:word" xmlns:w="http://schemas.openxmlformats.org/wordprocessingml/2006/main" xmlns:w14="http://schemas.microsoft.com/office/word/2010/wordml" xmlns:w15="http://schemas.microsoft.com/office/word/2012/wordml" xmlns:w16cex="http://schemas.microsoft.com/office/word/2018/wordml/cex" xmlns:w16cid="http://schemas.microsoft.com/office/word/2016/wordml/cid" xmlns:w16="http://schemas.microsoft.com/office/word/2018/wordml" xmlns:w16du="http://schemas.microsoft.com/office/word/2023/wordml/word16du" xmlns:w16sdtdh="http://schemas.microsoft.com/office/word/2020/wordml/sdtdatahash" xmlns:w16sdtfl="http://schemas.microsoft.com/office/word/2024/wordml/sdtformatlock" xmlns:w16se="http://schemas.microsoft.com/office/word/2015/wordml/symex" xmlns:wpg="http://schemas.microsoft.com/office/word/2010/wordprocessingGroup" xmlns:wpi="http://schemas.microsoft.com/office/word/2010/wordprocessingInk" xmlns:wne="http://schemas.microsoft.com/office/word/2006/wordml" xmlns:wps="http://schemas.microsoft.com/office/word/2010/wordprocessingShape" mc:Ignorable="w14 w15 w16se w16cid w16 w16cex w16sdtdh w16sdtfl w16du wp14">
   <w:footnote w:type="separator" w:id="-1">
     <w:p>
       <w:pPr>
@@ -16766,7 +16367,7 @@
 </file>
 
 <file path=word/header1.xml><?xml version="1.0" encoding="utf-8"?>
-<w:hdr xmlns:wpc="http://schemas.microsoft.com/office/word/2010/wordprocessingCanvas" xmlns:cx="http://schemas.microsoft.com/office/drawing/2014/chartex" xmlns:cx1="http://schemas.microsoft.com/office/drawing/2015/9/8/chartex" xmlns:cx2="http://schemas.microsoft.com/office/drawing/2015/10/21/chartex" xmlns:cx3="http://schemas.microsoft.com/office/drawing/2016/5/9/chartex" xmlns:cx4="http://schemas.microsoft.com/office/drawing/2016/5/10/chartex" xmlns:cx5="http://schemas.microsoft.com/office/drawing/2016/5/11/chartex" xmlns:cx6="http://schemas.microsoft.com/office/drawing/2016/5/12/chartex" xmlns:cx7="http://schemas.microsoft.com/office/drawing/2016/5/13/chartex" xmlns:cx8="http://schemas.microsoft.com/office/drawing/2016/5/14/chartex" xmlns:mc="http://schemas.openxmlformats.org/markup-compatibility/2006" xmlns:aink="http://schemas.microsoft.com/office/drawing/2016/ink" xmlns:am3d="http://schemas.microsoft.com/office/drawing/2017/model3d" xmlns:o="urn:schemas-microsoft-com:office:office" xmlns:oel="http://schemas.microsoft.com/office/2019/extlst" xmlns:r="http://schemas.openxmlformats.org/officeDocument/2006/relationships" xmlns:m="http://schemas.openxmlformats.org/officeDocument/2006/math" xmlns:v="urn:schemas-microsoft-com:vml" xmlns:wp14="http://schemas.microsoft.com/office/word/2010/wordprocessingDrawing" xmlns:wp="http://schemas.openxmlformats.org/drawingml/2006/wordprocessingDrawing" xmlns:w10="urn:schemas-microsoft-com:office:word" xmlns:w="http://schemas.openxmlformats.org/wordprocessingml/2006/main" xmlns:w14="http://schemas.microsoft.com/office/word/2010/wordml" xmlns:w15="http://schemas.microsoft.com/office/word/2012/wordml" xmlns:w16cei="http://schemas.microsoft.com/office/word/2026/wordml/cei" xmlns:w16cex="http://schemas.microsoft.com/office/word/2018/wordml/cex" xmlns:w16cid="http://schemas.microsoft.com/office/word/2016/wordml/cid" xmlns:w16="http://schemas.microsoft.com/office/word/2018/wordml" xmlns:w16du="http://schemas.microsoft.com/office/word/2023/wordml/word16du" xmlns:w16sdtdh="http://schemas.microsoft.com/office/word/2020/wordml/sdtdatahash" xmlns:w16sdtfl="http://schemas.microsoft.com/office/word/2024/wordml/sdtformatlock" xmlns:w16se="http://schemas.microsoft.com/office/word/2015/wordml/symex" xmlns:wpg="http://schemas.microsoft.com/office/word/2010/wordprocessingGroup" xmlns:wpi="http://schemas.microsoft.com/office/word/2010/wordprocessingInk" xmlns:wne="http://schemas.microsoft.com/office/word/2006/wordml" xmlns:wps="http://schemas.microsoft.com/office/word/2010/wordprocessingShape" mc:Ignorable="w14 w15 w16se w16cid w16 w16cex w16sdtdh w16sdtfl w16du wp14">
+<w:hdr xmlns:wpc="http://schemas.microsoft.com/office/word/2010/wordprocessingCanvas" xmlns:cx="http://schemas.microsoft.com/office/drawing/2014/chartex" xmlns:cx1="http://schemas.microsoft.com/office/drawing/2015/9/8/chartex" xmlns:cx2="http://schemas.microsoft.com/office/drawing/2015/10/21/chartex" xmlns:cx3="http://schemas.microsoft.com/office/drawing/2016/5/9/chartex" xmlns:cx4="http://schemas.microsoft.com/office/drawing/2016/5/10/chartex" xmlns:cx5="http://schemas.microsoft.com/office/drawing/2016/5/11/chartex" xmlns:cx6="http://schemas.microsoft.com/office/drawing/2016/5/12/chartex" xmlns:cx7="http://schemas.microsoft.com/office/drawing/2016/5/13/chartex" xmlns:cx8="http://schemas.microsoft.com/office/drawing/2016/5/14/chartex" xmlns:mc="http://schemas.openxmlformats.org/markup-compatibility/2006" xmlns:aink="http://schemas.microsoft.com/office/drawing/2016/ink" xmlns:am3d="http://schemas.microsoft.com/office/drawing/2017/model3d" xmlns:o="urn:schemas-microsoft-com:office:office" xmlns:oel="http://schemas.microsoft.com/office/2019/extlst" xmlns:r="http://schemas.openxmlformats.org/officeDocument/2006/relationships" xmlns:m="http://schemas.openxmlformats.org/officeDocument/2006/math" xmlns:v="urn:schemas-microsoft-com:vml" xmlns:wp14="http://schemas.microsoft.com/office/word/2010/wordprocessingDrawing" xmlns:wp="http://schemas.openxmlformats.org/drawingml/2006/wordprocessingDrawing" xmlns:w10="urn:schemas-microsoft-com:office:word" xmlns:w="http://schemas.openxmlformats.org/wordprocessingml/2006/main" xmlns:w14="http://schemas.microsoft.com/office/word/2010/wordml" xmlns:w15="http://schemas.microsoft.com/office/word/2012/wordml" xmlns:w16cex="http://schemas.microsoft.com/office/word/2018/wordml/cex" xmlns:w16cid="http://schemas.microsoft.com/office/word/2016/wordml/cid" xmlns:w16="http://schemas.microsoft.com/office/word/2018/wordml" xmlns:w16du="http://schemas.microsoft.com/office/word/2023/wordml/word16du" xmlns:w16sdtdh="http://schemas.microsoft.com/office/word/2020/wordml/sdtdatahash" xmlns:w16sdtfl="http://schemas.microsoft.com/office/word/2024/wordml/sdtformatlock" xmlns:w16se="http://schemas.microsoft.com/office/word/2015/wordml/symex" xmlns:wpg="http://schemas.microsoft.com/office/word/2010/wordprocessingGroup" xmlns:wpi="http://schemas.microsoft.com/office/word/2010/wordprocessingInk" xmlns:wne="http://schemas.microsoft.com/office/word/2006/wordml" xmlns:wps="http://schemas.microsoft.com/office/word/2010/wordprocessingShape" mc:Ignorable="w14 w15 w16se w16cid w16 w16cex w16sdtdh w16sdtfl w16du wp14">
   <w:p>
     <w:pPr>
       <w:pStyle w:val="Header"/>
@@ -16782,34 +16383,19 @@
         <w:color w:val="000000"/>
         <w:sz w:val="24"/>
       </w:rPr>
-      <w:t xml:space="preserve">Acharya </w:t>
+      <w:t>ACHARYA MOTIBHAI PATEL INSTITUTE OF COMPUTER STUDIES</w:t>
     </w:r>
-    <w:proofErr w:type="spellStart"/>
-    <w:r>
-      <w:rPr>
-        <w:rFonts w:ascii="Cambria" w:hAnsi="Cambria"/>
-        <w:b/>
-        <w:color w:val="000000"/>
-        <w:sz w:val="24"/>
-      </w:rPr>
-      <w:t>Motibhai</w:t>
-    </w:r>
-    <w:proofErr w:type="spellEnd"/>
-    <w:r>
-      <w:rPr>
-        <w:rFonts w:ascii="Cambria" w:hAnsi="Cambria"/>
-        <w:b/>
-        <w:color w:val="000000"/>
-        <w:sz w:val="24"/>
-      </w:rPr>
-      <w:t xml:space="preserve"> Patel Institute of Computer Studies</w:t>
-    </w:r>
+  </w:p>
+  <w:p>
+    <w:pPr>
+      <w:pStyle w:val="Header"/>
+    </w:pPr>
   </w:p>
 </w:hdr>
 </file>
 
 <file path=word/numbering.xml><?xml version="1.0" encoding="utf-8"?>
-<w:numbering xmlns:wpc="http://schemas.microsoft.com/office/word/2010/wordprocessingCanvas" xmlns:cx="http://schemas.microsoft.com/office/drawing/2014/chartex" xmlns:cx1="http://schemas.microsoft.com/office/drawing/2015/9/8/chartex" xmlns:cx2="http://schemas.microsoft.com/office/drawing/2015/10/21/chartex" xmlns:cx3="http://schemas.microsoft.com/office/drawing/2016/5/9/chartex" xmlns:cx4="http://schemas.microsoft.com/office/drawing/2016/5/10/chartex" xmlns:cx5="http://schemas.microsoft.com/office/drawing/2016/5/11/chartex" xmlns:cx6="http://schemas.microsoft.com/office/drawing/2016/5/12/chartex" xmlns:cx7="http://schemas.microsoft.com/office/drawing/2016/5/13/chartex" xmlns:cx8="http://schemas.microsoft.com/office/drawing/2016/5/14/chartex" xmlns:mc="http://schemas.openxmlformats.org/markup-compatibility/2006" xmlns:aink="http://schemas.microsoft.com/office/drawing/2016/ink" xmlns:am3d="http://schemas.microsoft.com/office/drawing/2017/model3d" xmlns:o="urn:schemas-microsoft-com:office:office" xmlns:oel="http://schemas.microsoft.com/office/2019/extlst" xmlns:r="http://schemas.openxmlformats.org/officeDocument/2006/relationships" xmlns:m="http://schemas.openxmlformats.org/officeDocument/2006/math" xmlns:v="urn:schemas-microsoft-com:vml" xmlns:wp14="http://schemas.microsoft.com/office/word/2010/wordprocessingDrawing" xmlns:wp="http://schemas.openxmlformats.org/drawingml/2006/wordprocessingDrawing" xmlns:w10="urn:schemas-microsoft-com:office:word" xmlns:w="http://schemas.openxmlformats.org/wordprocessingml/2006/main" xmlns:w14="http://schemas.microsoft.com/office/word/2010/wordml" xmlns:w15="http://schemas.microsoft.com/office/word/2012/wordml" xmlns:w16cei="http://schemas.microsoft.com/office/word/2026/wordml/cei" xmlns:w16cex="http://schemas.microsoft.com/office/word/2018/wordml/cex" xmlns:w16cid="http://schemas.microsoft.com/office/word/2016/wordml/cid" xmlns:w16="http://schemas.microsoft.com/office/word/2018/wordml" xmlns:w16du="http://schemas.microsoft.com/office/word/2023/wordml/word16du" xmlns:w16sdtdh="http://schemas.microsoft.com/office/word/2020/wordml/sdtdatahash" xmlns:w16sdtfl="http://schemas.microsoft.com/office/word/2024/wordml/sdtformatlock" xmlns:w16se="http://schemas.microsoft.com/office/word/2015/wordml/symex" xmlns:wpg="http://schemas.microsoft.com/office/word/2010/wordprocessingGroup" xmlns:wpi="http://schemas.microsoft.com/office/word/2010/wordprocessingInk" xmlns:wne="http://schemas.microsoft.com/office/word/2006/wordml" xmlns:wps="http://schemas.microsoft.com/office/word/2010/wordprocessingShape" mc:Ignorable="w14 w15 w16se w16cid w16 w16cex w16sdtdh w16sdtfl w16du wp14">
+<w:numbering xmlns:wpc="http://schemas.microsoft.com/office/word/2010/wordprocessingCanvas" xmlns:cx="http://schemas.microsoft.com/office/drawing/2014/chartex" xmlns:cx1="http://schemas.microsoft.com/office/drawing/2015/9/8/chartex" xmlns:cx2="http://schemas.microsoft.com/office/drawing/2015/10/21/chartex" xmlns:cx3="http://schemas.microsoft.com/office/drawing/2016/5/9/chartex" xmlns:cx4="http://schemas.microsoft.com/office/drawing/2016/5/10/chartex" xmlns:cx5="http://schemas.microsoft.com/office/drawing/2016/5/11/chartex" xmlns:cx6="http://schemas.microsoft.com/office/drawing/2016/5/12/chartex" xmlns:cx7="http://schemas.microsoft.com/office/drawing/2016/5/13/chartex" xmlns:cx8="http://schemas.microsoft.com/office/drawing/2016/5/14/chartex" xmlns:mc="http://schemas.openxmlformats.org/markup-compatibility/2006" xmlns:aink="http://schemas.microsoft.com/office/drawing/2016/ink" xmlns:am3d="http://schemas.microsoft.com/office/drawing/2017/model3d" xmlns:o="urn:schemas-microsoft-com:office:office" xmlns:oel="http://schemas.microsoft.com/office/2019/extlst" xmlns:r="http://schemas.openxmlformats.org/officeDocument/2006/relationships" xmlns:m="http://schemas.openxmlformats.org/officeDocument/2006/math" xmlns:v="urn:schemas-microsoft-com:vml" xmlns:wp14="http://schemas.microsoft.com/office/word/2010/wordprocessingDrawing" xmlns:wp="http://schemas.openxmlformats.org/drawingml/2006/wordprocessingDrawing" xmlns:w10="urn:schemas-microsoft-com:office:word" xmlns:w="http://schemas.openxmlformats.org/wordprocessingml/2006/main" xmlns:w14="http://schemas.microsoft.com/office/word/2010/wordml" xmlns:w15="http://schemas.microsoft.com/office/word/2012/wordml" xmlns:w16cex="http://schemas.microsoft.com/office/word/2018/wordml/cex" xmlns:w16cid="http://schemas.microsoft.com/office/word/2016/wordml/cid" xmlns:w16="http://schemas.microsoft.com/office/word/2018/wordml" xmlns:w16du="http://schemas.microsoft.com/office/word/2023/wordml/word16du" xmlns:w16sdtdh="http://schemas.microsoft.com/office/word/2020/wordml/sdtdatahash" xmlns:w16sdtfl="http://schemas.microsoft.com/office/word/2024/wordml/sdtformatlock" xmlns:w16se="http://schemas.microsoft.com/office/word/2015/wordml/symex" xmlns:wpg="http://schemas.microsoft.com/office/word/2010/wordprocessingGroup" xmlns:wpi="http://schemas.microsoft.com/office/word/2010/wordprocessingInk" xmlns:wne="http://schemas.microsoft.com/office/word/2006/wordml" xmlns:wps="http://schemas.microsoft.com/office/word/2010/wordprocessingShape" mc:Ignorable="w14 w15 w16se w16cid w16 w16cex w16sdtdh w16sdtfl w16du wp14">
   <w:abstractNum w:abstractNumId="0" w15:restartNumberingAfterBreak="0">
     <w:nsid w:val="FFFFFF7C"/>
     <w:multiLevelType w:val="singleLevel"/>
@@ -26532,7 +26118,7 @@
       </w:tcPr>
     </w:tblStylePr>
   </w:style>
-  <w:style w:type="table" w:styleId="ColourfulShading">
+  <w:style w:type="table" w:styleId="ColorfulShading">
     <w:name w:val="Colorful Shading"/>
     <w:basedOn w:val="TableNormal"/>
     <w:uiPriority w:val="71"/>
@@ -26647,7 +26233,7 @@
       </w:rPr>
     </w:tblStylePr>
   </w:style>
-  <w:style w:type="table" w:styleId="ColourfulShadingAccent1">
+  <w:style w:type="table" w:styleId="ColorfulShading-Accent1">
     <w:name w:val="Colorful Shading Accent 1"/>
     <w:basedOn w:val="TableNormal"/>
     <w:uiPriority w:val="71"/>
@@ -26762,7 +26348,7 @@
       </w:rPr>
     </w:tblStylePr>
   </w:style>
-  <w:style w:type="table" w:styleId="ColourfulShadingAccent2">
+  <w:style w:type="table" w:styleId="ColorfulShading-Accent2">
     <w:name w:val="Colorful Shading Accent 2"/>
     <w:basedOn w:val="TableNormal"/>
     <w:uiPriority w:val="71"/>
@@ -26877,7 +26463,7 @@
       </w:rPr>
     </w:tblStylePr>
   </w:style>
-  <w:style w:type="table" w:styleId="ColourfulShadingAccent3">
+  <w:style w:type="table" w:styleId="ColorfulShading-Accent3">
     <w:name w:val="Colorful Shading Accent 3"/>
     <w:basedOn w:val="TableNormal"/>
     <w:uiPriority w:val="71"/>
@@ -26982,7 +26568,7 @@
       </w:tcPr>
     </w:tblStylePr>
   </w:style>
-  <w:style w:type="table" w:styleId="ColourfulShadingAccent4">
+  <w:style w:type="table" w:styleId="ColorfulShading-Accent4">
     <w:name w:val="Colorful Shading Accent 4"/>
     <w:basedOn w:val="TableNormal"/>
     <w:uiPriority w:val="71"/>
@@ -27097,7 +26683,7 @@
       </w:rPr>
     </w:tblStylePr>
   </w:style>
-  <w:style w:type="table" w:styleId="ColourfulShadingAccent5">
+  <w:style w:type="table" w:styleId="ColorfulShading-Accent5">
     <w:name w:val="Colorful Shading Accent 5"/>
     <w:basedOn w:val="TableNormal"/>
     <w:uiPriority w:val="71"/>
@@ -27212,7 +26798,7 @@
       </w:rPr>
     </w:tblStylePr>
   </w:style>
-  <w:style w:type="table" w:styleId="ColourfulShadingAccent6">
+  <w:style w:type="table" w:styleId="ColorfulShading-Accent6">
     <w:name w:val="Colorful Shading Accent 6"/>
     <w:basedOn w:val="TableNormal"/>
     <w:uiPriority w:val="71"/>
@@ -27327,7 +26913,7 @@
       </w:rPr>
     </w:tblStylePr>
   </w:style>
-  <w:style w:type="table" w:styleId="ColourfulList">
+  <w:style w:type="table" w:styleId="ColorfulList">
     <w:name w:val="Colorful List"/>
     <w:basedOn w:val="TableNormal"/>
     <w:uiPriority w:val="72"/>
@@ -27406,7 +26992,7 @@
       </w:tcPr>
     </w:tblStylePr>
   </w:style>
-  <w:style w:type="table" w:styleId="ColourfulListAccent1">
+  <w:style w:type="table" w:styleId="ColorfulList-Accent1">
     <w:name w:val="Colorful List Accent 1"/>
     <w:basedOn w:val="TableNormal"/>
     <w:uiPriority w:val="72"/>
@@ -27485,7 +27071,7 @@
       </w:tcPr>
     </w:tblStylePr>
   </w:style>
-  <w:style w:type="table" w:styleId="ColourfulListAccent2">
+  <w:style w:type="table" w:styleId="ColorfulList-Accent2">
     <w:name w:val="Colorful List Accent 2"/>
     <w:basedOn w:val="TableNormal"/>
     <w:uiPriority w:val="72"/>
@@ -27564,7 +27150,7 @@
       </w:tcPr>
     </w:tblStylePr>
   </w:style>
-  <w:style w:type="table" w:styleId="ColourfulListAccent3">
+  <w:style w:type="table" w:styleId="ColorfulList-Accent3">
     <w:name w:val="Colorful List Accent 3"/>
     <w:basedOn w:val="TableNormal"/>
     <w:uiPriority w:val="72"/>
@@ -27643,7 +27229,7 @@
       </w:tcPr>
     </w:tblStylePr>
   </w:style>
-  <w:style w:type="table" w:styleId="ColourfulListAccent4">
+  <w:style w:type="table" w:styleId="ColorfulList-Accent4">
     <w:name w:val="Colorful List Accent 4"/>
     <w:basedOn w:val="TableNormal"/>
     <w:uiPriority w:val="72"/>
@@ -27722,7 +27308,7 @@
       </w:tcPr>
     </w:tblStylePr>
   </w:style>
-  <w:style w:type="table" w:styleId="ColourfulListAccent5">
+  <w:style w:type="table" w:styleId="ColorfulList-Accent5">
     <w:name w:val="Colorful List Accent 5"/>
     <w:basedOn w:val="TableNormal"/>
     <w:uiPriority w:val="72"/>
@@ -27801,7 +27387,7 @@
       </w:tcPr>
     </w:tblStylePr>
   </w:style>
-  <w:style w:type="table" w:styleId="ColourfulListAccent6">
+  <w:style w:type="table" w:styleId="ColorfulList-Accent6">
     <w:name w:val="Colorful List Accent 6"/>
     <w:basedOn w:val="TableNormal"/>
     <w:uiPriority w:val="72"/>
@@ -27880,7 +27466,7 @@
       </w:tcPr>
     </w:tblStylePr>
   </w:style>
-  <w:style w:type="table" w:styleId="ColourfulGrid">
+  <w:style w:type="table" w:styleId="ColorfulGrid">
     <w:name w:val="Colorful Grid"/>
     <w:basedOn w:val="TableNormal"/>
     <w:uiPriority w:val="73"/>
@@ -27953,7 +27539,7 @@
       </w:tcPr>
     </w:tblStylePr>
   </w:style>
-  <w:style w:type="table" w:styleId="ColourfulGridAccent1">
+  <w:style w:type="table" w:styleId="ColorfulGrid-Accent1">
     <w:name w:val="Colorful Grid Accent 1"/>
     <w:basedOn w:val="TableNormal"/>
     <w:uiPriority w:val="73"/>
@@ -28026,7 +27612,7 @@
       </w:tcPr>
     </w:tblStylePr>
   </w:style>
-  <w:style w:type="table" w:styleId="ColourfulGridAccent2">
+  <w:style w:type="table" w:styleId="ColorfulGrid-Accent2">
     <w:name w:val="Colorful Grid Accent 2"/>
     <w:basedOn w:val="TableNormal"/>
     <w:uiPriority w:val="73"/>
@@ -28099,7 +27685,7 @@
       </w:tcPr>
     </w:tblStylePr>
   </w:style>
-  <w:style w:type="table" w:styleId="ColourfulGridAccent3">
+  <w:style w:type="table" w:styleId="ColorfulGrid-Accent3">
     <w:name w:val="Colorful Grid Accent 3"/>
     <w:basedOn w:val="TableNormal"/>
     <w:uiPriority w:val="73"/>
@@ -28172,7 +27758,7 @@
       </w:tcPr>
     </w:tblStylePr>
   </w:style>
-  <w:style w:type="table" w:styleId="ColourfulGridAccent4">
+  <w:style w:type="table" w:styleId="ColorfulGrid-Accent4">
     <w:name w:val="Colorful Grid Accent 4"/>
     <w:basedOn w:val="TableNormal"/>
     <w:uiPriority w:val="73"/>
@@ -28245,7 +27831,7 @@
       </w:tcPr>
     </w:tblStylePr>
   </w:style>
-  <w:style w:type="table" w:styleId="ColourfulGridAccent5">
+  <w:style w:type="table" w:styleId="ColorfulGrid-Accent5">
     <w:name w:val="Colorful Grid Accent 5"/>
     <w:basedOn w:val="TableNormal"/>
     <w:uiPriority w:val="73"/>
@@ -28318,7 +27904,7 @@
       </w:tcPr>
     </w:tblStylePr>
   </w:style>
-  <w:style w:type="table" w:styleId="ColourfulGridAccent6">
+  <w:style w:type="table" w:styleId="ColorfulGrid-Accent6">
     <w:name w:val="Colorful Grid Accent 6"/>
     <w:basedOn w:val="TableNormal"/>
     <w:uiPriority w:val="73"/>
